--- a/01-电源电路/04-电池充放电管理/电池均衡电路/电池均衡电路.docx
+++ b/01-电源电路/04-电池充放电管理/电池均衡电路/电池均衡电路.docx
@@ -2145,6 +2145,20 @@
     </w:p>
     <w:bookmarkEnd w:id="26"/>
     <w:bookmarkEnd w:id="27"/>
+    <w:p>
+      <w:pPr>
+        <w:spacing w:before="360"/>
+        <w:jc w:val="center"/>
+      </w:pPr>
+      <w:r>
+        <w:rPr>
+          <w:rFonts w:ascii="Times New Roman" w:hAnsi="Times New Roman"/>
+          <w:color w:val="555555"/>
+          <w:sz w:val="21"/>
+        </w:rPr>
+        <w:t>材料收集者：杜文杰</w:t>
+      </w:r>
+    </w:p>
     <w:sectPr>
       <w:headerReference r:id="rId9" w:type="default"/>
       <w:footerReference r:id="rId10" w:type="default"/>

--- a/01-电源电路/04-电池充放电管理/电池均衡电路/电池均衡电路.docx
+++ b/01-电源电路/04-电池充放电管理/电池均衡电路/电池均衡电路.docx
@@ -1,6 +1,6 @@
 
 <file path=word/document.xml><?xml version="1.0" encoding="utf-8"?>
-<w:document xmlns:w="http://schemas.openxmlformats.org/wordprocessingml/2006/main" xmlns:m="http://schemas.openxmlformats.org/officeDocument/2006/math" xmlns:r="http://schemas.openxmlformats.org/officeDocument/2006/relationships" xmlns:o="urn:schemas-microsoft-com:office:office" xmlns:v="urn:schemas-microsoft-com:vml" xmlns:w10="urn:schemas-microsoft-com:office:word" xmlns:a="http://schemas.openxmlformats.org/drawingml/2006/main" xmlns:pic="http://schemas.openxmlformats.org/drawingml/2006/picture" xmlns:wp="http://schemas.openxmlformats.org/drawingml/2006/wordprocessingDrawing">
+<w:document xmlns:m="http://schemas.openxmlformats.org/officeDocument/2006/math" xmlns:r="http://schemas.openxmlformats.org/officeDocument/2006/relationships" xmlns:w="http://schemas.openxmlformats.org/wordprocessingml/2006/main" xmlns:o="urn:schemas-microsoft-com:office:office" xmlns:v="urn:schemas-microsoft-com:vml" xmlns:w10="urn:schemas-microsoft-com:office:word" xmlns:a="http://schemas.openxmlformats.org/drawingml/2006/main" xmlns:pic="http://schemas.openxmlformats.org/drawingml/2006/picture" xmlns:wp="http://schemas.openxmlformats.org/drawingml/2006/wordprocessingDrawing">
   <w:body>
     <w:bookmarkStart w:id="27" w:name="电池均衡电路"/>
     <w:p>
@@ -9,7 +9,7 @@
       </w:pPr>
       <w:r>
         <w:rPr>
-          <w:rFonts w:hint="eastAsia"/>
+          <w:rFonts w:hint="eastAsia" w:eastAsia="黑体"/>
         </w:rPr>
         <w:t xml:space="preserve">电池均衡电路</w:t>
       </w:r>
@@ -21,7 +21,7 @@
       </w:pPr>
       <w:r>
         <w:rPr>
-          <w:rFonts w:hint="eastAsia"/>
+          <w:rFonts w:hint="eastAsia" w:eastAsia="黑体"/>
         </w:rPr>
         <w:t xml:space="preserve">拓扑描述</w:t>
       </w:r>
@@ -32,47 +32,62 @@
       </w:pPr>
       <w:r>
         <w:rPr>
-          <w:rFonts w:hint="eastAsia"/>
+          <w:rFonts w:hint="eastAsia" w:eastAsia="黑体"/>
         </w:rPr>
         <w:t xml:space="preserve">本电路为串联电池组每个单体配置监测与均衡支路，由均衡管理控制</w:t>
       </w:r>
       <w:r>
+        <w:rPr>
+          <w:rFonts w:eastAsia="黑体"/>
+        </w:rPr>
         <w:t xml:space="preserve"> </w:t>
       </w:r>
       <w:r>
         <w:rPr>
-          <w:rFonts w:hint="eastAsia"/>
+          <w:rFonts w:hint="eastAsia" w:eastAsia="黑体"/>
         </w:rPr>
         <w:t xml:space="preserve">IC（编号</w:t>
       </w:r>
       <w:r>
+        <w:rPr>
+          <w:rFonts w:eastAsia="黑体"/>
+        </w:rPr>
         <w:t xml:space="preserve"> </w:t>
       </w:r>
       <w:r>
         <w:rPr>
-          <w:rFonts w:hint="eastAsia"/>
+          <w:rFonts w:hint="eastAsia" w:eastAsia="黑体"/>
         </w:rPr>
         <w:t xml:space="preserve">IC1）、每个单体对应的均衡开关（MOSFET</w:t>
       </w:r>
       <w:r>
+        <w:rPr>
+          <w:rFonts w:eastAsia="黑体"/>
+        </w:rPr>
         <w:t xml:space="preserve"> </w:t>
       </w:r>
       <w:r>
         <w:rPr>
-          <w:rFonts w:hint="eastAsia"/>
+          <w:rFonts w:hint="eastAsia" w:eastAsia="黑体"/>
         </w:rPr>
         <w:t xml:space="preserve">编号</w:t>
       </w:r>
       <w:r>
+        <w:rPr>
+          <w:rFonts w:eastAsia="黑体"/>
+        </w:rPr>
         <w:t xml:space="preserve"> </w:t>
       </w:r>
       <w:r>
         <w:rPr>
-          <w:rFonts w:hint="eastAsia"/>
+          <w:rFonts w:hint="eastAsia" w:eastAsia="黑体"/>
         </w:rPr>
         <w:t xml:space="preserve">Q1～Qn）与均衡电阻</w:t>
       </w:r>
       <w:r>
+        <w:rPr>
+          <w:rFonts w:eastAsia="黑体"/>
+        </w:rPr>
         <w:t xml:space="preserve"> </w:t>
       </w:r>
       <m:oMath>
@@ -97,11 +112,14 @@
       </m:oMath>
       <w:r>
         <w:rPr>
-          <w:rFonts w:hint="eastAsia"/>
+          <w:rFonts w:hint="eastAsia" w:eastAsia="黑体"/>
         </w:rPr>
         <w:t xml:space="preserve">（被动型）或转移电容/电感（主动型）组成。关键节点有：各单体正端抽头节点</w:t>
       </w:r>
       <w:r>
+        <w:rPr>
+          <w:rFonts w:eastAsia="黑体"/>
+        </w:rPr>
         <w:t xml:space="preserve"> </w:t>
       </w:r>
       <m:oMath>
@@ -168,7 +186,7 @@
       </m:oMath>
       <w:r>
         <w:rPr>
-          <w:rFonts w:hint="eastAsia"/>
+          <w:rFonts w:hint="eastAsia" w:eastAsia="黑体"/>
         </w:rPr>
         <w:t xml:space="preserve">（</w:t>
       </w:r>
@@ -187,11 +205,14 @@
         </m:sSub>
       </m:oMath>
       <w:r>
+        <w:rPr>
+          <w:rFonts w:eastAsia="黑体"/>
+        </w:rPr>
         <w:t xml:space="preserve"> </w:t>
       </w:r>
       <w:r>
         <w:rPr>
-          <w:rFonts w:hint="eastAsia"/>
+          <w:rFonts w:hint="eastAsia" w:eastAsia="黑体"/>
         </w:rPr>
         <w:t xml:space="preserve">为最低端、</w:t>
       </w:r>
@@ -210,11 +231,14 @@
         </m:sSub>
       </m:oMath>
       <w:r>
+        <w:rPr>
+          <w:rFonts w:eastAsia="黑体"/>
+        </w:rPr>
         <w:t xml:space="preserve"> </w:t>
       </w:r>
       <w:r>
         <w:rPr>
-          <w:rFonts w:hint="eastAsia"/>
+          <w:rFonts w:hint="eastAsia" w:eastAsia="黑体"/>
         </w:rPr>
         <w:t xml:space="preserve">为最高端，相邻抽头间为一个单体）以及每个单体旁路支路的接入节点。每个单体的均衡支路跨接在该单体相邻的两个抽头之间。</w:t>
       </w:r>
@@ -223,11 +247,14 @@
       <w:pPr/>
       <w:r>
         <w:rPr>
-          <w:rFonts w:hint="eastAsia"/>
+          <w:rFonts w:hint="eastAsia" w:eastAsia="黑体"/>
         </w:rPr>
         <w:t xml:space="preserve">各元件管脚连接：以被动均衡为例，每个单体的均衡电阻</w:t>
       </w:r>
       <w:r>
+        <w:rPr>
+          <w:rFonts w:eastAsia="黑体"/>
+        </w:rPr>
         <w:t xml:space="preserve"> </w:t>
       </w:r>
       <m:oMath>
@@ -251,140 +278,33 @@
         </m:sSub>
       </m:oMath>
       <w:r>
+        <w:rPr>
+          <w:rFonts w:eastAsia="黑体"/>
+        </w:rPr>
         <w:t xml:space="preserve"> </w:t>
       </w:r>
       <w:r>
         <w:rPr>
-          <w:rFonts w:hint="eastAsia"/>
+          <w:rFonts w:hint="eastAsia" w:eastAsia="黑体"/>
         </w:rPr>
         <w:t xml:space="preserve">与均衡开关</w:t>
       </w:r>
       <w:r>
+        <w:rPr>
+          <w:rFonts w:eastAsia="黑体"/>
+        </w:rPr>
         <w:t xml:space="preserve"> MOSFET </w:t>
       </w:r>
       <w:r>
         <w:rPr>
-          <w:rFonts w:hint="eastAsia"/>
+          <w:rFonts w:hint="eastAsia" w:eastAsia="黑体"/>
         </w:rPr>
         <w:t xml:space="preserve">串联后跨接在该单体的两个相邻抽头</w:t>
       </w:r>
       <w:r>
-        <w:t xml:space="preserve"> </w:t>
-      </w:r>
-      <m:oMath>
-        <m:sSub>
-          <m:e>
-            <m:r>
-              <m:t>T</m:t>
-            </m:r>
-          </m:e>
-          <m:sub>
-            <m:r>
-              <m:t>k</m:t>
-            </m:r>
-            <m:r>
-              <m:rPr>
-                <m:sty m:val="p"/>
-              </m:rPr>
-              <m:t>−</m:t>
-            </m:r>
-            <m:r>
-              <m:t>1</m:t>
-            </m:r>
-          </m:sub>
-        </m:sSub>
-      </m:oMath>
-      <w:r>
-        <w:t xml:space="preserve">、</w:t>
-      </w:r>
-      <m:oMath>
-        <m:sSub>
-          <m:e>
-            <m:r>
-              <m:t>T</m:t>
-            </m:r>
-          </m:e>
-          <m:sub>
-            <m:r>
-              <m:t>k</m:t>
-            </m:r>
-          </m:sub>
-        </m:sSub>
-      </m:oMath>
-      <w:r>
-        <w:t xml:space="preserve"> </w:t>
-      </w:r>
-      <w:r>
         <w:rPr>
-          <w:rFonts w:hint="eastAsia"/>
+          <w:rFonts w:eastAsia="黑体"/>
         </w:rPr>
-        <w:t xml:space="preserve">之间——MOSFET</w:t>
-      </w:r>
-      <w:r>
-        <w:t xml:space="preserve"> </w:t>
-      </w:r>
-      <w:r>
-        <w:rPr>
-          <w:rFonts w:hint="eastAsia"/>
-        </w:rPr>
-        <w:t xml:space="preserve">的漏极接高电位抽头</w:t>
-      </w:r>
-      <w:r>
-        <w:t xml:space="preserve"> </w:t>
-      </w:r>
-      <m:oMath>
-        <m:sSub>
-          <m:e>
-            <m:r>
-              <m:t>T</m:t>
-            </m:r>
-          </m:e>
-          <m:sub>
-            <m:r>
-              <m:t>k</m:t>
-            </m:r>
-          </m:sub>
-        </m:sSub>
-      </m:oMath>
-      <w:r>
-        <w:rPr>
-          <w:rFonts w:hint="eastAsia"/>
-        </w:rPr>
-        <w:t xml:space="preserve">、源极经</w:t>
-      </w:r>
-      <w:r>
-        <w:t xml:space="preserve"> </w:t>
-      </w:r>
-      <m:oMath>
-        <m:sSub>
-          <m:e>
-            <m:r>
-              <m:t>R</m:t>
-            </m:r>
-          </m:e>
-          <m:sub>
-            <m:r>
-              <m:t>b</m:t>
-            </m:r>
-            <m:r>
-              <m:t>a</m:t>
-            </m:r>
-            <m:r>
-              <m:t>l</m:t>
-            </m:r>
-          </m:sub>
-        </m:sSub>
-      </m:oMath>
-      <w:r>
-        <w:t xml:space="preserve"> </w:t>
-      </w:r>
-      <w:r>
-        <w:rPr>
-          <w:rFonts w:hint="eastAsia"/>
-        </w:rPr>
-        <w:t xml:space="preserve">接低电位抽头</w:t>
-      </w:r>
-      <w:r>
         <w:t xml:space="preserve"> </w:t>
       </w:r>
       <m:oMath>
@@ -412,38 +332,187 @@
       </m:oMath>
       <w:r>
         <w:rPr>
-          <w:rFonts w:hint="eastAsia"/>
+          <w:rFonts w:eastAsia="黑体"/>
+        </w:rPr>
+        <w:t xml:space="preserve">、</w:t>
+      </w:r>
+      <m:oMath>
+        <m:sSub>
+          <m:e>
+            <m:r>
+              <m:t>T</m:t>
+            </m:r>
+          </m:e>
+          <m:sub>
+            <m:r>
+              <m:t>k</m:t>
+            </m:r>
+          </m:sub>
+        </m:sSub>
+      </m:oMath>
+      <w:r>
+        <w:rPr>
+          <w:rFonts w:eastAsia="黑体"/>
+        </w:rPr>
+        <w:t xml:space="preserve"> </w:t>
+      </w:r>
+      <w:r>
+        <w:rPr>
+          <w:rFonts w:hint="eastAsia" w:eastAsia="黑体"/>
+        </w:rPr>
+        <w:t xml:space="preserve">之间——MOSFET</w:t>
+      </w:r>
+      <w:r>
+        <w:rPr>
+          <w:rFonts w:eastAsia="黑体"/>
+        </w:rPr>
+        <w:t xml:space="preserve"> </w:t>
+      </w:r>
+      <w:r>
+        <w:rPr>
+          <w:rFonts w:hint="eastAsia" w:eastAsia="黑体"/>
+        </w:rPr>
+        <w:t xml:space="preserve">的漏极接高电位抽头</w:t>
+      </w:r>
+      <w:r>
+        <w:rPr>
+          <w:rFonts w:eastAsia="黑体"/>
+        </w:rPr>
+        <w:t xml:space="preserve"> </w:t>
+      </w:r>
+      <m:oMath>
+        <m:sSub>
+          <m:e>
+            <m:r>
+              <m:t>T</m:t>
+            </m:r>
+          </m:e>
+          <m:sub>
+            <m:r>
+              <m:t>k</m:t>
+            </m:r>
+          </m:sub>
+        </m:sSub>
+      </m:oMath>
+      <w:r>
+        <w:rPr>
+          <w:rFonts w:hint="eastAsia" w:eastAsia="黑体"/>
+        </w:rPr>
+        <w:t xml:space="preserve">、源极经</w:t>
+      </w:r>
+      <w:r>
+        <w:rPr>
+          <w:rFonts w:eastAsia="黑体"/>
+        </w:rPr>
+        <w:t xml:space="preserve"> </w:t>
+      </w:r>
+      <m:oMath>
+        <m:sSub>
+          <m:e>
+            <m:r>
+              <m:t>R</m:t>
+            </m:r>
+          </m:e>
+          <m:sub>
+            <m:r>
+              <m:t>b</m:t>
+            </m:r>
+            <m:r>
+              <m:t>a</m:t>
+            </m:r>
+            <m:r>
+              <m:t>l</m:t>
+            </m:r>
+          </m:sub>
+        </m:sSub>
+      </m:oMath>
+      <w:r>
+        <w:rPr>
+          <w:rFonts w:eastAsia="黑体"/>
+        </w:rPr>
+        <w:t xml:space="preserve"> </w:t>
+      </w:r>
+      <w:r>
+        <w:rPr>
+          <w:rFonts w:hint="eastAsia" w:eastAsia="黑体"/>
+        </w:rPr>
+        <w:t xml:space="preserve">接低电位抽头</w:t>
+      </w:r>
+      <w:r>
+        <w:rPr>
+          <w:rFonts w:eastAsia="黑体"/>
+        </w:rPr>
+        <w:t xml:space="preserve"> </w:t>
+      </w:r>
+      <m:oMath>
+        <m:sSub>
+          <m:e>
+            <m:r>
+              <m:t>T</m:t>
+            </m:r>
+          </m:e>
+          <m:sub>
+            <m:r>
+              <m:t>k</m:t>
+            </m:r>
+            <m:r>
+              <m:rPr>
+                <m:sty m:val="p"/>
+              </m:rPr>
+              <m:t>−</m:t>
+            </m:r>
+            <m:r>
+              <m:t>1</m:t>
+            </m:r>
+          </m:sub>
+        </m:sSub>
+      </m:oMath>
+      <w:r>
+        <w:rPr>
+          <w:rFonts w:hint="eastAsia" w:eastAsia="黑体"/>
         </w:rPr>
         <w:t xml:space="preserve">、栅极接</w:t>
       </w:r>
       <w:r>
+        <w:rPr>
+          <w:rFonts w:eastAsia="黑体"/>
+        </w:rPr>
         <w:t xml:space="preserve"> IC1 </w:t>
       </w:r>
       <w:r>
         <w:rPr>
-          <w:rFonts w:hint="eastAsia"/>
+          <w:rFonts w:hint="eastAsia" w:eastAsia="黑体"/>
         </w:rPr>
         <w:t xml:space="preserve">的对应均衡控制引脚；以主动均衡为例，转移电容（或电感）经成对</w:t>
       </w:r>
       <w:r>
+        <w:rPr>
+          <w:rFonts w:eastAsia="黑体"/>
+        </w:rPr>
         <w:t xml:space="preserve"> MOSFET </w:t>
       </w:r>
       <w:r>
         <w:rPr>
-          <w:rFonts w:hint="eastAsia"/>
+          <w:rFonts w:hint="eastAsia" w:eastAsia="黑体"/>
         </w:rPr>
         <w:t xml:space="preserve">开关可交替并联到相邻两个单体上。IC1</w:t>
       </w:r>
       <w:r>
+        <w:rPr>
+          <w:rFonts w:eastAsia="黑体"/>
+        </w:rPr>
         <w:t xml:space="preserve"> </w:t>
       </w:r>
       <w:r>
         <w:rPr>
-          <w:rFonts w:hint="eastAsia"/>
+          <w:rFonts w:hint="eastAsia" w:eastAsia="黑体"/>
         </w:rPr>
         <w:t xml:space="preserve">的逐节电压采样端分别接到</w:t>
       </w:r>
       <w:r>
+        <w:rPr>
+          <w:rFonts w:eastAsia="黑体"/>
+        </w:rPr>
         <w:t xml:space="preserve"> </w:t>
       </w:r>
       <m:oMath>
@@ -462,7 +531,7 @@
       </m:oMath>
       <w:r>
         <w:rPr>
-          <w:rFonts w:hint="eastAsia"/>
+          <w:rFonts w:hint="eastAsia" w:eastAsia="黑体"/>
         </w:rPr>
         <w:t xml:space="preserve">～</w:t>
       </w:r>
@@ -482,11 +551,14 @@
       </m:oMath>
       <w:r>
         <w:rPr>
-          <w:rFonts w:hint="eastAsia"/>
+          <w:rFonts w:hint="eastAsia" w:eastAsia="黑体"/>
         </w:rPr>
         <w:t xml:space="preserve">，地端接最低抽头</w:t>
       </w:r>
       <w:r>
+        <w:rPr>
+          <w:rFonts w:eastAsia="黑体"/>
+        </w:rPr>
         <w:t xml:space="preserve"> </w:t>
       </w:r>
       <m:oMath>
@@ -505,7 +577,7 @@
       </m:oMath>
       <w:r>
         <w:rPr>
-          <w:rFonts w:hint="eastAsia"/>
+          <w:rFonts w:hint="eastAsia" w:eastAsia="黑体"/>
         </w:rPr>
         <w:t xml:space="preserve">，据此判断各单体压差并在超过阈值时闭合对应均衡开关。</w:t>
       </w:r>
@@ -514,16 +586,19 @@
       <w:pPr/>
       <w:r>
         <w:rPr>
-          <w:rFonts w:hint="eastAsia"/>
+          <w:rFonts w:hint="eastAsia" w:eastAsia="黑体"/>
         </w:rPr>
         <w:t xml:space="preserve">组态上这是一个”逐单体监测</w:t>
       </w:r>
       <w:r>
+        <w:rPr>
+          <w:rFonts w:eastAsia="黑体"/>
+        </w:rPr>
         <w:t xml:space="preserve"> + </w:t>
       </w:r>
       <w:r>
         <w:rPr>
-          <w:rFonts w:hint="eastAsia"/>
+          <w:rFonts w:hint="eastAsia" w:eastAsia="黑体"/>
         </w:rPr>
         <w:t xml:space="preserve">旁路消能（被动）或储能转运（主动）“的电池均衡组态，使串联组各单体在充放电过程中电压趋于一致，具体分为被动均衡与主动均衡两类。</w:t>
       </w:r>
@@ -536,7 +611,7 @@
       </w:pPr>
       <w:r>
         <w:rPr>
-          <w:rFonts w:hint="eastAsia"/>
+          <w:rFonts w:hint="eastAsia" w:eastAsia="黑体"/>
         </w:rPr>
         <w:t xml:space="preserve">工作原理</w:t>
       </w:r>
@@ -547,16 +622,19 @@
       </w:pPr>
       <w:r>
         <w:rPr>
-          <w:rFonts w:hint="eastAsia"/>
+          <w:rFonts w:hint="eastAsia" w:eastAsia="黑体"/>
         </w:rPr>
         <w:t xml:space="preserve">监测各单体电压，当单体间压差超过设定阈值时启动均衡：被动均衡把高压单体的多余能量转为热量释放，主动均衡则通过储能元件或</w:t>
       </w:r>
       <w:r>
+        <w:rPr>
+          <w:rFonts w:eastAsia="黑体"/>
+        </w:rPr>
         <w:t xml:space="preserve"> DC-DC </w:t>
       </w:r>
       <w:r>
         <w:rPr>
-          <w:rFonts w:hint="eastAsia"/>
+          <w:rFonts w:hint="eastAsia" w:eastAsia="黑体"/>
         </w:rPr>
         <w:t xml:space="preserve">变换把能量从高压单体搬移到低压单体，使整组电压平衡。</w:t>
       </w:r>
@@ -569,7 +647,7 @@
       </w:pPr>
       <w:r>
         <w:rPr>
-          <w:rFonts w:hint="eastAsia"/>
+          <w:rFonts w:hint="eastAsia" w:eastAsia="黑体"/>
         </w:rPr>
         <w:t xml:space="preserve">关键计算公式</w:t>
       </w:r>
@@ -583,7 +661,7 @@
       </w:pPr>
       <w:r>
         <w:rPr>
-          <w:rFonts w:hint="eastAsia"/>
+          <w:rFonts w:hint="eastAsia" w:eastAsia="黑体"/>
         </w:rPr>
         <w:t xml:space="preserve">单体间失衡电压（需均衡的压差）：</w:t>
       </w:r>
@@ -703,7 +781,7 @@
       </w:pPr>
       <w:r>
         <w:rPr>
-          <w:rFonts w:hint="eastAsia"/>
+          <w:rFonts w:hint="eastAsia" w:eastAsia="黑体"/>
         </w:rPr>
         <w:t xml:space="preserve">被动均衡电流（见被动均衡电路）：</w:t>
       </w:r>
@@ -802,7 +880,7 @@
       </w:pPr>
       <w:r>
         <w:rPr>
-          <w:rFonts w:hint="eastAsia"/>
+          <w:rFonts w:hint="eastAsia" w:eastAsia="黑体"/>
         </w:rPr>
         <w:t xml:space="preserve">主动均衡转移能量（电容转移方案，单次转移）：</w:t>
       </w:r>
@@ -904,7 +982,7 @@
       </w:pPr>
       <w:r>
         <w:rPr>
-          <w:rFonts w:hint="eastAsia"/>
+          <w:rFonts w:hint="eastAsia" w:eastAsia="黑体"/>
         </w:rPr>
         <w:t xml:space="preserve">均衡效率（主动均衡）：</w:t>
       </w:r>
@@ -1028,7 +1106,7 @@
             </w:pPr>
             <w:r>
               <w:rPr>
-                <w:rFonts w:hint="eastAsia"/>
+                <w:rFonts w:hint="eastAsia" w:eastAsia="黑体"/>
               </w:rPr>
               <w:t xml:space="preserve">符号</w:t>
             </w:r>
@@ -1042,7 +1120,7 @@
             </w:pPr>
             <w:r>
               <w:rPr>
-                <w:rFonts w:hint="eastAsia"/>
+                <w:rFonts w:hint="eastAsia" w:eastAsia="黑体"/>
               </w:rPr>
               <w:t xml:space="preserve">含义</w:t>
             </w:r>
@@ -1056,7 +1134,7 @@
             </w:pPr>
             <w:r>
               <w:rPr>
-                <w:rFonts w:hint="eastAsia"/>
+                <w:rFonts w:hint="eastAsia" w:eastAsia="黑体"/>
               </w:rPr>
               <w:t xml:space="preserve">单位</w:t>
             </w:r>
@@ -1082,6 +1160,9 @@
               </m:r>
             </m:oMath>
             <w:r>
+              <w:rPr>
+                <w:rFonts w:eastAsia="黑体"/>
+              </w:rPr>
               <w:t xml:space="preserve">​</w:t>
             </w:r>
           </w:p>
@@ -1094,7 +1175,7 @@
             </w:pPr>
             <w:r>
               <w:rPr>
-                <w:rFonts w:hint="eastAsia"/>
+                <w:rFonts w:hint="eastAsia" w:eastAsia="黑体"/>
               </w:rPr>
               <w:t xml:space="preserve">单体电压差</w:t>
             </w:r>
@@ -1107,6 +1188,9 @@
               <w:pStyle w:val="Compact"/>
             </w:pPr>
             <w:r>
+              <w:rPr>
+                <w:rFonts w:eastAsia="黑体"/>
+              </w:rPr>
               <w:t xml:space="preserve">V</w:t>
             </w:r>
           </w:p>
@@ -1143,6 +1227,9 @@
               </m:sSub>
             </m:oMath>
             <w:r>
+              <w:rPr>
+                <w:rFonts w:eastAsia="黑体"/>
+              </w:rPr>
               <w:t xml:space="preserve">​</w:t>
             </w:r>
           </w:p>
@@ -1155,7 +1242,7 @@
             </w:pPr>
             <w:r>
               <w:rPr>
-                <w:rFonts w:hint="eastAsia"/>
+                <w:rFonts w:hint="eastAsia" w:eastAsia="黑体"/>
               </w:rPr>
               <w:t xml:space="preserve">单体电压</w:t>
             </w:r>
@@ -1168,6 +1255,9 @@
               <w:pStyle w:val="Compact"/>
             </w:pPr>
             <w:r>
+              <w:rPr>
+                <w:rFonts w:eastAsia="黑体"/>
+              </w:rPr>
               <w:t xml:space="preserve">V</w:t>
             </w:r>
           </w:p>
@@ -1201,6 +1291,9 @@
               </m:sSub>
             </m:oMath>
             <w:r>
+              <w:rPr>
+                <w:rFonts w:eastAsia="黑体"/>
+              </w:rPr>
               <w:t xml:space="preserve">​</w:t>
             </w:r>
           </w:p>
@@ -1213,7 +1306,7 @@
             </w:pPr>
             <w:r>
               <w:rPr>
-                <w:rFonts w:hint="eastAsia"/>
+                <w:rFonts w:hint="eastAsia" w:eastAsia="黑体"/>
               </w:rPr>
               <w:t xml:space="preserve">均衡电阻</w:t>
             </w:r>
@@ -1226,6 +1319,9 @@
               <w:pStyle w:val="Compact"/>
             </w:pPr>
             <w:r>
+              <w:rPr>
+                <w:rFonts w:eastAsia="黑体"/>
+              </w:rPr>
               <w:t xml:space="preserve">Ω</w:t>
             </w:r>
           </w:p>
@@ -1244,6 +1340,9 @@
               </m:r>
             </m:oMath>
             <w:r>
+              <w:rPr>
+                <w:rFonts w:eastAsia="黑体"/>
+              </w:rPr>
               <w:t xml:space="preserve">​</w:t>
             </w:r>
           </w:p>
@@ -1256,7 +1355,7 @@
             </w:pPr>
             <w:r>
               <w:rPr>
-                <w:rFonts w:hint="eastAsia"/>
+                <w:rFonts w:hint="eastAsia" w:eastAsia="黑体"/>
               </w:rPr>
               <w:t xml:space="preserve">转移电容</w:t>
             </w:r>
@@ -1269,6 +1368,9 @@
               <w:pStyle w:val="Compact"/>
             </w:pPr>
             <w:r>
+              <w:rPr>
+                <w:rFonts w:eastAsia="黑体"/>
+              </w:rPr>
               <w:t xml:space="preserve">F</w:t>
             </w:r>
           </w:p>
@@ -1293,6 +1395,9 @@
               </m:r>
             </m:oMath>
             <w:r>
+              <w:rPr>
+                <w:rFonts w:eastAsia="黑体"/>
+              </w:rPr>
               <w:t xml:space="preserve">​</w:t>
             </w:r>
           </w:p>
@@ -1305,7 +1410,7 @@
             </w:pPr>
             <w:r>
               <w:rPr>
-                <w:rFonts w:hint="eastAsia"/>
+                <w:rFonts w:hint="eastAsia" w:eastAsia="黑体"/>
               </w:rPr>
               <w:t xml:space="preserve">单次转移电荷</w:t>
             </w:r>
@@ -1318,6 +1423,9 @@
               <w:pStyle w:val="Compact"/>
             </w:pPr>
             <w:r>
+              <w:rPr>
+                <w:rFonts w:eastAsia="黑体"/>
+              </w:rPr>
               <w:t xml:space="preserve">C</w:t>
             </w:r>
           </w:p>
@@ -1336,6 +1444,9 @@
               </m:r>
             </m:oMath>
             <w:r>
+              <w:rPr>
+                <w:rFonts w:eastAsia="黑体"/>
+              </w:rPr>
               <w:t xml:space="preserve">​</w:t>
             </w:r>
           </w:p>
@@ -1348,7 +1459,7 @@
             </w:pPr>
             <w:r>
               <w:rPr>
-                <w:rFonts w:hint="eastAsia"/>
+                <w:rFonts w:hint="eastAsia" w:eastAsia="黑体"/>
               </w:rPr>
               <w:t xml:space="preserve">均衡效率</w:t>
             </w:r>
@@ -1362,7 +1473,7 @@
             </w:pPr>
             <w:r>
               <w:rPr>
-                <w:rFonts w:hint="eastAsia"/>
+                <w:rFonts w:hint="eastAsia" w:eastAsia="黑体"/>
               </w:rPr>
               <w:t xml:space="preserve">—（无量纲）</w:t>
             </w:r>
@@ -1378,7 +1489,7 @@
       </w:pPr>
       <w:r>
         <w:rPr>
-          <w:rFonts w:hint="eastAsia"/>
+          <w:rFonts w:hint="eastAsia" w:eastAsia="黑体"/>
         </w:rPr>
         <w:t xml:space="preserve">元件调整影响</w:t>
       </w:r>
@@ -1393,16 +1504,19 @@
       </w:pPr>
       <w:r>
         <w:rPr>
-          <w:rFonts w:hint="eastAsia"/>
+          <w:rFonts w:hint="eastAsia" w:eastAsia="黑体"/>
         </w:rPr>
         <w:t xml:space="preserve">均衡阈值（压差）设得越小</w:t>
       </w:r>
       <w:r>
+        <w:rPr>
+          <w:rFonts w:eastAsia="黑体"/>
+        </w:rPr>
         <w:t xml:space="preserve"> → </w:t>
       </w:r>
       <w:r>
         <w:rPr>
-          <w:rFonts w:hint="eastAsia"/>
+          <w:rFonts w:hint="eastAsia" w:eastAsia="黑体"/>
         </w:rPr>
         <w:t xml:space="preserve">均衡越频繁，精度高但损耗与开关次数增加。</w:t>
       </w:r>
@@ -1417,34 +1531,43 @@
       </w:pPr>
       <w:r>
         <w:rPr>
-          <w:rFonts w:hint="eastAsia"/>
+          <w:rFonts w:hint="eastAsia" w:eastAsia="黑体"/>
         </w:rPr>
         <w:t xml:space="preserve">被动均衡电阻减小</w:t>
       </w:r>
       <w:r>
+        <w:rPr>
+          <w:rFonts w:eastAsia="黑体"/>
+        </w:rPr>
         <w:t xml:space="preserve"> → </w:t>
       </w:r>
       <w:r>
         <w:rPr>
-          <w:rFonts w:hint="eastAsia"/>
+          <w:rFonts w:hint="eastAsia" w:eastAsia="黑体"/>
         </w:rPr>
         <w:t xml:space="preserve">均衡快但发热大；主动均衡转移电容</w:t>
       </w:r>
       <w:r>
+        <w:rPr>
+          <w:rFonts w:eastAsia="黑体"/>
+        </w:rPr>
         <w:t xml:space="preserve"> / </w:t>
       </w:r>
       <w:r>
         <w:rPr>
-          <w:rFonts w:hint="eastAsia"/>
+          <w:rFonts w:hint="eastAsia" w:eastAsia="黑体"/>
         </w:rPr>
         <w:t xml:space="preserve">电感越大</w:t>
       </w:r>
       <w:r>
+        <w:rPr>
+          <w:rFonts w:eastAsia="黑体"/>
+        </w:rPr>
         <w:t xml:space="preserve"> → </w:t>
       </w:r>
       <w:r>
         <w:rPr>
-          <w:rFonts w:hint="eastAsia"/>
+          <w:rFonts w:hint="eastAsia" w:eastAsia="黑体"/>
         </w:rPr>
         <w:t xml:space="preserve">单次转移电荷越多。</w:t>
       </w:r>
@@ -1459,16 +1582,19 @@
       </w:pPr>
       <w:r>
         <w:rPr>
-          <w:rFonts w:hint="eastAsia"/>
+          <w:rFonts w:hint="eastAsia" w:eastAsia="黑体"/>
         </w:rPr>
         <w:t xml:space="preserve">主动均衡的开关频率越高</w:t>
       </w:r>
       <w:r>
+        <w:rPr>
+          <w:rFonts w:eastAsia="黑体"/>
+        </w:rPr>
         <w:t xml:space="preserve"> → </w:t>
       </w:r>
       <w:r>
         <w:rPr>
-          <w:rFonts w:hint="eastAsia"/>
+          <w:rFonts w:hint="eastAsia" w:eastAsia="黑体"/>
         </w:rPr>
         <w:t xml:space="preserve">单位时间转移能量越多，但开关损耗上升。</w:t>
       </w:r>
@@ -1483,25 +1609,31 @@
       </w:pPr>
       <w:r>
         <w:rPr>
-          <w:rFonts w:hint="eastAsia"/>
+          <w:rFonts w:hint="eastAsia" w:eastAsia="黑体"/>
         </w:rPr>
         <w:t xml:space="preserve">采样精度与</w:t>
       </w:r>
       <w:r>
+        <w:rPr>
+          <w:rFonts w:eastAsia="黑体"/>
+        </w:rPr>
         <w:t xml:space="preserve"> ADC </w:t>
       </w:r>
       <w:r>
         <w:rPr>
-          <w:rFonts w:hint="eastAsia"/>
+          <w:rFonts w:hint="eastAsia" w:eastAsia="黑体"/>
         </w:rPr>
         <w:t xml:space="preserve">位数越高</w:t>
       </w:r>
       <w:r>
+        <w:rPr>
+          <w:rFonts w:eastAsia="黑体"/>
+        </w:rPr>
         <w:t xml:space="preserve"> → </w:t>
       </w:r>
       <w:r>
         <w:rPr>
-          <w:rFonts w:hint="eastAsia"/>
+          <w:rFonts w:hint="eastAsia" w:eastAsia="黑体"/>
         </w:rPr>
         <w:t xml:space="preserve">均衡判定越精确。</w:t>
       </w:r>
@@ -1514,7 +1646,7 @@
       </w:pPr>
       <w:r>
         <w:rPr>
-          <w:rFonts w:hint="eastAsia"/>
+          <w:rFonts w:hint="eastAsia" w:eastAsia="黑体"/>
         </w:rPr>
         <w:t xml:space="preserve">典型参数示例</w:t>
       </w:r>
@@ -1528,15 +1660,21 @@
         </w:numPr>
       </w:pPr>
       <w:r>
+        <w:rPr>
+          <w:rFonts w:eastAsia="黑体"/>
+        </w:rPr>
         <w:t xml:space="preserve">3 </w:t>
       </w:r>
       <w:r>
         <w:rPr>
-          <w:rFonts w:hint="eastAsia"/>
+          <w:rFonts w:hint="eastAsia" w:eastAsia="黑体"/>
         </w:rPr>
         <w:t xml:space="preserve">串电池单体电压</w:t>
       </w:r>
       <w:r>
+        <w:rPr>
+          <w:rFonts w:eastAsia="黑体"/>
+        </w:rPr>
         <w:t xml:space="preserve"> </w:t>
       </w:r>
       <m:oMath>
@@ -1597,6 +1735,9 @@
         </m:r>
       </m:oMath>
       <w:r>
+        <w:rPr>
+          <w:rFonts w:eastAsia="黑体"/>
+        </w:rPr>
         <w:t xml:space="preserve">、</w:t>
       </w:r>
       <m:oMath>
@@ -1658,7 +1799,7 @@
       </m:oMath>
       <w:r>
         <w:rPr>
-          <w:rFonts w:hint="eastAsia"/>
+          <w:rFonts w:hint="eastAsia" w:eastAsia="黑体"/>
         </w:rPr>
         <w:t xml:space="preserve">：</w:t>
       </w:r>
@@ -1694,7 +1835,7 @@
       </m:oMath>
       <w:r>
         <w:rPr>
-          <w:rFonts w:hint="eastAsia"/>
+          <w:rFonts w:hint="eastAsia" w:eastAsia="黑体"/>
         </w:rPr>
         <w:t xml:space="preserve">，超过阈值即启动均衡。</w:t>
       </w:r>
@@ -1709,7 +1850,7 @@
       </w:pPr>
       <w:r>
         <w:rPr>
-          <w:rFonts w:hint="eastAsia"/>
+          <w:rFonts w:hint="eastAsia" w:eastAsia="黑体"/>
         </w:rPr>
         <w:t xml:space="preserve">主动电容转移方案：</w:t>
       </w:r>
@@ -1741,6 +1882,9 @@
         </m:r>
       </m:oMath>
       <w:r>
+        <w:rPr>
+          <w:rFonts w:eastAsia="黑体"/>
+        </w:rPr>
         <w:t xml:space="preserve">、</w:t>
       </w:r>
       <m:oMath>
@@ -1786,6 +1930,9 @@
         </m:r>
       </m:oMath>
       <w:r>
+        <w:rPr>
+          <w:rFonts w:eastAsia="黑体"/>
+        </w:rPr>
         <w:t xml:space="preserve">、</w:t>
       </w:r>
       <m:oMath>
@@ -1829,11 +1976,14 @@
       </m:oMath>
       <w:r>
         <w:rPr>
-          <w:rFonts w:hint="eastAsia"/>
+          <w:rFonts w:hint="eastAsia" w:eastAsia="黑体"/>
         </w:rPr>
         <w:t xml:space="preserve">：单次转移</w:t>
       </w:r>
       <w:r>
+        <w:rPr>
+          <w:rFonts w:eastAsia="黑体"/>
+        </w:rPr>
         <w:t xml:space="preserve"> </w:t>
       </w:r>
       <m:oMath>
@@ -1912,6 +2062,9 @@
         </m:r>
       </m:oMath>
       <w:r>
+        <w:rPr>
+          <w:rFonts w:eastAsia="黑体"/>
+        </w:rPr>
         <w:t xml:space="preserve">。</w:t>
       </w:r>
     </w:p>
@@ -1923,7 +2076,7 @@
       </w:pPr>
       <w:r>
         <w:rPr>
-          <w:rFonts w:hint="eastAsia"/>
+          <w:rFonts w:hint="eastAsia" w:eastAsia="黑体"/>
         </w:rPr>
         <w:t xml:space="preserve">常见器件型号</w:t>
       </w:r>
@@ -1938,16 +2091,19 @@
       </w:pPr>
       <w:r>
         <w:rPr>
-          <w:rFonts w:hint="eastAsia"/>
+          <w:rFonts w:hint="eastAsia" w:eastAsia="黑体"/>
         </w:rPr>
         <w:t xml:space="preserve">被动均衡</w:t>
       </w:r>
       <w:r>
+        <w:rPr>
+          <w:rFonts w:eastAsia="黑体"/>
+        </w:rPr>
         <w:t xml:space="preserve"> </w:t>
       </w:r>
       <w:r>
         <w:rPr>
-          <w:rFonts w:hint="eastAsia"/>
+          <w:rFonts w:hint="eastAsia" w:eastAsia="黑体"/>
         </w:rPr>
         <w:t xml:space="preserve">AFE：BQ76920、BQ76930。</w:t>
       </w:r>
@@ -1962,7 +2118,7 @@
       </w:pPr>
       <w:r>
         <w:rPr>
-          <w:rFonts w:hint="eastAsia"/>
+          <w:rFonts w:hint="eastAsia" w:eastAsia="黑体"/>
         </w:rPr>
         <w:t xml:space="preserve">主动均衡控制器：LTC3300、S8209A。</w:t>
       </w:r>
@@ -1977,16 +2133,19 @@
       </w:pPr>
       <w:r>
         <w:rPr>
-          <w:rFonts w:hint="eastAsia"/>
+          <w:rFonts w:hint="eastAsia" w:eastAsia="黑体"/>
         </w:rPr>
         <w:t xml:space="preserve">转移用</w:t>
       </w:r>
       <w:r>
+        <w:rPr>
+          <w:rFonts w:eastAsia="黑体"/>
+        </w:rPr>
         <w:t xml:space="preserve"> </w:t>
       </w:r>
       <w:r>
         <w:rPr>
-          <w:rFonts w:hint="eastAsia"/>
+          <w:rFonts w:hint="eastAsia" w:eastAsia="黑体"/>
         </w:rPr>
         <w:t xml:space="preserve">MOSFET：AO3400、IRLML6244。</w:t>
       </w:r>
@@ -1999,7 +2158,7 @@
       </w:pPr>
       <w:r>
         <w:rPr>
-          <w:rFonts w:hint="eastAsia"/>
+          <w:rFonts w:hint="eastAsia" w:eastAsia="黑体"/>
         </w:rPr>
         <w:t xml:space="preserve">注意事项</w:t>
       </w:r>
@@ -2014,7 +2173,7 @@
       </w:pPr>
       <w:r>
         <w:rPr>
-          <w:rFonts w:hint="eastAsia"/>
+          <w:rFonts w:hint="eastAsia" w:eastAsia="黑体"/>
         </w:rPr>
         <w:t xml:space="preserve">被动均衡能量全部变成热，大电流需关注散热；主动均衡电路复杂、成本高但有更高效率。</w:t>
       </w:r>
@@ -2029,16 +2188,19 @@
       </w:pPr>
       <w:r>
         <w:rPr>
-          <w:rFonts w:hint="eastAsia"/>
+          <w:rFonts w:hint="eastAsia" w:eastAsia="黑体"/>
         </w:rPr>
         <w:t xml:space="preserve">均衡应与过充</w:t>
       </w:r>
       <w:r>
+        <w:rPr>
+          <w:rFonts w:eastAsia="黑体"/>
+        </w:rPr>
         <w:t xml:space="preserve"> / </w:t>
       </w:r>
       <w:r>
         <w:rPr>
-          <w:rFonts w:hint="eastAsia"/>
+          <w:rFonts w:hint="eastAsia" w:eastAsia="黑体"/>
         </w:rPr>
         <w:t xml:space="preserve">过放保护协同，避免均衡与保护时序冲突。</w:t>
       </w:r>
@@ -2053,7 +2215,7 @@
       </w:pPr>
       <w:r>
         <w:rPr>
-          <w:rFonts w:hint="eastAsia"/>
+          <w:rFonts w:hint="eastAsia" w:eastAsia="黑体"/>
         </w:rPr>
         <w:t xml:space="preserve">精确的电压采样和长时稳定基准是均衡精度的前提。</w:t>
       </w:r>
@@ -2068,7 +2230,7 @@
       </w:pPr>
       <w:r>
         <w:rPr>
-          <w:rFonts w:hint="eastAsia"/>
+          <w:rFonts w:hint="eastAsia" w:eastAsia="黑体"/>
         </w:rPr>
         <w:t xml:space="preserve">均衡策略（只在充电时均衡、持续均衡等）需结合实际工况选择。</w:t>
       </w:r>
@@ -2081,7 +2243,7 @@
       </w:pPr>
       <w:r>
         <w:rPr>
-          <w:rFonts w:hint="eastAsia"/>
+          <w:rFonts w:hint="eastAsia" w:eastAsia="黑体"/>
         </w:rPr>
         <w:t xml:space="preserve">参考资料</w:t>
       </w:r>
@@ -2095,6 +2257,9 @@
         </w:numPr>
       </w:pPr>
       <w:r>
+        <w:rPr>
+          <w:rFonts w:eastAsia="黑体"/>
+        </w:rPr>
         <w:t xml:space="preserve">Wikipedia: Battery balancing。</w:t>
       </w:r>
     </w:p>
@@ -2107,11 +2272,14 @@
         </w:numPr>
       </w:pPr>
       <w:r>
+        <w:rPr>
+          <w:rFonts w:eastAsia="黑体"/>
+        </w:rPr>
         <w:t xml:space="preserve">Linear Technology(ADI) LTC3300 </w:t>
       </w:r>
       <w:r>
         <w:rPr>
-          <w:rFonts w:hint="eastAsia"/>
+          <w:rFonts w:hint="eastAsia" w:eastAsia="黑体"/>
         </w:rPr>
         <w:t xml:space="preserve">数据手册。</w:t>
       </w:r>
@@ -2125,20 +2293,26 @@
         </w:numPr>
       </w:pPr>
       <w:r>
+        <w:rPr>
+          <w:rFonts w:eastAsia="黑体"/>
+        </w:rPr>
         <w:t xml:space="preserve">TI </w:t>
       </w:r>
       <w:r>
         <w:rPr>
-          <w:rFonts w:hint="eastAsia"/>
+          <w:rFonts w:hint="eastAsia" w:eastAsia="黑体"/>
         </w:rPr>
         <w:t xml:space="preserve">应用笔记</w:t>
       </w:r>
       <w:r>
+        <w:rPr>
+          <w:rFonts w:eastAsia="黑体"/>
+        </w:rPr>
         <w:t xml:space="preserve"> </w:t>
       </w:r>
       <w:r>
         <w:rPr>
-          <w:rFonts w:hint="eastAsia"/>
+          <w:rFonts w:hint="eastAsia" w:eastAsia="黑体"/>
         </w:rPr>
         <w:t xml:space="preserve">SLUA420（电池均衡）。</w:t>
       </w:r>
@@ -2152,11 +2326,11 @@
       </w:pPr>
       <w:r>
         <w:rPr>
-          <w:rFonts w:ascii="Times New Roman" w:hAnsi="Times New Roman"/>
+          <w:rFonts w:ascii="Times New Roman" w:hAnsi="Times New Roman" w:eastAsia="黑体"/>
           <w:color w:val="555555"/>
           <w:sz w:val="21"/>
         </w:rPr>
-        <w:t>材料收集者：杜文杰</w:t>
+        <w:t>材料收集者：杜文杰，WX手机：19519196569，QQ:3478827729</w:t>
       </w:r>
     </w:p>
     <w:sectPr>
@@ -2176,7 +2350,7 @@
 </file>
 
 <file path=word/footer1.xml><?xml version="1.0" encoding="utf-8"?>
-<w:ftr xmlns:m="http://schemas.openxmlformats.org/officeDocument/2006/math" xmlns:mc="http://schemas.openxmlformats.org/markup-compatibility/2006" xmlns:mo="http://schemas.microsoft.com/office/mac/office/2008/main" xmlns:mv="urn:schemas-microsoft-com:mac:vml" xmlns:o="urn:schemas-microsoft-com:office:office" xmlns:r="http://schemas.openxmlformats.org/officeDocument/2006/relationships" xmlns:v="urn:schemas-microsoft-com:vml" xmlns:w10="urn:schemas-microsoft-com:office:word" xmlns:w14="http://schemas.microsoft.com/office/word/2010/wordml" xmlns:w="http://schemas.openxmlformats.org/wordprocessingml/2006/main" xmlns:wne="http://schemas.microsoft.com/office/word/2006/wordml" xmlns:wp14="http://schemas.microsoft.com/office/word/2010/wordprocessingDrawing" xmlns:wp="http://schemas.openxmlformats.org/drawingml/2006/wordprocessingDrawing" xmlns:wpc="http://schemas.microsoft.com/office/word/2010/wordprocessingCanvas" xmlns:wpg="http://schemas.microsoft.com/office/word/2010/wordprocessingGroup" xmlns:wpi="http://schemas.microsoft.com/office/word/2010/wordprocessingInk" xmlns:wps="http://schemas.microsoft.com/office/word/2010/wordprocessingShape" mc:Ignorable="w14 wp14">
+<w:ftr xmlns:mc="http://schemas.openxmlformats.org/markup-compatibility/2006" xmlns:w="http://schemas.openxmlformats.org/wordprocessingml/2006/main" xmlns:m="http://schemas.openxmlformats.org/officeDocument/2006/math" xmlns:mo="http://schemas.microsoft.com/office/mac/office/2008/main" xmlns:mv="urn:schemas-microsoft-com:mac:vml" xmlns:o="urn:schemas-microsoft-com:office:office" xmlns:r="http://schemas.openxmlformats.org/officeDocument/2006/relationships" xmlns:v="urn:schemas-microsoft-com:vml" xmlns:w10="urn:schemas-microsoft-com:office:word" xmlns:w14="http://schemas.microsoft.com/office/word/2010/wordml" xmlns:wne="http://schemas.microsoft.com/office/word/2006/wordml" xmlns:wp14="http://schemas.microsoft.com/office/word/2010/wordprocessingDrawing" xmlns:wp="http://schemas.openxmlformats.org/drawingml/2006/wordprocessingDrawing" xmlns:wpc="http://schemas.microsoft.com/office/word/2010/wordprocessingCanvas" xmlns:wpg="http://schemas.microsoft.com/office/word/2010/wordprocessingGroup" xmlns:wpi="http://schemas.microsoft.com/office/word/2010/wordprocessingInk" xmlns:wps="http://schemas.microsoft.com/office/word/2010/wordprocessingShape" mc:Ignorable="w14 wp14">
   <w:p>
     <w:pPr>
       <w:pStyle w:val="Footer"/>
@@ -2184,12 +2358,14 @@
     </w:pPr>
     <w:r>
       <w:rPr>
+        <w:rFonts w:eastAsia="黑体"/>
         <w:sz w:val="18"/>
       </w:rPr>
       <w:t xml:space="preserve">第 </w:t>
     </w:r>
     <w:r>
       <w:rPr>
+        <w:rFonts w:eastAsia="黑体"/>
         <w:sz w:val="18"/>
       </w:rPr>
       <w:fldChar w:fldCharType="begin"/>
@@ -2198,6 +2374,7 @@
     </w:r>
     <w:r>
       <w:rPr>
+        <w:rFonts w:eastAsia="黑体"/>
         <w:sz w:val="18"/>
       </w:rPr>
       <w:t xml:space="preserve"> 页</w:t>
@@ -2211,6 +2388,9 @@
   <w:footnote w:type="continuationSeparator" w:id="0">
     <w:p>
       <w:r>
+        <w:rPr>
+          <w:rFonts w:eastAsia="黑体"/>
+        </w:rPr>
         <w:continuationSeparator/>
       </w:r>
     </w:p>
@@ -2218,6 +2398,9 @@
   <w:footnote w:type="separator" w:id="-1">
     <w:p>
       <w:r>
+        <w:rPr>
+          <w:rFonts w:eastAsia="黑体"/>
+        </w:rPr>
         <w:separator/>
       </w:r>
     </w:p>
@@ -2226,7 +2409,7 @@
 </file>
 
 <file path=word/header1.xml><?xml version="1.0" encoding="utf-8"?>
-<w:hdr xmlns:m="http://schemas.openxmlformats.org/officeDocument/2006/math" xmlns:mc="http://schemas.openxmlformats.org/markup-compatibility/2006" xmlns:mo="http://schemas.microsoft.com/office/mac/office/2008/main" xmlns:mv="urn:schemas-microsoft-com:mac:vml" xmlns:o="urn:schemas-microsoft-com:office:office" xmlns:r="http://schemas.openxmlformats.org/officeDocument/2006/relationships" xmlns:v="urn:schemas-microsoft-com:vml" xmlns:w10="urn:schemas-microsoft-com:office:word" xmlns:w14="http://schemas.microsoft.com/office/word/2010/wordml" xmlns:w="http://schemas.openxmlformats.org/wordprocessingml/2006/main" xmlns:wne="http://schemas.microsoft.com/office/word/2006/wordml" xmlns:wp14="http://schemas.microsoft.com/office/word/2010/wordprocessingDrawing" xmlns:wp="http://schemas.openxmlformats.org/drawingml/2006/wordprocessingDrawing" xmlns:wpc="http://schemas.microsoft.com/office/word/2010/wordprocessingCanvas" xmlns:wpg="http://schemas.microsoft.com/office/word/2010/wordprocessingGroup" xmlns:wpi="http://schemas.microsoft.com/office/word/2010/wordprocessingInk" xmlns:wps="http://schemas.microsoft.com/office/word/2010/wordprocessingShape" mc:Ignorable="w14 wp14">
+<w:hdr xmlns:mc="http://schemas.openxmlformats.org/markup-compatibility/2006" xmlns:w="http://schemas.openxmlformats.org/wordprocessingml/2006/main" xmlns:m="http://schemas.openxmlformats.org/officeDocument/2006/math" xmlns:mo="http://schemas.microsoft.com/office/mac/office/2008/main" xmlns:mv="urn:schemas-microsoft-com:mac:vml" xmlns:o="urn:schemas-microsoft-com:office:office" xmlns:r="http://schemas.openxmlformats.org/officeDocument/2006/relationships" xmlns:v="urn:schemas-microsoft-com:vml" xmlns:w10="urn:schemas-microsoft-com:office:word" xmlns:w14="http://schemas.microsoft.com/office/word/2010/wordml" xmlns:wne="http://schemas.microsoft.com/office/word/2006/wordml" xmlns:wp14="http://schemas.microsoft.com/office/word/2010/wordprocessingDrawing" xmlns:wp="http://schemas.openxmlformats.org/drawingml/2006/wordprocessingDrawing" xmlns:wpc="http://schemas.microsoft.com/office/word/2010/wordprocessingCanvas" xmlns:wpg="http://schemas.microsoft.com/office/word/2010/wordprocessingGroup" xmlns:wpi="http://schemas.microsoft.com/office/word/2010/wordprocessingInk" xmlns:wps="http://schemas.microsoft.com/office/word/2010/wordprocessingShape" mc:Ignorable="w14 wp14">
   <w:p>
     <w:pPr>
       <w:pStyle w:val="Header"/>
@@ -2234,7 +2417,7 @@
     </w:pPr>
     <w:r>
       <w:rPr>
-        <w:rFonts w:ascii="Times New Roman" w:hAnsi="Times New Roman"/>
+        <w:rFonts w:ascii="Times New Roman" w:hAnsi="Times New Roman" w:eastAsia="黑体"/>
         <w:sz w:val="18"/>
         <w:rFonts w:eastAsia="黑体"/>
         <w:rFonts w:eastAsia="黑体"/>
@@ -2246,7 +2429,7 @@
 </file>
 
 <file path=word/numbering.xml><?xml version="1.0" encoding="utf-8"?>
-<w:numbering xmlns:m="http://schemas.openxmlformats.org/officeDocument/2006/math" xmlns:mc="http://schemas.openxmlformats.org/markup-compatibility/2006" xmlns:mo="http://schemas.microsoft.com/office/mac/office/2008/main" xmlns:mv="urn:schemas-microsoft-com:mac:vml" xmlns:o="urn:schemas-microsoft-com:office:office" xmlns:r="http://schemas.openxmlformats.org/officeDocument/2006/relationships" xmlns:v="urn:schemas-microsoft-com:vml" xmlns:w="http://schemas.openxmlformats.org/wordprocessingml/2006/main" xmlns:w10="urn:schemas-microsoft-com:office:word" xmlns:w14="http://schemas.microsoft.com/office/word/2010/wordml" xmlns:wne="http://schemas.microsoft.com/office/word/2006/wordml" xmlns:wp="http://schemas.openxmlformats.org/drawingml/2006/wordprocessingDrawing" xmlns:wp14="http://schemas.microsoft.com/office/word/2010/wordprocessingDrawing" xmlns:wpc="http://schemas.microsoft.com/office/word/2010/wordprocessingCanvas" xmlns:wpg="http://schemas.microsoft.com/office/word/2010/wordprocessingGroup" xmlns:wpi="http://schemas.microsoft.com/office/word/2010/wordprocessingInk" xmlns:wps="http://schemas.microsoft.com/office/word/2010/wordprocessingShape" mc:Ignorable="w14 wp14">
+<w:numbering xmlns:mc="http://schemas.openxmlformats.org/markup-compatibility/2006" xmlns:w="http://schemas.openxmlformats.org/wordprocessingml/2006/main" xmlns:m="http://schemas.openxmlformats.org/officeDocument/2006/math" xmlns:mo="http://schemas.microsoft.com/office/mac/office/2008/main" xmlns:mv="urn:schemas-microsoft-com:mac:vml" xmlns:o="urn:schemas-microsoft-com:office:office" xmlns:r="http://schemas.openxmlformats.org/officeDocument/2006/relationships" xmlns:v="urn:schemas-microsoft-com:vml" xmlns:w10="urn:schemas-microsoft-com:office:word" xmlns:w14="http://schemas.microsoft.com/office/word/2010/wordml" xmlns:wne="http://schemas.microsoft.com/office/word/2006/wordml" xmlns:wp="http://schemas.openxmlformats.org/drawingml/2006/wordprocessingDrawing" xmlns:wp14="http://schemas.microsoft.com/office/word/2010/wordprocessingDrawing" xmlns:wpc="http://schemas.microsoft.com/office/word/2010/wordprocessingCanvas" xmlns:wpg="http://schemas.microsoft.com/office/word/2010/wordprocessingGroup" xmlns:wpi="http://schemas.microsoft.com/office/word/2010/wordprocessingInk" xmlns:wps="http://schemas.microsoft.com/office/word/2010/wordprocessingShape" mc:Ignorable="w14 wp14">
   <w:abstractNum w:abstractNumId="0">
     <w:nsid w:val="FFFFFF7C"/>
     <w:multiLevelType w:val="singleLevel"/>
@@ -2333,7 +2516,7 @@
         <w:ind w:hanging="360" w:left="1440"/>
       </w:pPr>
       <w:rPr>
-        <w:rFonts w:ascii="Symbol" w:hAnsi="Symbol" w:hint="default"/>
+        <w:rFonts w:ascii="Symbol" w:hAnsi="Symbol" w:hint="default" w:eastAsia="黑体"/>
       </w:rPr>
     </w:lvl>
   </w:abstractNum>
@@ -2354,7 +2537,7 @@
         <w:ind w:hanging="360" w:left="1080"/>
       </w:pPr>
       <w:rPr>
-        <w:rFonts w:ascii="Symbol" w:hAnsi="Symbol" w:hint="default"/>
+        <w:rFonts w:ascii="Symbol" w:hAnsi="Symbol" w:hint="default" w:eastAsia="黑体"/>
       </w:rPr>
     </w:lvl>
   </w:abstractNum>
@@ -2375,7 +2558,7 @@
         <w:ind w:hanging="360" w:left="720"/>
       </w:pPr>
       <w:rPr>
-        <w:rFonts w:ascii="Symbol" w:hAnsi="Symbol" w:hint="default"/>
+        <w:rFonts w:ascii="Symbol" w:hAnsi="Symbol" w:hint="default" w:eastAsia="黑体"/>
       </w:rPr>
     </w:lvl>
   </w:abstractNum>
@@ -2414,7 +2597,7 @@
         <w:ind w:hanging="360" w:left="360"/>
       </w:pPr>
       <w:rPr>
-        <w:rFonts w:ascii="Symbol" w:hAnsi="Symbol" w:hint="default"/>
+        <w:rFonts w:ascii="Symbol" w:hAnsi="Symbol" w:hint="default" w:eastAsia="黑体"/>
       </w:rPr>
     </w:lvl>
   </w:abstractNum>
@@ -2505,7 +2688,7 @@
         <w:ind w:left="720" w:hanging="360"/>
       </w:pPr>
       <w:rPr>
-        <w:rFonts w:ascii="Symbol" w:hAnsi="Symbol" w:cs="Symbol" w:hint="default"/>
+        <w:rFonts w:ascii="Symbol" w:hAnsi="Symbol" w:cs="Symbol" w:hint="default" w:eastAsia="黑体"/>
       </w:rPr>
     </w:lvl>
     <w:lvl w:ilvl="1">
@@ -2516,7 +2699,7 @@
         <w:ind w:left="1440" w:hanging="360"/>
       </w:pPr>
       <w:rPr>
-        <w:rFonts w:ascii="Courier New" w:hAnsi="Courier New" w:cs="Courier New" w:hint="default"/>
+        <w:rFonts w:ascii="Courier New" w:hAnsi="Courier New" w:cs="Courier New" w:hint="default" w:eastAsia="黑体"/>
       </w:rPr>
     </w:lvl>
     <w:lvl w:ilvl="2">
@@ -2527,7 +2710,7 @@
         <w:ind w:left="2160" w:hanging="360"/>
       </w:pPr>
       <w:rPr>
-        <w:rFonts w:ascii="Wingdings" w:hAnsi="Wingdings" w:cs="Wingdings" w:hint="default"/>
+        <w:rFonts w:ascii="Wingdings" w:hAnsi="Wingdings" w:cs="Wingdings" w:hint="default" w:eastAsia="黑体"/>
       </w:rPr>
     </w:lvl>
     <w:lvl w:ilvl="3">
@@ -2538,7 +2721,7 @@
         <w:ind w:left="2880" w:hanging="360"/>
       </w:pPr>
       <w:rPr>
-        <w:rFonts w:ascii="Symbol" w:hAnsi="Symbol" w:cs="Symbol" w:hint="default"/>
+        <w:rFonts w:ascii="Symbol" w:hAnsi="Symbol" w:cs="Symbol" w:hint="default" w:eastAsia="黑体"/>
       </w:rPr>
     </w:lvl>
     <w:lvl w:ilvl="4">
@@ -2549,7 +2732,7 @@
         <w:ind w:left="3600" w:hanging="360"/>
       </w:pPr>
       <w:rPr>
-        <w:rFonts w:ascii="Courier New" w:hAnsi="Courier New" w:cs="Courier New" w:hint="default"/>
+        <w:rFonts w:ascii="Courier New" w:hAnsi="Courier New" w:cs="Courier New" w:hint="default" w:eastAsia="黑体"/>
       </w:rPr>
     </w:lvl>
     <w:lvl w:ilvl="5">
@@ -2560,7 +2743,7 @@
         <w:ind w:left="4320" w:hanging="360"/>
       </w:pPr>
       <w:rPr>
-        <w:rFonts w:ascii="Wingdings" w:hAnsi="Wingdings" w:cs="Wingdings" w:hint="default"/>
+        <w:rFonts w:ascii="Wingdings" w:hAnsi="Wingdings" w:cs="Wingdings" w:hint="default" w:eastAsia="黑体"/>
       </w:rPr>
     </w:lvl>
     <w:lvl w:ilvl="6">
@@ -2571,7 +2754,7 @@
         <w:ind w:left="5040" w:hanging="360"/>
       </w:pPr>
       <w:rPr>
-        <w:rFonts w:ascii="Symbol" w:hAnsi="Symbol" w:cs="Symbol" w:hint="default"/>
+        <w:rFonts w:ascii="Symbol" w:hAnsi="Symbol" w:cs="Symbol" w:hint="default" w:eastAsia="黑体"/>
       </w:rPr>
     </w:lvl>
     <w:lvl w:ilvl="7">
@@ -2582,7 +2765,7 @@
         <w:ind w:left="5760" w:hanging="360"/>
       </w:pPr>
       <w:rPr>
-        <w:rFonts w:ascii="Courier New" w:hAnsi="Courier New" w:cs="Courier New" w:hint="default"/>
+        <w:rFonts w:ascii="Courier New" w:hAnsi="Courier New" w:cs="Courier New" w:hint="default" w:eastAsia="黑体"/>
       </w:rPr>
     </w:lvl>
     <w:lvl w:ilvl="8">
@@ -2593,7 +2776,7 @@
         <w:ind w:left="6480" w:hanging="360"/>
       </w:pPr>
       <w:rPr>
-        <w:rFonts w:ascii="Wingdings" w:hAnsi="Wingdings" w:cs="Wingdings" w:hint="default"/>
+        <w:rFonts w:ascii="Wingdings" w:hAnsi="Wingdings" w:cs="Wingdings" w:hint="default" w:eastAsia="黑体"/>
       </w:rPr>
     </w:lvl>
   </w:abstractNum>
@@ -2649,11 +2832,11 @@
 </file>
 
 <file path=word/styles.xml><?xml version="1.0" encoding="utf-8"?>
-<w:styles xmlns:mc="http://schemas.openxmlformats.org/markup-compatibility/2006" xmlns:r="http://schemas.openxmlformats.org/officeDocument/2006/relationships" xmlns:w="http://schemas.openxmlformats.org/wordprocessingml/2006/main" xmlns:w14="http://schemas.microsoft.com/office/word/2010/wordml" mc:Ignorable="w14">
+<w:styles xmlns:mc="http://schemas.openxmlformats.org/markup-compatibility/2006" xmlns:w="http://schemas.openxmlformats.org/wordprocessingml/2006/main" xmlns:r="http://schemas.openxmlformats.org/officeDocument/2006/relationships" xmlns:w14="http://schemas.microsoft.com/office/word/2010/wordml" mc:Ignorable="w14">
   <w:docDefaults>
     <w:rPrDefault>
       <w:rPr>
-        <w:rFonts w:asciiTheme="minorHAnsi" w:cstheme="minorBidi" w:eastAsiaTheme="minorEastAsia" w:hAnsiTheme="minorHAnsi"/>
+        <w:rFonts w:asciiTheme="minorHAnsi" w:cstheme="minorBidi" w:hAnsiTheme="minorHAnsi" w:eastAsia="黑体"/>
         <w:sz w:val="22"/>
         <w:szCs w:val="22"/>
         <w:lang w:bidi="ar-SA" w:eastAsia="en-US" w:val="en-US"/>
@@ -2875,7 +3058,7 @@
       <w:outlineLvl w:val="0"/>
     </w:pPr>
     <w:rPr>
-      <w:rFonts w:ascii="Times New Roman" w:asciiTheme="majorHAnsi" w:cstheme="majorBidi" w:eastAsia="黑体" w:eastAsiaTheme="majorEastAsia" w:hAnsi="Times New Roman" w:hAnsiTheme="majorHAnsi"/>
+      <w:rFonts w:ascii="Times New Roman" w:asciiTheme="majorHAnsi" w:cstheme="majorBidi" w:eastAsia="黑体" w:hAnsi="Times New Roman" w:hAnsiTheme="majorHAnsi"/>
       <w:b/>
       <w:bCs/>
       <w:color w:val="1F3864"/>
@@ -2899,7 +3082,7 @@
       <w:outlineLvl w:val="1"/>
     </w:pPr>
     <w:rPr>
-      <w:rFonts w:ascii="Times New Roman" w:asciiTheme="majorHAnsi" w:cstheme="majorBidi" w:eastAsia="黑体" w:eastAsiaTheme="majorEastAsia" w:hAnsi="Times New Roman" w:hAnsiTheme="majorHAnsi"/>
+      <w:rFonts w:ascii="Times New Roman" w:asciiTheme="majorHAnsi" w:cstheme="majorBidi" w:eastAsia="黑体" w:hAnsi="Times New Roman" w:hAnsiTheme="majorHAnsi"/>
       <w:b/>
       <w:bCs/>
       <w:color w:val="2E4E7E"/>
@@ -2923,7 +3106,7 @@
       <w:outlineLvl w:val="2"/>
     </w:pPr>
     <w:rPr>
-      <w:rFonts w:ascii="Times New Roman" w:asciiTheme="majorHAnsi" w:cstheme="majorBidi" w:eastAsia="黑体" w:eastAsiaTheme="majorEastAsia" w:hAnsi="Times New Roman" w:hAnsiTheme="majorHAnsi"/>
+      <w:rFonts w:ascii="Times New Roman" w:asciiTheme="majorHAnsi" w:cstheme="majorBidi" w:eastAsia="黑体" w:hAnsi="Times New Roman" w:hAnsiTheme="majorHAnsi"/>
       <w:b/>
       <w:bCs/>
       <w:color w:val="2E4E7E"/>
@@ -2947,7 +3130,7 @@
       <w:outlineLvl w:val="3"/>
     </w:pPr>
     <w:rPr>
-      <w:rFonts w:ascii="Times New Roman" w:asciiTheme="majorHAnsi" w:cstheme="majorBidi" w:eastAsia="黑体" w:eastAsiaTheme="majorEastAsia" w:hAnsi="Times New Roman" w:hAnsiTheme="majorHAnsi"/>
+      <w:rFonts w:ascii="Times New Roman" w:asciiTheme="majorHAnsi" w:cstheme="majorBidi" w:eastAsia="黑体" w:hAnsi="Times New Roman" w:hAnsiTheme="majorHAnsi"/>
       <w:b/>
       <w:bCs/>
       <w:i/>
@@ -2973,7 +3156,7 @@
       <w:outlineLvl w:val="4"/>
     </w:pPr>
     <w:rPr>
-      <w:rFonts w:ascii="Times New Roman" w:asciiTheme="majorHAnsi" w:cstheme="majorBidi" w:eastAsia="黑体" w:eastAsiaTheme="majorEastAsia" w:hAnsi="Times New Roman" w:hAnsiTheme="majorHAnsi"/>
+      <w:rFonts w:ascii="Times New Roman" w:asciiTheme="majorHAnsi" w:cstheme="majorBidi" w:eastAsia="黑体" w:hAnsi="Times New Roman" w:hAnsiTheme="majorHAnsi"/>
       <w:b/>
       <w:color w:val="333333"/>
       <w:sz w:val="22"/>
@@ -2996,7 +3179,7 @@
       <w:outlineLvl w:val="5"/>
     </w:pPr>
     <w:rPr>
-      <w:rFonts w:asciiTheme="majorHAnsi" w:cstheme="majorBidi" w:eastAsiaTheme="majorEastAsia" w:hAnsiTheme="majorHAnsi"/>
+      <w:rFonts w:asciiTheme="majorHAnsi" w:cstheme="majorBidi" w:hAnsiTheme="majorHAnsi" w:eastAsia="黑体"/>
       <w:i/>
       <w:iCs/>
       <w:color w:themeColor="accent1" w:themeShade="7F" w:val="243F60"/>
@@ -3019,7 +3202,7 @@
       <w:outlineLvl w:val="6"/>
     </w:pPr>
     <w:rPr>
-      <w:rFonts w:asciiTheme="majorHAnsi" w:cstheme="majorBidi" w:eastAsiaTheme="majorEastAsia" w:hAnsiTheme="majorHAnsi"/>
+      <w:rFonts w:asciiTheme="majorHAnsi" w:cstheme="majorBidi" w:hAnsiTheme="majorHAnsi" w:eastAsia="黑体"/>
       <w:i/>
       <w:iCs/>
       <w:color w:themeColor="text1" w:themeTint="BF" w:val="404040"/>
@@ -3042,7 +3225,7 @@
       <w:outlineLvl w:val="7"/>
     </w:pPr>
     <w:rPr>
-      <w:rFonts w:asciiTheme="majorHAnsi" w:cstheme="majorBidi" w:eastAsiaTheme="majorEastAsia" w:hAnsiTheme="majorHAnsi"/>
+      <w:rFonts w:asciiTheme="majorHAnsi" w:cstheme="majorBidi" w:hAnsiTheme="majorHAnsi" w:eastAsia="黑体"/>
       <w:color w:themeColor="accent1" w:val="4F81BD"/>
       <w:sz w:val="20"/>
       <w:szCs w:val="20"/>
@@ -3065,7 +3248,7 @@
       <w:outlineLvl w:val="8"/>
     </w:pPr>
     <w:rPr>
-      <w:rFonts w:asciiTheme="majorHAnsi" w:cstheme="majorBidi" w:eastAsiaTheme="majorEastAsia" w:hAnsiTheme="majorHAnsi"/>
+      <w:rFonts w:asciiTheme="majorHAnsi" w:cstheme="majorBidi" w:hAnsiTheme="majorHAnsi" w:eastAsia="黑体"/>
       <w:i/>
       <w:iCs/>
       <w:color w:themeColor="text1" w:themeTint="BF" w:val="404040"/>
@@ -3116,7 +3299,7 @@
     <w:uiPriority w:val="9"/>
     <w:rsid w:val="00FC693F"/>
     <w:rPr>
-      <w:rFonts w:asciiTheme="majorHAnsi" w:cstheme="majorBidi" w:eastAsiaTheme="majorEastAsia" w:hAnsiTheme="majorHAnsi"/>
+      <w:rFonts w:asciiTheme="majorHAnsi" w:cstheme="majorBidi" w:hAnsiTheme="majorHAnsi" w:eastAsia="黑体"/>
       <w:b/>
       <w:bCs/>
       <w:color w:themeColor="accent1" w:themeShade="BF" w:val="365F91"/>
@@ -3131,7 +3314,7 @@
     <w:uiPriority w:val="9"/>
     <w:rsid w:val="00FC693F"/>
     <w:rPr>
-      <w:rFonts w:asciiTheme="majorHAnsi" w:cstheme="majorBidi" w:eastAsiaTheme="majorEastAsia" w:hAnsiTheme="majorHAnsi"/>
+      <w:rFonts w:asciiTheme="majorHAnsi" w:cstheme="majorBidi" w:hAnsiTheme="majorHAnsi" w:eastAsia="黑体"/>
       <w:b/>
       <w:bCs/>
       <w:color w:themeColor="accent1" w:val="4F81BD"/>
@@ -3146,7 +3329,7 @@
     <w:uiPriority w:val="9"/>
     <w:rsid w:val="00FC693F"/>
     <w:rPr>
-      <w:rFonts w:asciiTheme="majorHAnsi" w:cstheme="majorBidi" w:eastAsiaTheme="majorEastAsia" w:hAnsiTheme="majorHAnsi"/>
+      <w:rFonts w:asciiTheme="majorHAnsi" w:cstheme="majorBidi" w:hAnsiTheme="majorHAnsi" w:eastAsia="黑体"/>
       <w:b/>
       <w:bCs/>
       <w:color w:themeColor="accent1" w:val="4F81BD"/>
@@ -3169,7 +3352,7 @@
       <w:contextualSpacing/>
     </w:pPr>
     <w:rPr>
-      <w:rFonts w:ascii="Times New Roman" w:asciiTheme="majorHAnsi" w:cstheme="majorBidi" w:eastAsia="黑体" w:eastAsiaTheme="majorEastAsia" w:hAnsi="Times New Roman" w:hAnsiTheme="majorHAnsi"/>
+      <w:rFonts w:ascii="Times New Roman" w:asciiTheme="majorHAnsi" w:cstheme="majorBidi" w:eastAsia="黑体" w:hAnsi="Times New Roman" w:hAnsiTheme="majorHAnsi"/>
       <w:b/>
       <w:color w:val="1F3864"/>
       <w:spacing w:val="5"/>
@@ -3185,7 +3368,7 @@
     <w:uiPriority w:val="10"/>
     <w:rsid w:val="00FC693F"/>
     <w:rPr>
-      <w:rFonts w:asciiTheme="majorHAnsi" w:cstheme="majorBidi" w:eastAsiaTheme="majorEastAsia" w:hAnsiTheme="majorHAnsi"/>
+      <w:rFonts w:asciiTheme="majorHAnsi" w:cstheme="majorBidi" w:hAnsiTheme="majorHAnsi" w:eastAsia="黑体"/>
       <w:color w:themeColor="text2" w:themeShade="BF" w:val="17365D"/>
       <w:spacing w:val="5"/>
       <w:kern w:val="28"/>
@@ -3207,7 +3390,7 @@
       </w:numPr>
     </w:pPr>
     <w:rPr>
-      <w:rFonts w:asciiTheme="majorHAnsi" w:cstheme="majorBidi" w:eastAsiaTheme="majorEastAsia" w:hAnsiTheme="majorHAnsi"/>
+      <w:rFonts w:asciiTheme="majorHAnsi" w:cstheme="majorBidi" w:hAnsiTheme="majorHAnsi" w:eastAsia="黑体"/>
       <w:i/>
       <w:iCs/>
       <w:color w:themeColor="accent1" w:val="4F81BD"/>
@@ -3223,7 +3406,7 @@
     <w:uiPriority w:val="11"/>
     <w:rsid w:val="00FC693F"/>
     <w:rPr>
-      <w:rFonts w:asciiTheme="majorHAnsi" w:cstheme="majorBidi" w:eastAsiaTheme="majorEastAsia" w:hAnsiTheme="majorHAnsi"/>
+      <w:rFonts w:asciiTheme="majorHAnsi" w:cstheme="majorBidi" w:hAnsiTheme="majorHAnsi" w:eastAsia="黑体"/>
       <w:i/>
       <w:iCs/>
       <w:color w:themeColor="accent1" w:val="4F81BD"/>
@@ -3290,6 +3473,7 @@
       <w:spacing w:after="120"/>
     </w:pPr>
     <w:rPr>
+      <w:rFonts w:eastAsia="黑体"/>
       <w:sz w:val="16"/>
       <w:szCs w:val="16"/>
     </w:rPr>
@@ -3301,6 +3485,7 @@
     <w:uiPriority w:val="99"/>
     <w:rsid w:val="00AA1D8D"/>
     <w:rPr>
+      <w:rFonts w:eastAsia="黑体"/>
       <w:sz w:val="16"/>
       <w:szCs w:val="16"/>
     </w:rPr>
@@ -3470,7 +3655,7 @@
       </w:tabs>
     </w:pPr>
     <w:rPr>
-      <w:rFonts w:ascii="Courier" w:hAnsi="Courier"/>
+      <w:rFonts w:ascii="Courier" w:hAnsi="Courier" w:eastAsia="黑体"/>
       <w:sz w:val="20"/>
       <w:szCs w:val="20"/>
     </w:rPr>
@@ -3482,7 +3667,7 @@
     <w:uiPriority w:val="99"/>
     <w:rsid w:val="0029639D"/>
     <w:rPr>
-      <w:rFonts w:ascii="Courier" w:hAnsi="Courier"/>
+      <w:rFonts w:ascii="Courier" w:hAnsi="Courier" w:eastAsia="黑体"/>
       <w:sz w:val="20"/>
       <w:szCs w:val="20"/>
     </w:rPr>
@@ -3518,6 +3703,7 @@
     <w:uiPriority w:val="29"/>
     <w:rsid w:val="00FC693F"/>
     <w:rPr>
+      <w:rFonts w:eastAsia="黑体"/>
       <w:i/>
       <w:iCs/>
       <w:color w:themeColor="text1" w:val="000000"/>
@@ -3531,7 +3717,7 @@
     <w:semiHidden/>
     <w:rsid w:val="00FC693F"/>
     <w:rPr>
-      <w:rFonts w:asciiTheme="majorHAnsi" w:cstheme="majorBidi" w:eastAsiaTheme="majorEastAsia" w:hAnsiTheme="majorHAnsi"/>
+      <w:rFonts w:asciiTheme="majorHAnsi" w:cstheme="majorBidi" w:hAnsiTheme="majorHAnsi" w:eastAsia="黑体"/>
       <w:b/>
       <w:bCs/>
       <w:i/>
@@ -3547,7 +3733,7 @@
     <w:semiHidden/>
     <w:rsid w:val="00FC693F"/>
     <w:rPr>
-      <w:rFonts w:asciiTheme="majorHAnsi" w:cstheme="majorBidi" w:eastAsiaTheme="majorEastAsia" w:hAnsiTheme="majorHAnsi"/>
+      <w:rFonts w:asciiTheme="majorHAnsi" w:cstheme="majorBidi" w:hAnsiTheme="majorHAnsi" w:eastAsia="黑体"/>
       <w:color w:themeColor="accent1" w:themeShade="7F" w:val="243F60"/>
     </w:rPr>
   </w:style>
@@ -3559,7 +3745,7 @@
     <w:semiHidden/>
     <w:rsid w:val="00FC693F"/>
     <w:rPr>
-      <w:rFonts w:asciiTheme="majorHAnsi" w:cstheme="majorBidi" w:eastAsiaTheme="majorEastAsia" w:hAnsiTheme="majorHAnsi"/>
+      <w:rFonts w:asciiTheme="majorHAnsi" w:cstheme="majorBidi" w:hAnsiTheme="majorHAnsi" w:eastAsia="黑体"/>
       <w:i/>
       <w:iCs/>
       <w:color w:themeColor="accent1" w:themeShade="7F" w:val="243F60"/>
@@ -3573,7 +3759,7 @@
     <w:semiHidden/>
     <w:rsid w:val="00FC693F"/>
     <w:rPr>
-      <w:rFonts w:asciiTheme="majorHAnsi" w:cstheme="majorBidi" w:eastAsiaTheme="majorEastAsia" w:hAnsiTheme="majorHAnsi"/>
+      <w:rFonts w:asciiTheme="majorHAnsi" w:cstheme="majorBidi" w:hAnsiTheme="majorHAnsi" w:eastAsia="黑体"/>
       <w:i/>
       <w:iCs/>
       <w:color w:themeColor="text1" w:themeTint="BF" w:val="404040"/>
@@ -3587,7 +3773,7 @@
     <w:semiHidden/>
     <w:rsid w:val="00FC693F"/>
     <w:rPr>
-      <w:rFonts w:asciiTheme="majorHAnsi" w:cstheme="majorBidi" w:eastAsiaTheme="majorEastAsia" w:hAnsiTheme="majorHAnsi"/>
+      <w:rFonts w:asciiTheme="majorHAnsi" w:cstheme="majorBidi" w:hAnsiTheme="majorHAnsi" w:eastAsia="黑体"/>
       <w:color w:themeColor="accent1" w:val="4F81BD"/>
       <w:sz w:val="20"/>
       <w:szCs w:val="20"/>
@@ -3601,7 +3787,7 @@
     <w:semiHidden/>
     <w:rsid w:val="00FC693F"/>
     <w:rPr>
-      <w:rFonts w:asciiTheme="majorHAnsi" w:cstheme="majorBidi" w:eastAsiaTheme="majorEastAsia" w:hAnsiTheme="majorHAnsi"/>
+      <w:rFonts w:asciiTheme="majorHAnsi" w:cstheme="majorBidi" w:hAnsiTheme="majorHAnsi" w:eastAsia="黑体"/>
       <w:i/>
       <w:iCs/>
       <w:color w:themeColor="text1" w:themeTint="BF" w:val="404040"/>
@@ -3622,6 +3808,7 @@
       <w:spacing w:line="240" w:lineRule="auto"/>
     </w:pPr>
     <w:rPr>
+      <w:rFonts w:eastAsia="黑体"/>
       <w:b/>
       <w:bCs/>
       <w:color w:themeColor="accent1" w:val="4F81BD"/>
@@ -3636,6 +3823,7 @@
     <w:qFormat/>
     <w:rsid w:val="00FC693F"/>
     <w:rPr>
+      <w:rFonts w:eastAsia="黑体"/>
       <w:b/>
       <w:bCs/>
     </w:rPr>
@@ -3647,6 +3835,7 @@
     <w:qFormat/>
     <w:rsid w:val="00FC693F"/>
     <w:rPr>
+      <w:rFonts w:eastAsia="黑体"/>
       <w:i/>
       <w:iCs/>
     </w:rPr>
@@ -3667,6 +3856,7 @@
       <w:ind w:left="936" w:right="936"/>
     </w:pPr>
     <w:rPr>
+      <w:rFonts w:eastAsia="黑体"/>
       <w:b/>
       <w:bCs/>
       <w:i/>
@@ -3681,6 +3871,7 @@
     <w:uiPriority w:val="30"/>
     <w:rsid w:val="00FC693F"/>
     <w:rPr>
+      <w:rFonts w:eastAsia="黑体"/>
       <w:b/>
       <w:bCs/>
       <w:i/>
@@ -3695,6 +3886,7 @@
     <w:qFormat/>
     <w:rsid w:val="00FC693F"/>
     <w:rPr>
+      <w:rFonts w:eastAsia="黑体"/>
       <w:i/>
       <w:iCs/>
       <w:color w:themeColor="text1" w:themeTint="7F" w:val="808080"/>
@@ -3707,6 +3899,7 @@
     <w:qFormat/>
     <w:rsid w:val="00FC693F"/>
     <w:rPr>
+      <w:rFonts w:eastAsia="黑体"/>
       <w:b/>
       <w:bCs/>
       <w:i/>
@@ -3721,6 +3914,7 @@
     <w:qFormat/>
     <w:rsid w:val="00FC693F"/>
     <w:rPr>
+      <w:rFonts w:eastAsia="黑体"/>
       <w:smallCaps/>
       <w:color w:themeColor="accent2" w:val="C0504D"/>
       <w:u w:val="single"/>
@@ -3733,6 +3927,7 @@
     <w:qFormat/>
     <w:rsid w:val="00FC693F"/>
     <w:rPr>
+      <w:rFonts w:eastAsia="黑体"/>
       <w:b/>
       <w:bCs/>
       <w:smallCaps/>
@@ -3748,6 +3943,7 @@
     <w:qFormat/>
     <w:rsid w:val="00FC693F"/>
     <w:rPr>
+      <w:rFonts w:eastAsia="黑体"/>
       <w:b/>
       <w:bCs/>
       <w:smallCaps/>
@@ -3802,6 +3998,7 @@
       <w:spacing w:after="0" w:line="240" w:lineRule="auto"/>
     </w:pPr>
     <w:rPr>
+      <w:rFonts w:eastAsia="黑体"/>
       <w:color w:themeColor="text1" w:themeShade="BF" w:val="000000"/>
     </w:rPr>
     <w:tblPr>
@@ -3824,6 +4021,7 @@
         <w:spacing w:after="0" w:before="0" w:line="240" w:lineRule="auto"/>
       </w:pPr>
       <w:rPr>
+        <w:rFonts w:eastAsia="黑体"/>
         <w:b/>
         <w:bCs/>
       </w:rPr>
@@ -3844,6 +4042,7 @@
         <w:spacing w:after="0" w:before="0" w:line="240" w:lineRule="auto"/>
       </w:pPr>
       <w:rPr>
+        <w:rFonts w:eastAsia="黑体"/>
         <w:b/>
         <w:bCs/>
       </w:rPr>
@@ -3861,12 +4060,14 @@
     </w:tblStylePr>
     <w:tblStylePr w:type="firstCol">
       <w:rPr>
+        <w:rFonts w:eastAsia="黑体"/>
         <w:b/>
         <w:bCs/>
       </w:rPr>
     </w:tblStylePr>
     <w:tblStylePr w:type="lastCol">
       <w:rPr>
+        <w:rFonts w:eastAsia="黑体"/>
         <w:b/>
         <w:bCs/>
       </w:rPr>
@@ -3905,6 +4106,7 @@
       <w:spacing w:after="0" w:line="240" w:lineRule="auto"/>
     </w:pPr>
     <w:rPr>
+      <w:rFonts w:eastAsia="黑体"/>
       <w:color w:themeColor="accent1" w:themeShade="BF" w:val="365F91"/>
     </w:rPr>
     <w:tblPr>
@@ -3927,6 +4129,7 @@
         <w:spacing w:after="0" w:before="0" w:line="240" w:lineRule="auto"/>
       </w:pPr>
       <w:rPr>
+        <w:rFonts w:eastAsia="黑体"/>
         <w:b/>
         <w:bCs/>
       </w:rPr>
@@ -3947,6 +4150,7 @@
         <w:spacing w:after="0" w:before="0" w:line="240" w:lineRule="auto"/>
       </w:pPr>
       <w:rPr>
+        <w:rFonts w:eastAsia="黑体"/>
         <w:b/>
         <w:bCs/>
       </w:rPr>
@@ -3964,12 +4168,14 @@
     </w:tblStylePr>
     <w:tblStylePr w:type="firstCol">
       <w:rPr>
+        <w:rFonts w:eastAsia="黑体"/>
         <w:b/>
         <w:bCs/>
       </w:rPr>
     </w:tblStylePr>
     <w:tblStylePr w:type="lastCol">
       <w:rPr>
+        <w:rFonts w:eastAsia="黑体"/>
         <w:b/>
         <w:bCs/>
       </w:rPr>
@@ -4008,6 +4214,7 @@
       <w:spacing w:after="0" w:line="240" w:lineRule="auto"/>
     </w:pPr>
     <w:rPr>
+      <w:rFonts w:eastAsia="黑体"/>
       <w:color w:themeColor="accent2" w:themeShade="BF" w:val="943634"/>
     </w:rPr>
     <w:tblPr>
@@ -4030,6 +4237,7 @@
         <w:spacing w:after="0" w:before="0" w:line="240" w:lineRule="auto"/>
       </w:pPr>
       <w:rPr>
+        <w:rFonts w:eastAsia="黑体"/>
         <w:b/>
         <w:bCs/>
       </w:rPr>
@@ -4050,6 +4258,7 @@
         <w:spacing w:after="0" w:before="0" w:line="240" w:lineRule="auto"/>
       </w:pPr>
       <w:rPr>
+        <w:rFonts w:eastAsia="黑体"/>
         <w:b/>
         <w:bCs/>
       </w:rPr>
@@ -4067,12 +4276,14 @@
     </w:tblStylePr>
     <w:tblStylePr w:type="firstCol">
       <w:rPr>
+        <w:rFonts w:eastAsia="黑体"/>
         <w:b/>
         <w:bCs/>
       </w:rPr>
     </w:tblStylePr>
     <w:tblStylePr w:type="lastCol">
       <w:rPr>
+        <w:rFonts w:eastAsia="黑体"/>
         <w:b/>
         <w:bCs/>
       </w:rPr>
@@ -4111,6 +4322,7 @@
       <w:spacing w:after="0" w:line="240" w:lineRule="auto"/>
     </w:pPr>
     <w:rPr>
+      <w:rFonts w:eastAsia="黑体"/>
       <w:color w:themeColor="accent3" w:themeShade="BF" w:val="76923C"/>
     </w:rPr>
     <w:tblPr>
@@ -4133,6 +4345,7 @@
         <w:spacing w:after="0" w:before="0" w:line="240" w:lineRule="auto"/>
       </w:pPr>
       <w:rPr>
+        <w:rFonts w:eastAsia="黑体"/>
         <w:b/>
         <w:bCs/>
       </w:rPr>
@@ -4153,6 +4366,7 @@
         <w:spacing w:after="0" w:before="0" w:line="240" w:lineRule="auto"/>
       </w:pPr>
       <w:rPr>
+        <w:rFonts w:eastAsia="黑体"/>
         <w:b/>
         <w:bCs/>
       </w:rPr>
@@ -4170,12 +4384,14 @@
     </w:tblStylePr>
     <w:tblStylePr w:type="firstCol">
       <w:rPr>
+        <w:rFonts w:eastAsia="黑体"/>
         <w:b/>
         <w:bCs/>
       </w:rPr>
     </w:tblStylePr>
     <w:tblStylePr w:type="lastCol">
       <w:rPr>
+        <w:rFonts w:eastAsia="黑体"/>
         <w:b/>
         <w:bCs/>
       </w:rPr>
@@ -4214,6 +4430,7 @@
       <w:spacing w:after="0" w:line="240" w:lineRule="auto"/>
     </w:pPr>
     <w:rPr>
+      <w:rFonts w:eastAsia="黑体"/>
       <w:color w:themeColor="accent4" w:themeShade="BF" w:val="5F497A"/>
     </w:rPr>
     <w:tblPr>
@@ -4236,6 +4453,7 @@
         <w:spacing w:after="0" w:before="0" w:line="240" w:lineRule="auto"/>
       </w:pPr>
       <w:rPr>
+        <w:rFonts w:eastAsia="黑体"/>
         <w:b/>
         <w:bCs/>
       </w:rPr>
@@ -4256,6 +4474,7 @@
         <w:spacing w:after="0" w:before="0" w:line="240" w:lineRule="auto"/>
       </w:pPr>
       <w:rPr>
+        <w:rFonts w:eastAsia="黑体"/>
         <w:b/>
         <w:bCs/>
       </w:rPr>
@@ -4273,12 +4492,14 @@
     </w:tblStylePr>
     <w:tblStylePr w:type="firstCol">
       <w:rPr>
+        <w:rFonts w:eastAsia="黑体"/>
         <w:b/>
         <w:bCs/>
       </w:rPr>
     </w:tblStylePr>
     <w:tblStylePr w:type="lastCol">
       <w:rPr>
+        <w:rFonts w:eastAsia="黑体"/>
         <w:b/>
         <w:bCs/>
       </w:rPr>
@@ -4317,6 +4538,7 @@
       <w:spacing w:after="0" w:line="240" w:lineRule="auto"/>
     </w:pPr>
     <w:rPr>
+      <w:rFonts w:eastAsia="黑体"/>
       <w:color w:themeColor="accent5" w:themeShade="BF" w:val="31849B"/>
     </w:rPr>
     <w:tblPr>
@@ -4339,6 +4561,7 @@
         <w:spacing w:after="0" w:before="0" w:line="240" w:lineRule="auto"/>
       </w:pPr>
       <w:rPr>
+        <w:rFonts w:eastAsia="黑体"/>
         <w:b/>
         <w:bCs/>
       </w:rPr>
@@ -4359,6 +4582,7 @@
         <w:spacing w:after="0" w:before="0" w:line="240" w:lineRule="auto"/>
       </w:pPr>
       <w:rPr>
+        <w:rFonts w:eastAsia="黑体"/>
         <w:b/>
         <w:bCs/>
       </w:rPr>
@@ -4376,12 +4600,14 @@
     </w:tblStylePr>
     <w:tblStylePr w:type="firstCol">
       <w:rPr>
+        <w:rFonts w:eastAsia="黑体"/>
         <w:b/>
         <w:bCs/>
       </w:rPr>
     </w:tblStylePr>
     <w:tblStylePr w:type="lastCol">
       <w:rPr>
+        <w:rFonts w:eastAsia="黑体"/>
         <w:b/>
         <w:bCs/>
       </w:rPr>
@@ -4420,6 +4646,7 @@
       <w:spacing w:after="0" w:line="240" w:lineRule="auto"/>
     </w:pPr>
     <w:rPr>
+      <w:rFonts w:eastAsia="黑体"/>
       <w:color w:themeColor="accent6" w:themeShade="BF" w:val="E36C0A"/>
     </w:rPr>
     <w:tblPr>
@@ -4442,6 +4669,7 @@
         <w:spacing w:after="0" w:before="0" w:line="240" w:lineRule="auto"/>
       </w:pPr>
       <w:rPr>
+        <w:rFonts w:eastAsia="黑体"/>
         <w:b/>
         <w:bCs/>
       </w:rPr>
@@ -4462,6 +4690,7 @@
         <w:spacing w:after="0" w:before="0" w:line="240" w:lineRule="auto"/>
       </w:pPr>
       <w:rPr>
+        <w:rFonts w:eastAsia="黑体"/>
         <w:b/>
         <w:bCs/>
       </w:rPr>
@@ -4479,12 +4708,14 @@
     </w:tblStylePr>
     <w:tblStylePr w:type="firstCol">
       <w:rPr>
+        <w:rFonts w:eastAsia="黑体"/>
         <w:b/>
         <w:bCs/>
       </w:rPr>
     </w:tblStylePr>
     <w:tblStylePr w:type="lastCol">
       <w:rPr>
+        <w:rFonts w:eastAsia="黑体"/>
         <w:b/>
         <w:bCs/>
       </w:rPr>
@@ -4544,6 +4775,7 @@
         <w:spacing w:after="0" w:before="0" w:line="240" w:lineRule="auto"/>
       </w:pPr>
       <w:rPr>
+        <w:rFonts w:eastAsia="黑体"/>
         <w:b/>
         <w:bCs/>
         <w:color w:themeColor="background1" w:val="FFFFFF"/>
@@ -4558,6 +4790,7 @@
         <w:spacing w:after="0" w:before="0" w:line="240" w:lineRule="auto"/>
       </w:pPr>
       <w:rPr>
+        <w:rFonts w:eastAsia="黑体"/>
         <w:b/>
         <w:bCs/>
       </w:rPr>
@@ -4573,12 +4806,14 @@
     </w:tblStylePr>
     <w:tblStylePr w:type="firstCol">
       <w:rPr>
+        <w:rFonts w:eastAsia="黑体"/>
         <w:b/>
         <w:bCs/>
       </w:rPr>
     </w:tblStylePr>
     <w:tblStylePr w:type="lastCol">
       <w:rPr>
+        <w:rFonts w:eastAsia="黑体"/>
         <w:b/>
         <w:bCs/>
       </w:rPr>
@@ -4636,6 +4871,7 @@
         <w:spacing w:after="0" w:before="0" w:line="240" w:lineRule="auto"/>
       </w:pPr>
       <w:rPr>
+        <w:rFonts w:eastAsia="黑体"/>
         <w:b/>
         <w:bCs/>
         <w:color w:themeColor="background1" w:val="FFFFFF"/>
@@ -4650,6 +4886,7 @@
         <w:spacing w:after="0" w:before="0" w:line="240" w:lineRule="auto"/>
       </w:pPr>
       <w:rPr>
+        <w:rFonts w:eastAsia="黑体"/>
         <w:b/>
         <w:bCs/>
       </w:rPr>
@@ -4665,12 +4902,14 @@
     </w:tblStylePr>
     <w:tblStylePr w:type="firstCol">
       <w:rPr>
+        <w:rFonts w:eastAsia="黑体"/>
         <w:b/>
         <w:bCs/>
       </w:rPr>
     </w:tblStylePr>
     <w:tblStylePr w:type="lastCol">
       <w:rPr>
+        <w:rFonts w:eastAsia="黑体"/>
         <w:b/>
         <w:bCs/>
       </w:rPr>
@@ -4728,6 +4967,7 @@
         <w:spacing w:after="0" w:before="0" w:line="240" w:lineRule="auto"/>
       </w:pPr>
       <w:rPr>
+        <w:rFonts w:eastAsia="黑体"/>
         <w:b/>
         <w:bCs/>
         <w:color w:themeColor="background1" w:val="FFFFFF"/>
@@ -4742,6 +4982,7 @@
         <w:spacing w:after="0" w:before="0" w:line="240" w:lineRule="auto"/>
       </w:pPr>
       <w:rPr>
+        <w:rFonts w:eastAsia="黑体"/>
         <w:b/>
         <w:bCs/>
       </w:rPr>
@@ -4757,12 +4998,14 @@
     </w:tblStylePr>
     <w:tblStylePr w:type="firstCol">
       <w:rPr>
+        <w:rFonts w:eastAsia="黑体"/>
         <w:b/>
         <w:bCs/>
       </w:rPr>
     </w:tblStylePr>
     <w:tblStylePr w:type="lastCol">
       <w:rPr>
+        <w:rFonts w:eastAsia="黑体"/>
         <w:b/>
         <w:bCs/>
       </w:rPr>
@@ -4820,6 +5063,7 @@
         <w:spacing w:after="0" w:before="0" w:line="240" w:lineRule="auto"/>
       </w:pPr>
       <w:rPr>
+        <w:rFonts w:eastAsia="黑体"/>
         <w:b/>
         <w:bCs/>
         <w:color w:themeColor="background1" w:val="FFFFFF"/>
@@ -4834,6 +5078,7 @@
         <w:spacing w:after="0" w:before="0" w:line="240" w:lineRule="auto"/>
       </w:pPr>
       <w:rPr>
+        <w:rFonts w:eastAsia="黑体"/>
         <w:b/>
         <w:bCs/>
       </w:rPr>
@@ -4849,12 +5094,14 @@
     </w:tblStylePr>
     <w:tblStylePr w:type="firstCol">
       <w:rPr>
+        <w:rFonts w:eastAsia="黑体"/>
         <w:b/>
         <w:bCs/>
       </w:rPr>
     </w:tblStylePr>
     <w:tblStylePr w:type="lastCol">
       <w:rPr>
+        <w:rFonts w:eastAsia="黑体"/>
         <w:b/>
         <w:bCs/>
       </w:rPr>
@@ -4912,6 +5159,7 @@
         <w:spacing w:after="0" w:before="0" w:line="240" w:lineRule="auto"/>
       </w:pPr>
       <w:rPr>
+        <w:rFonts w:eastAsia="黑体"/>
         <w:b/>
         <w:bCs/>
         <w:color w:themeColor="background1" w:val="FFFFFF"/>
@@ -4926,6 +5174,7 @@
         <w:spacing w:after="0" w:before="0" w:line="240" w:lineRule="auto"/>
       </w:pPr>
       <w:rPr>
+        <w:rFonts w:eastAsia="黑体"/>
         <w:b/>
         <w:bCs/>
       </w:rPr>
@@ -4941,12 +5190,14 @@
     </w:tblStylePr>
     <w:tblStylePr w:type="firstCol">
       <w:rPr>
+        <w:rFonts w:eastAsia="黑体"/>
         <w:b/>
         <w:bCs/>
       </w:rPr>
     </w:tblStylePr>
     <w:tblStylePr w:type="lastCol">
       <w:rPr>
+        <w:rFonts w:eastAsia="黑体"/>
         <w:b/>
         <w:bCs/>
       </w:rPr>
@@ -5004,6 +5255,7 @@
         <w:spacing w:after="0" w:before="0" w:line="240" w:lineRule="auto"/>
       </w:pPr>
       <w:rPr>
+        <w:rFonts w:eastAsia="黑体"/>
         <w:b/>
         <w:bCs/>
         <w:color w:themeColor="background1" w:val="FFFFFF"/>
@@ -5018,6 +5270,7 @@
         <w:spacing w:after="0" w:before="0" w:line="240" w:lineRule="auto"/>
       </w:pPr>
       <w:rPr>
+        <w:rFonts w:eastAsia="黑体"/>
         <w:b/>
         <w:bCs/>
       </w:rPr>
@@ -5033,12 +5286,14 @@
     </w:tblStylePr>
     <w:tblStylePr w:type="firstCol">
       <w:rPr>
+        <w:rFonts w:eastAsia="黑体"/>
         <w:b/>
         <w:bCs/>
       </w:rPr>
     </w:tblStylePr>
     <w:tblStylePr w:type="lastCol">
       <w:rPr>
+        <w:rFonts w:eastAsia="黑体"/>
         <w:b/>
         <w:bCs/>
       </w:rPr>
@@ -5096,6 +5351,7 @@
         <w:spacing w:after="0" w:before="0" w:line="240" w:lineRule="auto"/>
       </w:pPr>
       <w:rPr>
+        <w:rFonts w:eastAsia="黑体"/>
         <w:b/>
         <w:bCs/>
         <w:color w:themeColor="background1" w:val="FFFFFF"/>
@@ -5110,6 +5366,7 @@
         <w:spacing w:after="0" w:before="0" w:line="240" w:lineRule="auto"/>
       </w:pPr>
       <w:rPr>
+        <w:rFonts w:eastAsia="黑体"/>
         <w:b/>
         <w:bCs/>
       </w:rPr>
@@ -5125,12 +5382,14 @@
     </w:tblStylePr>
     <w:tblStylePr w:type="firstCol">
       <w:rPr>
+        <w:rFonts w:eastAsia="黑体"/>
         <w:b/>
         <w:bCs/>
       </w:rPr>
     </w:tblStylePr>
     <w:tblStylePr w:type="lastCol">
       <w:rPr>
+        <w:rFonts w:eastAsia="黑体"/>
         <w:b/>
         <w:bCs/>
       </w:rPr>
@@ -5190,7 +5449,7 @@
         <w:spacing w:after="0" w:before="0" w:line="240" w:lineRule="auto"/>
       </w:pPr>
       <w:rPr>
-        <w:rFonts w:asciiTheme="majorHAnsi" w:cstheme="majorBidi" w:eastAsiaTheme="majorEastAsia" w:hAnsiTheme="majorHAnsi"/>
+        <w:rFonts w:asciiTheme="majorHAnsi" w:cstheme="majorBidi" w:hAnsiTheme="majorHAnsi" w:eastAsia="黑体"/>
         <w:b/>
         <w:bCs/>
       </w:rPr>
@@ -5211,7 +5470,7 @@
         <w:spacing w:after="0" w:before="0" w:line="240" w:lineRule="auto"/>
       </w:pPr>
       <w:rPr>
-        <w:rFonts w:asciiTheme="majorHAnsi" w:cstheme="majorBidi" w:eastAsiaTheme="majorEastAsia" w:hAnsiTheme="majorHAnsi"/>
+        <w:rFonts w:asciiTheme="majorHAnsi" w:cstheme="majorBidi" w:hAnsiTheme="majorHAnsi" w:eastAsia="黑体"/>
         <w:b/>
         <w:bCs/>
       </w:rPr>
@@ -5229,14 +5488,14 @@
     </w:tblStylePr>
     <w:tblStylePr w:type="firstCol">
       <w:rPr>
-        <w:rFonts w:asciiTheme="majorHAnsi" w:cstheme="majorBidi" w:eastAsiaTheme="majorEastAsia" w:hAnsiTheme="majorHAnsi"/>
+        <w:rFonts w:asciiTheme="majorHAnsi" w:cstheme="majorBidi" w:hAnsiTheme="majorHAnsi" w:eastAsia="黑体"/>
         <w:b/>
         <w:bCs/>
       </w:rPr>
     </w:tblStylePr>
     <w:tblStylePr w:type="lastCol">
       <w:rPr>
-        <w:rFonts w:asciiTheme="majorHAnsi" w:cstheme="majorBidi" w:eastAsiaTheme="majorEastAsia" w:hAnsiTheme="majorHAnsi"/>
+        <w:rFonts w:asciiTheme="majorHAnsi" w:cstheme="majorBidi" w:hAnsiTheme="majorHAnsi" w:eastAsia="黑体"/>
         <w:b/>
         <w:bCs/>
       </w:rPr>
@@ -5320,7 +5579,7 @@
         <w:spacing w:after="0" w:before="0" w:line="240" w:lineRule="auto"/>
       </w:pPr>
       <w:rPr>
-        <w:rFonts w:asciiTheme="majorHAnsi" w:cstheme="majorBidi" w:eastAsiaTheme="majorEastAsia" w:hAnsiTheme="majorHAnsi"/>
+        <w:rFonts w:asciiTheme="majorHAnsi" w:cstheme="majorBidi" w:hAnsiTheme="majorHAnsi" w:eastAsia="黑体"/>
         <w:b/>
         <w:bCs/>
       </w:rPr>
@@ -5341,7 +5600,7 @@
         <w:spacing w:after="0" w:before="0" w:line="240" w:lineRule="auto"/>
       </w:pPr>
       <w:rPr>
-        <w:rFonts w:asciiTheme="majorHAnsi" w:cstheme="majorBidi" w:eastAsiaTheme="majorEastAsia" w:hAnsiTheme="majorHAnsi"/>
+        <w:rFonts w:asciiTheme="majorHAnsi" w:cstheme="majorBidi" w:hAnsiTheme="majorHAnsi" w:eastAsia="黑体"/>
         <w:b/>
         <w:bCs/>
       </w:rPr>
@@ -5359,14 +5618,14 @@
     </w:tblStylePr>
     <w:tblStylePr w:type="firstCol">
       <w:rPr>
-        <w:rFonts w:asciiTheme="majorHAnsi" w:cstheme="majorBidi" w:eastAsiaTheme="majorEastAsia" w:hAnsiTheme="majorHAnsi"/>
+        <w:rFonts w:asciiTheme="majorHAnsi" w:cstheme="majorBidi" w:hAnsiTheme="majorHAnsi" w:eastAsia="黑体"/>
         <w:b/>
         <w:bCs/>
       </w:rPr>
     </w:tblStylePr>
     <w:tblStylePr w:type="lastCol">
       <w:rPr>
-        <w:rFonts w:asciiTheme="majorHAnsi" w:cstheme="majorBidi" w:eastAsiaTheme="majorEastAsia" w:hAnsiTheme="majorHAnsi"/>
+        <w:rFonts w:asciiTheme="majorHAnsi" w:cstheme="majorBidi" w:hAnsiTheme="majorHAnsi" w:eastAsia="黑体"/>
         <w:b/>
         <w:bCs/>
       </w:rPr>
@@ -5450,7 +5709,7 @@
         <w:spacing w:after="0" w:before="0" w:line="240" w:lineRule="auto"/>
       </w:pPr>
       <w:rPr>
-        <w:rFonts w:asciiTheme="majorHAnsi" w:cstheme="majorBidi" w:eastAsiaTheme="majorEastAsia" w:hAnsiTheme="majorHAnsi"/>
+        <w:rFonts w:asciiTheme="majorHAnsi" w:cstheme="majorBidi" w:hAnsiTheme="majorHAnsi" w:eastAsia="黑体"/>
         <w:b/>
         <w:bCs/>
       </w:rPr>
@@ -5471,7 +5730,7 @@
         <w:spacing w:after="0" w:before="0" w:line="240" w:lineRule="auto"/>
       </w:pPr>
       <w:rPr>
-        <w:rFonts w:asciiTheme="majorHAnsi" w:cstheme="majorBidi" w:eastAsiaTheme="majorEastAsia" w:hAnsiTheme="majorHAnsi"/>
+        <w:rFonts w:asciiTheme="majorHAnsi" w:cstheme="majorBidi" w:hAnsiTheme="majorHAnsi" w:eastAsia="黑体"/>
         <w:b/>
         <w:bCs/>
       </w:rPr>
@@ -5489,14 +5748,14 @@
     </w:tblStylePr>
     <w:tblStylePr w:type="firstCol">
       <w:rPr>
-        <w:rFonts w:asciiTheme="majorHAnsi" w:cstheme="majorBidi" w:eastAsiaTheme="majorEastAsia" w:hAnsiTheme="majorHAnsi"/>
+        <w:rFonts w:asciiTheme="majorHAnsi" w:cstheme="majorBidi" w:hAnsiTheme="majorHAnsi" w:eastAsia="黑体"/>
         <w:b/>
         <w:bCs/>
       </w:rPr>
     </w:tblStylePr>
     <w:tblStylePr w:type="lastCol">
       <w:rPr>
-        <w:rFonts w:asciiTheme="majorHAnsi" w:cstheme="majorBidi" w:eastAsiaTheme="majorEastAsia" w:hAnsiTheme="majorHAnsi"/>
+        <w:rFonts w:asciiTheme="majorHAnsi" w:cstheme="majorBidi" w:hAnsiTheme="majorHAnsi" w:eastAsia="黑体"/>
         <w:b/>
         <w:bCs/>
       </w:rPr>
@@ -5580,7 +5839,7 @@
         <w:spacing w:after="0" w:before="0" w:line="240" w:lineRule="auto"/>
       </w:pPr>
       <w:rPr>
-        <w:rFonts w:asciiTheme="majorHAnsi" w:cstheme="majorBidi" w:eastAsiaTheme="majorEastAsia" w:hAnsiTheme="majorHAnsi"/>
+        <w:rFonts w:asciiTheme="majorHAnsi" w:cstheme="majorBidi" w:hAnsiTheme="majorHAnsi" w:eastAsia="黑体"/>
         <w:b/>
         <w:bCs/>
       </w:rPr>
@@ -5601,7 +5860,7 @@
         <w:spacing w:after="0" w:before="0" w:line="240" w:lineRule="auto"/>
       </w:pPr>
       <w:rPr>
-        <w:rFonts w:asciiTheme="majorHAnsi" w:cstheme="majorBidi" w:eastAsiaTheme="majorEastAsia" w:hAnsiTheme="majorHAnsi"/>
+        <w:rFonts w:asciiTheme="majorHAnsi" w:cstheme="majorBidi" w:hAnsiTheme="majorHAnsi" w:eastAsia="黑体"/>
         <w:b/>
         <w:bCs/>
       </w:rPr>
@@ -5619,14 +5878,14 @@
     </w:tblStylePr>
     <w:tblStylePr w:type="firstCol">
       <w:rPr>
-        <w:rFonts w:asciiTheme="majorHAnsi" w:cstheme="majorBidi" w:eastAsiaTheme="majorEastAsia" w:hAnsiTheme="majorHAnsi"/>
+        <w:rFonts w:asciiTheme="majorHAnsi" w:cstheme="majorBidi" w:hAnsiTheme="majorHAnsi" w:eastAsia="黑体"/>
         <w:b/>
         <w:bCs/>
       </w:rPr>
     </w:tblStylePr>
     <w:tblStylePr w:type="lastCol">
       <w:rPr>
-        <w:rFonts w:asciiTheme="majorHAnsi" w:cstheme="majorBidi" w:eastAsiaTheme="majorEastAsia" w:hAnsiTheme="majorHAnsi"/>
+        <w:rFonts w:asciiTheme="majorHAnsi" w:cstheme="majorBidi" w:hAnsiTheme="majorHAnsi" w:eastAsia="黑体"/>
         <w:b/>
         <w:bCs/>
       </w:rPr>
@@ -5710,7 +5969,7 @@
         <w:spacing w:after="0" w:before="0" w:line="240" w:lineRule="auto"/>
       </w:pPr>
       <w:rPr>
-        <w:rFonts w:asciiTheme="majorHAnsi" w:cstheme="majorBidi" w:eastAsiaTheme="majorEastAsia" w:hAnsiTheme="majorHAnsi"/>
+        <w:rFonts w:asciiTheme="majorHAnsi" w:cstheme="majorBidi" w:hAnsiTheme="majorHAnsi" w:eastAsia="黑体"/>
         <w:b/>
         <w:bCs/>
       </w:rPr>
@@ -5731,7 +5990,7 @@
         <w:spacing w:after="0" w:before="0" w:line="240" w:lineRule="auto"/>
       </w:pPr>
       <w:rPr>
-        <w:rFonts w:asciiTheme="majorHAnsi" w:cstheme="majorBidi" w:eastAsiaTheme="majorEastAsia" w:hAnsiTheme="majorHAnsi"/>
+        <w:rFonts w:asciiTheme="majorHAnsi" w:cstheme="majorBidi" w:hAnsiTheme="majorHAnsi" w:eastAsia="黑体"/>
         <w:b/>
         <w:bCs/>
       </w:rPr>
@@ -5749,14 +6008,14 @@
     </w:tblStylePr>
     <w:tblStylePr w:type="firstCol">
       <w:rPr>
-        <w:rFonts w:asciiTheme="majorHAnsi" w:cstheme="majorBidi" w:eastAsiaTheme="majorEastAsia" w:hAnsiTheme="majorHAnsi"/>
+        <w:rFonts w:asciiTheme="majorHAnsi" w:cstheme="majorBidi" w:hAnsiTheme="majorHAnsi" w:eastAsia="黑体"/>
         <w:b/>
         <w:bCs/>
       </w:rPr>
     </w:tblStylePr>
     <w:tblStylePr w:type="lastCol">
       <w:rPr>
-        <w:rFonts w:asciiTheme="majorHAnsi" w:cstheme="majorBidi" w:eastAsiaTheme="majorEastAsia" w:hAnsiTheme="majorHAnsi"/>
+        <w:rFonts w:asciiTheme="majorHAnsi" w:cstheme="majorBidi" w:hAnsiTheme="majorHAnsi" w:eastAsia="黑体"/>
         <w:b/>
         <w:bCs/>
       </w:rPr>
@@ -5840,7 +6099,7 @@
         <w:spacing w:after="0" w:before="0" w:line="240" w:lineRule="auto"/>
       </w:pPr>
       <w:rPr>
-        <w:rFonts w:asciiTheme="majorHAnsi" w:cstheme="majorBidi" w:eastAsiaTheme="majorEastAsia" w:hAnsiTheme="majorHAnsi"/>
+        <w:rFonts w:asciiTheme="majorHAnsi" w:cstheme="majorBidi" w:hAnsiTheme="majorHAnsi" w:eastAsia="黑体"/>
         <w:b/>
         <w:bCs/>
       </w:rPr>
@@ -5861,7 +6120,7 @@
         <w:spacing w:after="0" w:before="0" w:line="240" w:lineRule="auto"/>
       </w:pPr>
       <w:rPr>
-        <w:rFonts w:asciiTheme="majorHAnsi" w:cstheme="majorBidi" w:eastAsiaTheme="majorEastAsia" w:hAnsiTheme="majorHAnsi"/>
+        <w:rFonts w:asciiTheme="majorHAnsi" w:cstheme="majorBidi" w:hAnsiTheme="majorHAnsi" w:eastAsia="黑体"/>
         <w:b/>
         <w:bCs/>
       </w:rPr>
@@ -5879,14 +6138,14 @@
     </w:tblStylePr>
     <w:tblStylePr w:type="firstCol">
       <w:rPr>
-        <w:rFonts w:asciiTheme="majorHAnsi" w:cstheme="majorBidi" w:eastAsiaTheme="majorEastAsia" w:hAnsiTheme="majorHAnsi"/>
+        <w:rFonts w:asciiTheme="majorHAnsi" w:cstheme="majorBidi" w:hAnsiTheme="majorHAnsi" w:eastAsia="黑体"/>
         <w:b/>
         <w:bCs/>
       </w:rPr>
     </w:tblStylePr>
     <w:tblStylePr w:type="lastCol">
       <w:rPr>
-        <w:rFonts w:asciiTheme="majorHAnsi" w:cstheme="majorBidi" w:eastAsiaTheme="majorEastAsia" w:hAnsiTheme="majorHAnsi"/>
+        <w:rFonts w:asciiTheme="majorHAnsi" w:cstheme="majorBidi" w:hAnsiTheme="majorHAnsi" w:eastAsia="黑体"/>
         <w:b/>
         <w:bCs/>
       </w:rPr>
@@ -5970,7 +6229,7 @@
         <w:spacing w:after="0" w:before="0" w:line="240" w:lineRule="auto"/>
       </w:pPr>
       <w:rPr>
-        <w:rFonts w:asciiTheme="majorHAnsi" w:cstheme="majorBidi" w:eastAsiaTheme="majorEastAsia" w:hAnsiTheme="majorHAnsi"/>
+        <w:rFonts w:asciiTheme="majorHAnsi" w:cstheme="majorBidi" w:hAnsiTheme="majorHAnsi" w:eastAsia="黑体"/>
         <w:b/>
         <w:bCs/>
       </w:rPr>
@@ -5991,7 +6250,7 @@
         <w:spacing w:after="0" w:before="0" w:line="240" w:lineRule="auto"/>
       </w:pPr>
       <w:rPr>
-        <w:rFonts w:asciiTheme="majorHAnsi" w:cstheme="majorBidi" w:eastAsiaTheme="majorEastAsia" w:hAnsiTheme="majorHAnsi"/>
+        <w:rFonts w:asciiTheme="majorHAnsi" w:cstheme="majorBidi" w:hAnsiTheme="majorHAnsi" w:eastAsia="黑体"/>
         <w:b/>
         <w:bCs/>
       </w:rPr>
@@ -6009,14 +6268,14 @@
     </w:tblStylePr>
     <w:tblStylePr w:type="firstCol">
       <w:rPr>
-        <w:rFonts w:asciiTheme="majorHAnsi" w:cstheme="majorBidi" w:eastAsiaTheme="majorEastAsia" w:hAnsiTheme="majorHAnsi"/>
+        <w:rFonts w:asciiTheme="majorHAnsi" w:cstheme="majorBidi" w:hAnsiTheme="majorHAnsi" w:eastAsia="黑体"/>
         <w:b/>
         <w:bCs/>
       </w:rPr>
     </w:tblStylePr>
     <w:tblStylePr w:type="lastCol">
       <w:rPr>
-        <w:rFonts w:asciiTheme="majorHAnsi" w:cstheme="majorBidi" w:eastAsiaTheme="majorEastAsia" w:hAnsiTheme="majorHAnsi"/>
+        <w:rFonts w:asciiTheme="majorHAnsi" w:cstheme="majorBidi" w:hAnsiTheme="majorHAnsi" w:eastAsia="黑体"/>
         <w:b/>
         <w:bCs/>
       </w:rPr>
@@ -6099,6 +6358,7 @@
         <w:spacing w:after="0" w:before="0" w:line="240" w:lineRule="auto"/>
       </w:pPr>
       <w:rPr>
+        <w:rFonts w:eastAsia="黑体"/>
         <w:b/>
         <w:bCs/>
         <w:color w:themeColor="background1" w:val="FFFFFF"/>
@@ -6121,6 +6381,7 @@
         <w:spacing w:after="0" w:before="0" w:line="240" w:lineRule="auto"/>
       </w:pPr>
       <w:rPr>
+        <w:rFonts w:eastAsia="黑体"/>
         <w:b/>
         <w:bCs/>
       </w:rPr>
@@ -6138,12 +6399,14 @@
     </w:tblStylePr>
     <w:tblStylePr w:type="firstCol">
       <w:rPr>
+        <w:rFonts w:eastAsia="黑体"/>
         <w:b/>
         <w:bCs/>
       </w:rPr>
     </w:tblStylePr>
     <w:tblStylePr w:type="lastCol">
       <w:rPr>
+        <w:rFonts w:eastAsia="黑体"/>
         <w:b/>
         <w:bCs/>
       </w:rPr>
@@ -6205,6 +6468,7 @@
         <w:spacing w:after="0" w:before="0" w:line="240" w:lineRule="auto"/>
       </w:pPr>
       <w:rPr>
+        <w:rFonts w:eastAsia="黑体"/>
         <w:b/>
         <w:bCs/>
         <w:color w:themeColor="background1" w:val="FFFFFF"/>
@@ -6227,6 +6491,7 @@
         <w:spacing w:after="0" w:before="0" w:line="240" w:lineRule="auto"/>
       </w:pPr>
       <w:rPr>
+        <w:rFonts w:eastAsia="黑体"/>
         <w:b/>
         <w:bCs/>
       </w:rPr>
@@ -6244,12 +6509,14 @@
     </w:tblStylePr>
     <w:tblStylePr w:type="firstCol">
       <w:rPr>
+        <w:rFonts w:eastAsia="黑体"/>
         <w:b/>
         <w:bCs/>
       </w:rPr>
     </w:tblStylePr>
     <w:tblStylePr w:type="lastCol">
       <w:rPr>
+        <w:rFonts w:eastAsia="黑体"/>
         <w:b/>
         <w:bCs/>
       </w:rPr>
@@ -6311,6 +6578,7 @@
         <w:spacing w:after="0" w:before="0" w:line="240" w:lineRule="auto"/>
       </w:pPr>
       <w:rPr>
+        <w:rFonts w:eastAsia="黑体"/>
         <w:b/>
         <w:bCs/>
         <w:color w:themeColor="background1" w:val="FFFFFF"/>
@@ -6333,6 +6601,7 @@
         <w:spacing w:after="0" w:before="0" w:line="240" w:lineRule="auto"/>
       </w:pPr>
       <w:rPr>
+        <w:rFonts w:eastAsia="黑体"/>
         <w:b/>
         <w:bCs/>
       </w:rPr>
@@ -6350,12 +6619,14 @@
     </w:tblStylePr>
     <w:tblStylePr w:type="firstCol">
       <w:rPr>
+        <w:rFonts w:eastAsia="黑体"/>
         <w:b/>
         <w:bCs/>
       </w:rPr>
     </w:tblStylePr>
     <w:tblStylePr w:type="lastCol">
       <w:rPr>
+        <w:rFonts w:eastAsia="黑体"/>
         <w:b/>
         <w:bCs/>
       </w:rPr>
@@ -6417,6 +6688,7 @@
         <w:spacing w:after="0" w:before="0" w:line="240" w:lineRule="auto"/>
       </w:pPr>
       <w:rPr>
+        <w:rFonts w:eastAsia="黑体"/>
         <w:b/>
         <w:bCs/>
         <w:color w:themeColor="background1" w:val="FFFFFF"/>
@@ -6439,6 +6711,7 @@
         <w:spacing w:after="0" w:before="0" w:line="240" w:lineRule="auto"/>
       </w:pPr>
       <w:rPr>
+        <w:rFonts w:eastAsia="黑体"/>
         <w:b/>
         <w:bCs/>
       </w:rPr>
@@ -6456,12 +6729,14 @@
     </w:tblStylePr>
     <w:tblStylePr w:type="firstCol">
       <w:rPr>
+        <w:rFonts w:eastAsia="黑体"/>
         <w:b/>
         <w:bCs/>
       </w:rPr>
     </w:tblStylePr>
     <w:tblStylePr w:type="lastCol">
       <w:rPr>
+        <w:rFonts w:eastAsia="黑体"/>
         <w:b/>
         <w:bCs/>
       </w:rPr>
@@ -6523,6 +6798,7 @@
         <w:spacing w:after="0" w:before="0" w:line="240" w:lineRule="auto"/>
       </w:pPr>
       <w:rPr>
+        <w:rFonts w:eastAsia="黑体"/>
         <w:b/>
         <w:bCs/>
         <w:color w:themeColor="background1" w:val="FFFFFF"/>
@@ -6545,6 +6821,7 @@
         <w:spacing w:after="0" w:before="0" w:line="240" w:lineRule="auto"/>
       </w:pPr>
       <w:rPr>
+        <w:rFonts w:eastAsia="黑体"/>
         <w:b/>
         <w:bCs/>
       </w:rPr>
@@ -6562,12 +6839,14 @@
     </w:tblStylePr>
     <w:tblStylePr w:type="firstCol">
       <w:rPr>
+        <w:rFonts w:eastAsia="黑体"/>
         <w:b/>
         <w:bCs/>
       </w:rPr>
     </w:tblStylePr>
     <w:tblStylePr w:type="lastCol">
       <w:rPr>
+        <w:rFonts w:eastAsia="黑体"/>
         <w:b/>
         <w:bCs/>
       </w:rPr>
@@ -6629,6 +6908,7 @@
         <w:spacing w:after="0" w:before="0" w:line="240" w:lineRule="auto"/>
       </w:pPr>
       <w:rPr>
+        <w:rFonts w:eastAsia="黑体"/>
         <w:b/>
         <w:bCs/>
         <w:color w:themeColor="background1" w:val="FFFFFF"/>
@@ -6651,6 +6931,7 @@
         <w:spacing w:after="0" w:before="0" w:line="240" w:lineRule="auto"/>
       </w:pPr>
       <w:rPr>
+        <w:rFonts w:eastAsia="黑体"/>
         <w:b/>
         <w:bCs/>
       </w:rPr>
@@ -6668,12 +6949,14 @@
     </w:tblStylePr>
     <w:tblStylePr w:type="firstCol">
       <w:rPr>
+        <w:rFonts w:eastAsia="黑体"/>
         <w:b/>
         <w:bCs/>
       </w:rPr>
     </w:tblStylePr>
     <w:tblStylePr w:type="lastCol">
       <w:rPr>
+        <w:rFonts w:eastAsia="黑体"/>
         <w:b/>
         <w:bCs/>
       </w:rPr>
@@ -6735,6 +7018,7 @@
         <w:spacing w:after="0" w:before="0" w:line="240" w:lineRule="auto"/>
       </w:pPr>
       <w:rPr>
+        <w:rFonts w:eastAsia="黑体"/>
         <w:b/>
         <w:bCs/>
         <w:color w:themeColor="background1" w:val="FFFFFF"/>
@@ -6757,6 +7041,7 @@
         <w:spacing w:after="0" w:before="0" w:line="240" w:lineRule="auto"/>
       </w:pPr>
       <w:rPr>
+        <w:rFonts w:eastAsia="黑体"/>
         <w:b/>
         <w:bCs/>
       </w:rPr>
@@ -6774,12 +7059,14 @@
     </w:tblStylePr>
     <w:tblStylePr w:type="firstCol">
       <w:rPr>
+        <w:rFonts w:eastAsia="黑体"/>
         <w:b/>
         <w:bCs/>
       </w:rPr>
     </w:tblStylePr>
     <w:tblStylePr w:type="lastCol">
       <w:rPr>
+        <w:rFonts w:eastAsia="黑体"/>
         <w:b/>
         <w:bCs/>
       </w:rPr>
@@ -6838,6 +7125,7 @@
         <w:spacing w:after="0" w:before="0" w:line="240" w:lineRule="auto"/>
       </w:pPr>
       <w:rPr>
+        <w:rFonts w:eastAsia="黑体"/>
         <w:b/>
         <w:bCs/>
         <w:color w:themeColor="background1" w:val="FFFFFF"/>
@@ -6860,6 +7148,7 @@
         <w:spacing w:after="0" w:before="0" w:line="240" w:lineRule="auto"/>
       </w:pPr>
       <w:rPr>
+        <w:rFonts w:eastAsia="黑体"/>
         <w:color w:val="auto"/>
       </w:rPr>
       <w:tblPr/>
@@ -6877,6 +7166,7 @@
     </w:tblStylePr>
     <w:tblStylePr w:type="firstCol">
       <w:rPr>
+        <w:rFonts w:eastAsia="黑体"/>
         <w:b/>
         <w:bCs/>
         <w:color w:themeColor="background1" w:val="FFFFFF"/>
@@ -6896,6 +7186,7 @@
     </w:tblStylePr>
     <w:tblStylePr w:type="lastCol">
       <w:rPr>
+        <w:rFonts w:eastAsia="黑体"/>
         <w:b/>
         <w:bCs/>
         <w:color w:themeColor="background1" w:val="FFFFFF"/>
@@ -6944,6 +7235,7 @@
     </w:tblStylePr>
     <w:tblStylePr w:type="nwCell">
       <w:rPr>
+        <w:rFonts w:eastAsia="黑体"/>
         <w:color w:themeColor="background1" w:val="FFFFFF"/>
       </w:rPr>
       <w:tblPr/>
@@ -6987,6 +7279,7 @@
         <w:spacing w:after="0" w:before="0" w:line="240" w:lineRule="auto"/>
       </w:pPr>
       <w:rPr>
+        <w:rFonts w:eastAsia="黑体"/>
         <w:b/>
         <w:bCs/>
         <w:color w:themeColor="background1" w:val="FFFFFF"/>
@@ -7009,6 +7302,7 @@
         <w:spacing w:after="0" w:before="0" w:line="240" w:lineRule="auto"/>
       </w:pPr>
       <w:rPr>
+        <w:rFonts w:eastAsia="黑体"/>
         <w:color w:val="auto"/>
       </w:rPr>
       <w:tblPr/>
@@ -7026,6 +7320,7 @@
     </w:tblStylePr>
     <w:tblStylePr w:type="firstCol">
       <w:rPr>
+        <w:rFonts w:eastAsia="黑体"/>
         <w:b/>
         <w:bCs/>
         <w:color w:themeColor="background1" w:val="FFFFFF"/>
@@ -7045,6 +7340,7 @@
     </w:tblStylePr>
     <w:tblStylePr w:type="lastCol">
       <w:rPr>
+        <w:rFonts w:eastAsia="黑体"/>
         <w:b/>
         <w:bCs/>
         <w:color w:themeColor="background1" w:val="FFFFFF"/>
@@ -7093,6 +7389,7 @@
     </w:tblStylePr>
     <w:tblStylePr w:type="nwCell">
       <w:rPr>
+        <w:rFonts w:eastAsia="黑体"/>
         <w:color w:themeColor="background1" w:val="FFFFFF"/>
       </w:rPr>
       <w:tblPr/>
@@ -7136,6 +7433,7 @@
         <w:spacing w:after="0" w:before="0" w:line="240" w:lineRule="auto"/>
       </w:pPr>
       <w:rPr>
+        <w:rFonts w:eastAsia="黑体"/>
         <w:b/>
         <w:bCs/>
         <w:color w:themeColor="background1" w:val="FFFFFF"/>
@@ -7158,6 +7456,7 @@
         <w:spacing w:after="0" w:before="0" w:line="240" w:lineRule="auto"/>
       </w:pPr>
       <w:rPr>
+        <w:rFonts w:eastAsia="黑体"/>
         <w:color w:val="auto"/>
       </w:rPr>
       <w:tblPr/>
@@ -7175,6 +7474,7 @@
     </w:tblStylePr>
     <w:tblStylePr w:type="firstCol">
       <w:rPr>
+        <w:rFonts w:eastAsia="黑体"/>
         <w:b/>
         <w:bCs/>
         <w:color w:themeColor="background1" w:val="FFFFFF"/>
@@ -7194,6 +7494,7 @@
     </w:tblStylePr>
     <w:tblStylePr w:type="lastCol">
       <w:rPr>
+        <w:rFonts w:eastAsia="黑体"/>
         <w:b/>
         <w:bCs/>
         <w:color w:themeColor="background1" w:val="FFFFFF"/>
@@ -7242,6 +7543,7 @@
     </w:tblStylePr>
     <w:tblStylePr w:type="nwCell">
       <w:rPr>
+        <w:rFonts w:eastAsia="黑体"/>
         <w:color w:themeColor="background1" w:val="FFFFFF"/>
       </w:rPr>
       <w:tblPr/>
@@ -7285,6 +7587,7 @@
         <w:spacing w:after="0" w:before="0" w:line="240" w:lineRule="auto"/>
       </w:pPr>
       <w:rPr>
+        <w:rFonts w:eastAsia="黑体"/>
         <w:b/>
         <w:bCs/>
         <w:color w:themeColor="background1" w:val="FFFFFF"/>
@@ -7307,6 +7610,7 @@
         <w:spacing w:after="0" w:before="0" w:line="240" w:lineRule="auto"/>
       </w:pPr>
       <w:rPr>
+        <w:rFonts w:eastAsia="黑体"/>
         <w:color w:val="auto"/>
       </w:rPr>
       <w:tblPr/>
@@ -7324,6 +7628,7 @@
     </w:tblStylePr>
     <w:tblStylePr w:type="firstCol">
       <w:rPr>
+        <w:rFonts w:eastAsia="黑体"/>
         <w:b/>
         <w:bCs/>
         <w:color w:themeColor="background1" w:val="FFFFFF"/>
@@ -7343,6 +7648,7 @@
     </w:tblStylePr>
     <w:tblStylePr w:type="lastCol">
       <w:rPr>
+        <w:rFonts w:eastAsia="黑体"/>
         <w:b/>
         <w:bCs/>
         <w:color w:themeColor="background1" w:val="FFFFFF"/>
@@ -7391,6 +7697,7 @@
     </w:tblStylePr>
     <w:tblStylePr w:type="nwCell">
       <w:rPr>
+        <w:rFonts w:eastAsia="黑体"/>
         <w:color w:themeColor="background1" w:val="FFFFFF"/>
       </w:rPr>
       <w:tblPr/>
@@ -7434,6 +7741,7 @@
         <w:spacing w:after="0" w:before="0" w:line="240" w:lineRule="auto"/>
       </w:pPr>
       <w:rPr>
+        <w:rFonts w:eastAsia="黑体"/>
         <w:b/>
         <w:bCs/>
         <w:color w:themeColor="background1" w:val="FFFFFF"/>
@@ -7456,6 +7764,7 @@
         <w:spacing w:after="0" w:before="0" w:line="240" w:lineRule="auto"/>
       </w:pPr>
       <w:rPr>
+        <w:rFonts w:eastAsia="黑体"/>
         <w:color w:val="auto"/>
       </w:rPr>
       <w:tblPr/>
@@ -7473,6 +7782,7 @@
     </w:tblStylePr>
     <w:tblStylePr w:type="firstCol">
       <w:rPr>
+        <w:rFonts w:eastAsia="黑体"/>
         <w:b/>
         <w:bCs/>
         <w:color w:themeColor="background1" w:val="FFFFFF"/>
@@ -7492,6 +7802,7 @@
     </w:tblStylePr>
     <w:tblStylePr w:type="lastCol">
       <w:rPr>
+        <w:rFonts w:eastAsia="黑体"/>
         <w:b/>
         <w:bCs/>
         <w:color w:themeColor="background1" w:val="FFFFFF"/>
@@ -7540,6 +7851,7 @@
     </w:tblStylePr>
     <w:tblStylePr w:type="nwCell">
       <w:rPr>
+        <w:rFonts w:eastAsia="黑体"/>
         <w:color w:themeColor="background1" w:val="FFFFFF"/>
       </w:rPr>
       <w:tblPr/>
@@ -7583,6 +7895,7 @@
         <w:spacing w:after="0" w:before="0" w:line="240" w:lineRule="auto"/>
       </w:pPr>
       <w:rPr>
+        <w:rFonts w:eastAsia="黑体"/>
         <w:b/>
         <w:bCs/>
         <w:color w:themeColor="background1" w:val="FFFFFF"/>
@@ -7605,6 +7918,7 @@
         <w:spacing w:after="0" w:before="0" w:line="240" w:lineRule="auto"/>
       </w:pPr>
       <w:rPr>
+        <w:rFonts w:eastAsia="黑体"/>
         <w:color w:val="auto"/>
       </w:rPr>
       <w:tblPr/>
@@ -7622,6 +7936,7 @@
     </w:tblStylePr>
     <w:tblStylePr w:type="firstCol">
       <w:rPr>
+        <w:rFonts w:eastAsia="黑体"/>
         <w:b/>
         <w:bCs/>
         <w:color w:themeColor="background1" w:val="FFFFFF"/>
@@ -7641,6 +7956,7 @@
     </w:tblStylePr>
     <w:tblStylePr w:type="lastCol">
       <w:rPr>
+        <w:rFonts w:eastAsia="黑体"/>
         <w:b/>
         <w:bCs/>
         <w:color w:themeColor="background1" w:val="FFFFFF"/>
@@ -7689,6 +8005,7 @@
     </w:tblStylePr>
     <w:tblStylePr w:type="nwCell">
       <w:rPr>
+        <w:rFonts w:eastAsia="黑体"/>
         <w:color w:themeColor="background1" w:val="FFFFFF"/>
       </w:rPr>
       <w:tblPr/>
@@ -7732,6 +8049,7 @@
         <w:spacing w:after="0" w:before="0" w:line="240" w:lineRule="auto"/>
       </w:pPr>
       <w:rPr>
+        <w:rFonts w:eastAsia="黑体"/>
         <w:b/>
         <w:bCs/>
         <w:color w:themeColor="background1" w:val="FFFFFF"/>
@@ -7754,6 +8072,7 @@
         <w:spacing w:after="0" w:before="0" w:line="240" w:lineRule="auto"/>
       </w:pPr>
       <w:rPr>
+        <w:rFonts w:eastAsia="黑体"/>
         <w:color w:val="auto"/>
       </w:rPr>
       <w:tblPr/>
@@ -7771,6 +8090,7 @@
     </w:tblStylePr>
     <w:tblStylePr w:type="firstCol">
       <w:rPr>
+        <w:rFonts w:eastAsia="黑体"/>
         <w:b/>
         <w:bCs/>
         <w:color w:themeColor="background1" w:val="FFFFFF"/>
@@ -7790,6 +8110,7 @@
     </w:tblStylePr>
     <w:tblStylePr w:type="lastCol">
       <w:rPr>
+        <w:rFonts w:eastAsia="黑体"/>
         <w:b/>
         <w:bCs/>
         <w:color w:themeColor="background1" w:val="FFFFFF"/>
@@ -7838,6 +8159,7 @@
     </w:tblStylePr>
     <w:tblStylePr w:type="nwCell">
       <w:rPr>
+        <w:rFonts w:eastAsia="黑体"/>
         <w:color w:themeColor="background1" w:val="FFFFFF"/>
       </w:rPr>
       <w:tblPr/>
@@ -7862,6 +8184,7 @@
       <w:spacing w:after="0" w:line="240" w:lineRule="auto"/>
     </w:pPr>
     <w:rPr>
+      <w:rFonts w:eastAsia="黑体"/>
       <w:color w:themeColor="text1" w:val="000000"/>
     </w:rPr>
     <w:tblPr>
@@ -7881,7 +8204,7 @@
     </w:tblPr>
     <w:tblStylePr w:type="firstRow">
       <w:rPr>
-        <w:rFonts w:asciiTheme="majorHAnsi" w:cstheme="majorBidi" w:eastAsiaTheme="majorEastAsia" w:hAnsiTheme="majorHAnsi"/>
+        <w:rFonts w:asciiTheme="majorHAnsi" w:cstheme="majorBidi" w:hAnsiTheme="majorHAnsi" w:eastAsia="黑体"/>
       </w:rPr>
       <w:tblPr/>
       <w:tcPr>
@@ -7893,6 +8216,7 @@
     </w:tblStylePr>
     <w:tblStylePr w:type="lastRow">
       <w:rPr>
+        <w:rFonts w:eastAsia="黑体"/>
         <w:b/>
         <w:bCs/>
         <w:color w:themeColor="text2" w:val="1F497D"/>
@@ -7907,12 +8231,14 @@
     </w:tblStylePr>
     <w:tblStylePr w:type="firstCol">
       <w:rPr>
+        <w:rFonts w:eastAsia="黑体"/>
         <w:b/>
         <w:bCs/>
       </w:rPr>
     </w:tblStylePr>
     <w:tblStylePr w:type="lastCol">
       <w:rPr>
+        <w:rFonts w:eastAsia="黑体"/>
         <w:b/>
         <w:bCs/>
       </w:rPr>
@@ -7946,6 +8272,7 @@
       <w:spacing w:after="0" w:line="240" w:lineRule="auto"/>
     </w:pPr>
     <w:rPr>
+      <w:rFonts w:eastAsia="黑体"/>
       <w:color w:themeColor="text1" w:val="000000"/>
     </w:rPr>
     <w:tblPr>
@@ -7965,7 +8292,7 @@
     </w:tblPr>
     <w:tblStylePr w:type="firstRow">
       <w:rPr>
-        <w:rFonts w:asciiTheme="majorHAnsi" w:cstheme="majorBidi" w:eastAsiaTheme="majorEastAsia" w:hAnsiTheme="majorHAnsi"/>
+        <w:rFonts w:asciiTheme="majorHAnsi" w:cstheme="majorBidi" w:hAnsiTheme="majorHAnsi" w:eastAsia="黑体"/>
       </w:rPr>
       <w:tblPr/>
       <w:tcPr>
@@ -7977,6 +8304,7 @@
     </w:tblStylePr>
     <w:tblStylePr w:type="lastRow">
       <w:rPr>
+        <w:rFonts w:eastAsia="黑体"/>
         <w:b/>
         <w:bCs/>
         <w:color w:themeColor="text2" w:val="1F497D"/>
@@ -7991,12 +8319,14 @@
     </w:tblStylePr>
     <w:tblStylePr w:type="firstCol">
       <w:rPr>
+        <w:rFonts w:eastAsia="黑体"/>
         <w:b/>
         <w:bCs/>
       </w:rPr>
     </w:tblStylePr>
     <w:tblStylePr w:type="lastCol">
       <w:rPr>
+        <w:rFonts w:eastAsia="黑体"/>
         <w:b/>
         <w:bCs/>
       </w:rPr>
@@ -8030,6 +8360,7 @@
       <w:spacing w:after="0" w:line="240" w:lineRule="auto"/>
     </w:pPr>
     <w:rPr>
+      <w:rFonts w:eastAsia="黑体"/>
       <w:color w:themeColor="text1" w:val="000000"/>
     </w:rPr>
     <w:tblPr>
@@ -8049,7 +8380,7 @@
     </w:tblPr>
     <w:tblStylePr w:type="firstRow">
       <w:rPr>
-        <w:rFonts w:asciiTheme="majorHAnsi" w:cstheme="majorBidi" w:eastAsiaTheme="majorEastAsia" w:hAnsiTheme="majorHAnsi"/>
+        <w:rFonts w:asciiTheme="majorHAnsi" w:cstheme="majorBidi" w:hAnsiTheme="majorHAnsi" w:eastAsia="黑体"/>
       </w:rPr>
       <w:tblPr/>
       <w:tcPr>
@@ -8061,6 +8392,7 @@
     </w:tblStylePr>
     <w:tblStylePr w:type="lastRow">
       <w:rPr>
+        <w:rFonts w:eastAsia="黑体"/>
         <w:b/>
         <w:bCs/>
         <w:color w:themeColor="text2" w:val="1F497D"/>
@@ -8075,12 +8407,14 @@
     </w:tblStylePr>
     <w:tblStylePr w:type="firstCol">
       <w:rPr>
+        <w:rFonts w:eastAsia="黑体"/>
         <w:b/>
         <w:bCs/>
       </w:rPr>
     </w:tblStylePr>
     <w:tblStylePr w:type="lastCol">
       <w:rPr>
+        <w:rFonts w:eastAsia="黑体"/>
         <w:b/>
         <w:bCs/>
       </w:rPr>
@@ -8114,6 +8448,7 @@
       <w:spacing w:after="0" w:line="240" w:lineRule="auto"/>
     </w:pPr>
     <w:rPr>
+      <w:rFonts w:eastAsia="黑体"/>
       <w:color w:themeColor="text1" w:val="000000"/>
     </w:rPr>
     <w:tblPr>
@@ -8133,7 +8468,7 @@
     </w:tblPr>
     <w:tblStylePr w:type="firstRow">
       <w:rPr>
-        <w:rFonts w:asciiTheme="majorHAnsi" w:cstheme="majorBidi" w:eastAsiaTheme="majorEastAsia" w:hAnsiTheme="majorHAnsi"/>
+        <w:rFonts w:asciiTheme="majorHAnsi" w:cstheme="majorBidi" w:hAnsiTheme="majorHAnsi" w:eastAsia="黑体"/>
       </w:rPr>
       <w:tblPr/>
       <w:tcPr>
@@ -8145,6 +8480,7 @@
     </w:tblStylePr>
     <w:tblStylePr w:type="lastRow">
       <w:rPr>
+        <w:rFonts w:eastAsia="黑体"/>
         <w:b/>
         <w:bCs/>
         <w:color w:themeColor="text2" w:val="1F497D"/>
@@ -8159,12 +8495,14 @@
     </w:tblStylePr>
     <w:tblStylePr w:type="firstCol">
       <w:rPr>
+        <w:rFonts w:eastAsia="黑体"/>
         <w:b/>
         <w:bCs/>
       </w:rPr>
     </w:tblStylePr>
     <w:tblStylePr w:type="lastCol">
       <w:rPr>
+        <w:rFonts w:eastAsia="黑体"/>
         <w:b/>
         <w:bCs/>
       </w:rPr>
@@ -8198,6 +8536,7 @@
       <w:spacing w:after="0" w:line="240" w:lineRule="auto"/>
     </w:pPr>
     <w:rPr>
+      <w:rFonts w:eastAsia="黑体"/>
       <w:color w:themeColor="text1" w:val="000000"/>
     </w:rPr>
     <w:tblPr>
@@ -8217,7 +8556,7 @@
     </w:tblPr>
     <w:tblStylePr w:type="firstRow">
       <w:rPr>
-        <w:rFonts w:asciiTheme="majorHAnsi" w:cstheme="majorBidi" w:eastAsiaTheme="majorEastAsia" w:hAnsiTheme="majorHAnsi"/>
+        <w:rFonts w:asciiTheme="majorHAnsi" w:cstheme="majorBidi" w:hAnsiTheme="majorHAnsi" w:eastAsia="黑体"/>
       </w:rPr>
       <w:tblPr/>
       <w:tcPr>
@@ -8229,6 +8568,7 @@
     </w:tblStylePr>
     <w:tblStylePr w:type="lastRow">
       <w:rPr>
+        <w:rFonts w:eastAsia="黑体"/>
         <w:b/>
         <w:bCs/>
         <w:color w:themeColor="text2" w:val="1F497D"/>
@@ -8243,12 +8583,14 @@
     </w:tblStylePr>
     <w:tblStylePr w:type="firstCol">
       <w:rPr>
+        <w:rFonts w:eastAsia="黑体"/>
         <w:b/>
         <w:bCs/>
       </w:rPr>
     </w:tblStylePr>
     <w:tblStylePr w:type="lastCol">
       <w:rPr>
+        <w:rFonts w:eastAsia="黑体"/>
         <w:b/>
         <w:bCs/>
       </w:rPr>
@@ -8282,6 +8624,7 @@
       <w:spacing w:after="0" w:line="240" w:lineRule="auto"/>
     </w:pPr>
     <w:rPr>
+      <w:rFonts w:eastAsia="黑体"/>
       <w:color w:themeColor="text1" w:val="000000"/>
     </w:rPr>
     <w:tblPr>
@@ -8301,7 +8644,7 @@
     </w:tblPr>
     <w:tblStylePr w:type="firstRow">
       <w:rPr>
-        <w:rFonts w:asciiTheme="majorHAnsi" w:cstheme="majorBidi" w:eastAsiaTheme="majorEastAsia" w:hAnsiTheme="majorHAnsi"/>
+        <w:rFonts w:asciiTheme="majorHAnsi" w:cstheme="majorBidi" w:hAnsiTheme="majorHAnsi" w:eastAsia="黑体"/>
       </w:rPr>
       <w:tblPr/>
       <w:tcPr>
@@ -8313,6 +8656,7 @@
     </w:tblStylePr>
     <w:tblStylePr w:type="lastRow">
       <w:rPr>
+        <w:rFonts w:eastAsia="黑体"/>
         <w:b/>
         <w:bCs/>
         <w:color w:themeColor="text2" w:val="1F497D"/>
@@ -8327,12 +8671,14 @@
     </w:tblStylePr>
     <w:tblStylePr w:type="firstCol">
       <w:rPr>
+        <w:rFonts w:eastAsia="黑体"/>
         <w:b/>
         <w:bCs/>
       </w:rPr>
     </w:tblStylePr>
     <w:tblStylePr w:type="lastCol">
       <w:rPr>
+        <w:rFonts w:eastAsia="黑体"/>
         <w:b/>
         <w:bCs/>
       </w:rPr>
@@ -8366,6 +8712,7 @@
       <w:spacing w:after="0" w:line="240" w:lineRule="auto"/>
     </w:pPr>
     <w:rPr>
+      <w:rFonts w:eastAsia="黑体"/>
       <w:color w:themeColor="text1" w:val="000000"/>
     </w:rPr>
     <w:tblPr>
@@ -8385,7 +8732,7 @@
     </w:tblPr>
     <w:tblStylePr w:type="firstRow">
       <w:rPr>
-        <w:rFonts w:asciiTheme="majorHAnsi" w:cstheme="majorBidi" w:eastAsiaTheme="majorEastAsia" w:hAnsiTheme="majorHAnsi"/>
+        <w:rFonts w:asciiTheme="majorHAnsi" w:cstheme="majorBidi" w:hAnsiTheme="majorHAnsi" w:eastAsia="黑体"/>
       </w:rPr>
       <w:tblPr/>
       <w:tcPr>
@@ -8397,6 +8744,7 @@
     </w:tblStylePr>
     <w:tblStylePr w:type="lastRow">
       <w:rPr>
+        <w:rFonts w:eastAsia="黑体"/>
         <w:b/>
         <w:bCs/>
         <w:color w:themeColor="text2" w:val="1F497D"/>
@@ -8411,12 +8759,14 @@
     </w:tblStylePr>
     <w:tblStylePr w:type="firstCol">
       <w:rPr>
+        <w:rFonts w:eastAsia="黑体"/>
         <w:b/>
         <w:bCs/>
       </w:rPr>
     </w:tblStylePr>
     <w:tblStylePr w:type="lastCol">
       <w:rPr>
+        <w:rFonts w:eastAsia="黑体"/>
         <w:b/>
         <w:bCs/>
       </w:rPr>
@@ -8450,7 +8800,7 @@
       <w:spacing w:after="0" w:line="240" w:lineRule="auto"/>
     </w:pPr>
     <w:rPr>
-      <w:rFonts w:asciiTheme="majorHAnsi" w:cstheme="majorBidi" w:eastAsiaTheme="majorEastAsia" w:hAnsiTheme="majorHAnsi"/>
+      <w:rFonts w:asciiTheme="majorHAnsi" w:cstheme="majorBidi" w:hAnsiTheme="majorHAnsi" w:eastAsia="黑体"/>
       <w:color w:themeColor="text1" w:val="000000"/>
     </w:rPr>
     <w:tblPr>
@@ -8472,6 +8822,7 @@
     </w:tblPr>
     <w:tblStylePr w:type="firstRow">
       <w:rPr>
+        <w:rFonts w:eastAsia="黑体"/>
         <w:sz w:val="24"/>
         <w:szCs w:val="24"/>
       </w:rPr>
@@ -8578,7 +8929,7 @@
       <w:spacing w:after="0" w:line="240" w:lineRule="auto"/>
     </w:pPr>
     <w:rPr>
-      <w:rFonts w:asciiTheme="majorHAnsi" w:cstheme="majorBidi" w:eastAsiaTheme="majorEastAsia" w:hAnsiTheme="majorHAnsi"/>
+      <w:rFonts w:asciiTheme="majorHAnsi" w:cstheme="majorBidi" w:hAnsiTheme="majorHAnsi" w:eastAsia="黑体"/>
       <w:color w:themeColor="text1" w:val="000000"/>
     </w:rPr>
     <w:tblPr>
@@ -8600,6 +8951,7 @@
     </w:tblPr>
     <w:tblStylePr w:type="firstRow">
       <w:rPr>
+        <w:rFonts w:eastAsia="黑体"/>
         <w:sz w:val="24"/>
         <w:szCs w:val="24"/>
       </w:rPr>
@@ -8706,7 +9058,7 @@
       <w:spacing w:after="0" w:line="240" w:lineRule="auto"/>
     </w:pPr>
     <w:rPr>
-      <w:rFonts w:asciiTheme="majorHAnsi" w:cstheme="majorBidi" w:eastAsiaTheme="majorEastAsia" w:hAnsiTheme="majorHAnsi"/>
+      <w:rFonts w:asciiTheme="majorHAnsi" w:cstheme="majorBidi" w:hAnsiTheme="majorHAnsi" w:eastAsia="黑体"/>
       <w:color w:themeColor="text1" w:val="000000"/>
     </w:rPr>
     <w:tblPr>
@@ -8728,6 +9080,7 @@
     </w:tblPr>
     <w:tblStylePr w:type="firstRow">
       <w:rPr>
+        <w:rFonts w:eastAsia="黑体"/>
         <w:sz w:val="24"/>
         <w:szCs w:val="24"/>
       </w:rPr>
@@ -8834,7 +9187,7 @@
       <w:spacing w:after="0" w:line="240" w:lineRule="auto"/>
     </w:pPr>
     <w:rPr>
-      <w:rFonts w:asciiTheme="majorHAnsi" w:cstheme="majorBidi" w:eastAsiaTheme="majorEastAsia" w:hAnsiTheme="majorHAnsi"/>
+      <w:rFonts w:asciiTheme="majorHAnsi" w:cstheme="majorBidi" w:hAnsiTheme="majorHAnsi" w:eastAsia="黑体"/>
       <w:color w:themeColor="text1" w:val="000000"/>
     </w:rPr>
     <w:tblPr>
@@ -8856,6 +9209,7 @@
     </w:tblPr>
     <w:tblStylePr w:type="firstRow">
       <w:rPr>
+        <w:rFonts w:eastAsia="黑体"/>
         <w:sz w:val="24"/>
         <w:szCs w:val="24"/>
       </w:rPr>
@@ -8962,7 +9316,7 @@
       <w:spacing w:after="0" w:line="240" w:lineRule="auto"/>
     </w:pPr>
     <w:rPr>
-      <w:rFonts w:asciiTheme="majorHAnsi" w:cstheme="majorBidi" w:eastAsiaTheme="majorEastAsia" w:hAnsiTheme="majorHAnsi"/>
+      <w:rFonts w:asciiTheme="majorHAnsi" w:cstheme="majorBidi" w:hAnsiTheme="majorHAnsi" w:eastAsia="黑体"/>
       <w:color w:themeColor="text1" w:val="000000"/>
     </w:rPr>
     <w:tblPr>
@@ -8984,6 +9338,7 @@
     </w:tblPr>
     <w:tblStylePr w:type="firstRow">
       <w:rPr>
+        <w:rFonts w:eastAsia="黑体"/>
         <w:sz w:val="24"/>
         <w:szCs w:val="24"/>
       </w:rPr>
@@ -9090,7 +9445,7 @@
       <w:spacing w:after="0" w:line="240" w:lineRule="auto"/>
     </w:pPr>
     <w:rPr>
-      <w:rFonts w:asciiTheme="majorHAnsi" w:cstheme="majorBidi" w:eastAsiaTheme="majorEastAsia" w:hAnsiTheme="majorHAnsi"/>
+      <w:rFonts w:asciiTheme="majorHAnsi" w:cstheme="majorBidi" w:hAnsiTheme="majorHAnsi" w:eastAsia="黑体"/>
       <w:color w:themeColor="text1" w:val="000000"/>
     </w:rPr>
     <w:tblPr>
@@ -9112,6 +9467,7 @@
     </w:tblPr>
     <w:tblStylePr w:type="firstRow">
       <w:rPr>
+        <w:rFonts w:eastAsia="黑体"/>
         <w:sz w:val="24"/>
         <w:szCs w:val="24"/>
       </w:rPr>
@@ -9218,7 +9574,7 @@
       <w:spacing w:after="0" w:line="240" w:lineRule="auto"/>
     </w:pPr>
     <w:rPr>
-      <w:rFonts w:asciiTheme="majorHAnsi" w:cstheme="majorBidi" w:eastAsiaTheme="majorEastAsia" w:hAnsiTheme="majorHAnsi"/>
+      <w:rFonts w:asciiTheme="majorHAnsi" w:cstheme="majorBidi" w:hAnsiTheme="majorHAnsi" w:eastAsia="黑体"/>
       <w:color w:themeColor="text1" w:val="000000"/>
     </w:rPr>
     <w:tblPr>
@@ -9240,6 +9596,7 @@
     </w:tblPr>
     <w:tblStylePr w:type="firstRow">
       <w:rPr>
+        <w:rFonts w:eastAsia="黑体"/>
         <w:sz w:val="24"/>
         <w:szCs w:val="24"/>
       </w:rPr>
@@ -9369,12 +9726,14 @@
     </w:tcPr>
     <w:tblStylePr w:type="firstRow">
       <w:rPr>
+        <w:rFonts w:eastAsia="黑体"/>
         <w:b/>
         <w:bCs/>
       </w:rPr>
     </w:tblStylePr>
     <w:tblStylePr w:type="lastRow">
       <w:rPr>
+        <w:rFonts w:eastAsia="黑体"/>
         <w:b/>
         <w:bCs/>
       </w:rPr>
@@ -9387,12 +9746,14 @@
     </w:tblStylePr>
     <w:tblStylePr w:type="firstCol">
       <w:rPr>
+        <w:rFonts w:eastAsia="黑体"/>
         <w:b/>
         <w:bCs/>
       </w:rPr>
     </w:tblStylePr>
     <w:tblStylePr w:type="lastCol">
       <w:rPr>
+        <w:rFonts w:eastAsia="黑体"/>
         <w:b/>
         <w:bCs/>
       </w:rPr>
@@ -9442,12 +9803,14 @@
     </w:tcPr>
     <w:tblStylePr w:type="firstRow">
       <w:rPr>
+        <w:rFonts w:eastAsia="黑体"/>
         <w:b/>
         <w:bCs/>
       </w:rPr>
     </w:tblStylePr>
     <w:tblStylePr w:type="lastRow">
       <w:rPr>
+        <w:rFonts w:eastAsia="黑体"/>
         <w:b/>
         <w:bCs/>
       </w:rPr>
@@ -9460,12 +9823,14 @@
     </w:tblStylePr>
     <w:tblStylePr w:type="firstCol">
       <w:rPr>
+        <w:rFonts w:eastAsia="黑体"/>
         <w:b/>
         <w:bCs/>
       </w:rPr>
     </w:tblStylePr>
     <w:tblStylePr w:type="lastCol">
       <w:rPr>
+        <w:rFonts w:eastAsia="黑体"/>
         <w:b/>
         <w:bCs/>
       </w:rPr>
@@ -9515,12 +9880,14 @@
     </w:tcPr>
     <w:tblStylePr w:type="firstRow">
       <w:rPr>
+        <w:rFonts w:eastAsia="黑体"/>
         <w:b/>
         <w:bCs/>
       </w:rPr>
     </w:tblStylePr>
     <w:tblStylePr w:type="lastRow">
       <w:rPr>
+        <w:rFonts w:eastAsia="黑体"/>
         <w:b/>
         <w:bCs/>
       </w:rPr>
@@ -9533,12 +9900,14 @@
     </w:tblStylePr>
     <w:tblStylePr w:type="firstCol">
       <w:rPr>
+        <w:rFonts w:eastAsia="黑体"/>
         <w:b/>
         <w:bCs/>
       </w:rPr>
     </w:tblStylePr>
     <w:tblStylePr w:type="lastCol">
       <w:rPr>
+        <w:rFonts w:eastAsia="黑体"/>
         <w:b/>
         <w:bCs/>
       </w:rPr>
@@ -9588,12 +9957,14 @@
     </w:tcPr>
     <w:tblStylePr w:type="firstRow">
       <w:rPr>
+        <w:rFonts w:eastAsia="黑体"/>
         <w:b/>
         <w:bCs/>
       </w:rPr>
     </w:tblStylePr>
     <w:tblStylePr w:type="lastRow">
       <w:rPr>
+        <w:rFonts w:eastAsia="黑体"/>
         <w:b/>
         <w:bCs/>
       </w:rPr>
@@ -9606,12 +9977,14 @@
     </w:tblStylePr>
     <w:tblStylePr w:type="firstCol">
       <w:rPr>
+        <w:rFonts w:eastAsia="黑体"/>
         <w:b/>
         <w:bCs/>
       </w:rPr>
     </w:tblStylePr>
     <w:tblStylePr w:type="lastCol">
       <w:rPr>
+        <w:rFonts w:eastAsia="黑体"/>
         <w:b/>
         <w:bCs/>
       </w:rPr>
@@ -9661,12 +10034,14 @@
     </w:tcPr>
     <w:tblStylePr w:type="firstRow">
       <w:rPr>
+        <w:rFonts w:eastAsia="黑体"/>
         <w:b/>
         <w:bCs/>
       </w:rPr>
     </w:tblStylePr>
     <w:tblStylePr w:type="lastRow">
       <w:rPr>
+        <w:rFonts w:eastAsia="黑体"/>
         <w:b/>
         <w:bCs/>
       </w:rPr>
@@ -9679,12 +10054,14 @@
     </w:tblStylePr>
     <w:tblStylePr w:type="firstCol">
       <w:rPr>
+        <w:rFonts w:eastAsia="黑体"/>
         <w:b/>
         <w:bCs/>
       </w:rPr>
     </w:tblStylePr>
     <w:tblStylePr w:type="lastCol">
       <w:rPr>
+        <w:rFonts w:eastAsia="黑体"/>
         <w:b/>
         <w:bCs/>
       </w:rPr>
@@ -9734,12 +10111,14 @@
     </w:tcPr>
     <w:tblStylePr w:type="firstRow">
       <w:rPr>
+        <w:rFonts w:eastAsia="黑体"/>
         <w:b/>
         <w:bCs/>
       </w:rPr>
     </w:tblStylePr>
     <w:tblStylePr w:type="lastRow">
       <w:rPr>
+        <w:rFonts w:eastAsia="黑体"/>
         <w:b/>
         <w:bCs/>
       </w:rPr>
@@ -9752,12 +10131,14 @@
     </w:tblStylePr>
     <w:tblStylePr w:type="firstCol">
       <w:rPr>
+        <w:rFonts w:eastAsia="黑体"/>
         <w:b/>
         <w:bCs/>
       </w:rPr>
     </w:tblStylePr>
     <w:tblStylePr w:type="lastCol">
       <w:rPr>
+        <w:rFonts w:eastAsia="黑体"/>
         <w:b/>
         <w:bCs/>
       </w:rPr>
@@ -9807,12 +10188,14 @@
     </w:tcPr>
     <w:tblStylePr w:type="firstRow">
       <w:rPr>
+        <w:rFonts w:eastAsia="黑体"/>
         <w:b/>
         <w:bCs/>
       </w:rPr>
     </w:tblStylePr>
     <w:tblStylePr w:type="lastRow">
       <w:rPr>
+        <w:rFonts w:eastAsia="黑体"/>
         <w:b/>
         <w:bCs/>
       </w:rPr>
@@ -9825,12 +10208,14 @@
     </w:tblStylePr>
     <w:tblStylePr w:type="firstCol">
       <w:rPr>
+        <w:rFonts w:eastAsia="黑体"/>
         <w:b/>
         <w:bCs/>
       </w:rPr>
     </w:tblStylePr>
     <w:tblStylePr w:type="lastCol">
       <w:rPr>
+        <w:rFonts w:eastAsia="黑体"/>
         <w:b/>
         <w:bCs/>
       </w:rPr>
@@ -9857,7 +10242,7 @@
       <w:spacing w:after="0" w:line="240" w:lineRule="auto"/>
     </w:pPr>
     <w:rPr>
-      <w:rFonts w:asciiTheme="majorHAnsi" w:cstheme="majorBidi" w:eastAsiaTheme="majorEastAsia" w:hAnsiTheme="majorHAnsi"/>
+      <w:rFonts w:asciiTheme="majorHAnsi" w:cstheme="majorBidi" w:hAnsiTheme="majorHAnsi" w:eastAsia="黑体"/>
       <w:color w:themeColor="text1" w:val="000000"/>
     </w:rPr>
     <w:tblPr>
@@ -9884,6 +10269,7 @@
     </w:tcPr>
     <w:tblStylePr w:type="firstRow">
       <w:rPr>
+        <w:rFonts w:eastAsia="黑体"/>
         <w:b/>
         <w:bCs/>
         <w:color w:themeColor="text1" w:val="000000"/>
@@ -9895,6 +10281,7 @@
     </w:tblStylePr>
     <w:tblStylePr w:type="lastRow">
       <w:rPr>
+        <w:rFonts w:eastAsia="黑体"/>
         <w:b/>
         <w:bCs/>
         <w:color w:themeColor="text1" w:val="000000"/>
@@ -9914,6 +10301,7 @@
     </w:tblStylePr>
     <w:tblStylePr w:type="firstCol">
       <w:rPr>
+        <w:rFonts w:eastAsia="黑体"/>
         <w:b/>
         <w:bCs/>
         <w:color w:themeColor="text1" w:val="000000"/>
@@ -9933,6 +10321,7 @@
     </w:tblStylePr>
     <w:tblStylePr w:type="lastCol">
       <w:rPr>
+        <w:rFonts w:eastAsia="黑体"/>
         <w:b w:val="0"/>
         <w:bCs w:val="0"/>
         <w:color w:themeColor="text1" w:val="000000"/>
@@ -9982,7 +10371,7 @@
       <w:spacing w:after="0" w:line="240" w:lineRule="auto"/>
     </w:pPr>
     <w:rPr>
-      <w:rFonts w:asciiTheme="majorHAnsi" w:cstheme="majorBidi" w:eastAsiaTheme="majorEastAsia" w:hAnsiTheme="majorHAnsi"/>
+      <w:rFonts w:asciiTheme="majorHAnsi" w:cstheme="majorBidi" w:hAnsiTheme="majorHAnsi" w:eastAsia="黑体"/>
       <w:color w:themeColor="text1" w:val="000000"/>
     </w:rPr>
     <w:tblPr>
@@ -10009,6 +10398,7 @@
     </w:tcPr>
     <w:tblStylePr w:type="firstRow">
       <w:rPr>
+        <w:rFonts w:eastAsia="黑体"/>
         <w:b/>
         <w:bCs/>
         <w:color w:themeColor="text1" w:val="000000"/>
@@ -10020,6 +10410,7 @@
     </w:tblStylePr>
     <w:tblStylePr w:type="lastRow">
       <w:rPr>
+        <w:rFonts w:eastAsia="黑体"/>
         <w:b/>
         <w:bCs/>
         <w:color w:themeColor="text1" w:val="000000"/>
@@ -10039,6 +10430,7 @@
     </w:tblStylePr>
     <w:tblStylePr w:type="firstCol">
       <w:rPr>
+        <w:rFonts w:eastAsia="黑体"/>
         <w:b/>
         <w:bCs/>
         <w:color w:themeColor="text1" w:val="000000"/>
@@ -10058,6 +10450,7 @@
     </w:tblStylePr>
     <w:tblStylePr w:type="lastCol">
       <w:rPr>
+        <w:rFonts w:eastAsia="黑体"/>
         <w:b w:val="0"/>
         <w:bCs w:val="0"/>
         <w:color w:themeColor="text1" w:val="000000"/>
@@ -10107,7 +10500,7 @@
       <w:spacing w:after="0" w:line="240" w:lineRule="auto"/>
     </w:pPr>
     <w:rPr>
-      <w:rFonts w:asciiTheme="majorHAnsi" w:cstheme="majorBidi" w:eastAsiaTheme="majorEastAsia" w:hAnsiTheme="majorHAnsi"/>
+      <w:rFonts w:asciiTheme="majorHAnsi" w:cstheme="majorBidi" w:hAnsiTheme="majorHAnsi" w:eastAsia="黑体"/>
       <w:color w:themeColor="text1" w:val="000000"/>
     </w:rPr>
     <w:tblPr>
@@ -10134,6 +10527,7 @@
     </w:tcPr>
     <w:tblStylePr w:type="firstRow">
       <w:rPr>
+        <w:rFonts w:eastAsia="黑体"/>
         <w:b/>
         <w:bCs/>
         <w:color w:themeColor="text1" w:val="000000"/>
@@ -10145,6 +10539,7 @@
     </w:tblStylePr>
     <w:tblStylePr w:type="lastRow">
       <w:rPr>
+        <w:rFonts w:eastAsia="黑体"/>
         <w:b/>
         <w:bCs/>
         <w:color w:themeColor="text1" w:val="000000"/>
@@ -10164,6 +10559,7 @@
     </w:tblStylePr>
     <w:tblStylePr w:type="firstCol">
       <w:rPr>
+        <w:rFonts w:eastAsia="黑体"/>
         <w:b/>
         <w:bCs/>
         <w:color w:themeColor="text1" w:val="000000"/>
@@ -10183,6 +10579,7 @@
     </w:tblStylePr>
     <w:tblStylePr w:type="lastCol">
       <w:rPr>
+        <w:rFonts w:eastAsia="黑体"/>
         <w:b w:val="0"/>
         <w:bCs w:val="0"/>
         <w:color w:themeColor="text1" w:val="000000"/>
@@ -10232,7 +10629,7 @@
       <w:spacing w:after="0" w:line="240" w:lineRule="auto"/>
     </w:pPr>
     <w:rPr>
-      <w:rFonts w:asciiTheme="majorHAnsi" w:cstheme="majorBidi" w:eastAsiaTheme="majorEastAsia" w:hAnsiTheme="majorHAnsi"/>
+      <w:rFonts w:asciiTheme="majorHAnsi" w:cstheme="majorBidi" w:hAnsiTheme="majorHAnsi" w:eastAsia="黑体"/>
       <w:color w:themeColor="text1" w:val="000000"/>
     </w:rPr>
     <w:tblPr>
@@ -10259,6 +10656,7 @@
     </w:tcPr>
     <w:tblStylePr w:type="firstRow">
       <w:rPr>
+        <w:rFonts w:eastAsia="黑体"/>
         <w:b/>
         <w:bCs/>
         <w:color w:themeColor="text1" w:val="000000"/>
@@ -10270,6 +10668,7 @@
     </w:tblStylePr>
     <w:tblStylePr w:type="lastRow">
       <w:rPr>
+        <w:rFonts w:eastAsia="黑体"/>
         <w:b/>
         <w:bCs/>
         <w:color w:themeColor="text1" w:val="000000"/>
@@ -10289,6 +10688,7 @@
     </w:tblStylePr>
     <w:tblStylePr w:type="firstCol">
       <w:rPr>
+        <w:rFonts w:eastAsia="黑体"/>
         <w:b/>
         <w:bCs/>
         <w:color w:themeColor="text1" w:val="000000"/>
@@ -10308,6 +10708,7 @@
     </w:tblStylePr>
     <w:tblStylePr w:type="lastCol">
       <w:rPr>
+        <w:rFonts w:eastAsia="黑体"/>
         <w:b w:val="0"/>
         <w:bCs w:val="0"/>
         <w:color w:themeColor="text1" w:val="000000"/>
@@ -10357,7 +10758,7 @@
       <w:spacing w:after="0" w:line="240" w:lineRule="auto"/>
     </w:pPr>
     <w:rPr>
-      <w:rFonts w:asciiTheme="majorHAnsi" w:cstheme="majorBidi" w:eastAsiaTheme="majorEastAsia" w:hAnsiTheme="majorHAnsi"/>
+      <w:rFonts w:asciiTheme="majorHAnsi" w:cstheme="majorBidi" w:hAnsiTheme="majorHAnsi" w:eastAsia="黑体"/>
       <w:color w:themeColor="text1" w:val="000000"/>
     </w:rPr>
     <w:tblPr>
@@ -10384,6 +10785,7 @@
     </w:tcPr>
     <w:tblStylePr w:type="firstRow">
       <w:rPr>
+        <w:rFonts w:eastAsia="黑体"/>
         <w:b/>
         <w:bCs/>
         <w:color w:themeColor="text1" w:val="000000"/>
@@ -10395,6 +10797,7 @@
     </w:tblStylePr>
     <w:tblStylePr w:type="lastRow">
       <w:rPr>
+        <w:rFonts w:eastAsia="黑体"/>
         <w:b/>
         <w:bCs/>
         <w:color w:themeColor="text1" w:val="000000"/>
@@ -10414,6 +10817,7 @@
     </w:tblStylePr>
     <w:tblStylePr w:type="firstCol">
       <w:rPr>
+        <w:rFonts w:eastAsia="黑体"/>
         <w:b/>
         <w:bCs/>
         <w:color w:themeColor="text1" w:val="000000"/>
@@ -10433,6 +10837,7 @@
     </w:tblStylePr>
     <w:tblStylePr w:type="lastCol">
       <w:rPr>
+        <w:rFonts w:eastAsia="黑体"/>
         <w:b w:val="0"/>
         <w:bCs w:val="0"/>
         <w:color w:themeColor="text1" w:val="000000"/>
@@ -10482,7 +10887,7 @@
       <w:spacing w:after="0" w:line="240" w:lineRule="auto"/>
     </w:pPr>
     <w:rPr>
-      <w:rFonts w:asciiTheme="majorHAnsi" w:cstheme="majorBidi" w:eastAsiaTheme="majorEastAsia" w:hAnsiTheme="majorHAnsi"/>
+      <w:rFonts w:asciiTheme="majorHAnsi" w:cstheme="majorBidi" w:hAnsiTheme="majorHAnsi" w:eastAsia="黑体"/>
       <w:color w:themeColor="text1" w:val="000000"/>
     </w:rPr>
     <w:tblPr>
@@ -10509,6 +10914,7 @@
     </w:tcPr>
     <w:tblStylePr w:type="firstRow">
       <w:rPr>
+        <w:rFonts w:eastAsia="黑体"/>
         <w:b/>
         <w:bCs/>
         <w:color w:themeColor="text1" w:val="000000"/>
@@ -10520,6 +10926,7 @@
     </w:tblStylePr>
     <w:tblStylePr w:type="lastRow">
       <w:rPr>
+        <w:rFonts w:eastAsia="黑体"/>
         <w:b/>
         <w:bCs/>
         <w:color w:themeColor="text1" w:val="000000"/>
@@ -10539,6 +10946,7 @@
     </w:tblStylePr>
     <w:tblStylePr w:type="firstCol">
       <w:rPr>
+        <w:rFonts w:eastAsia="黑体"/>
         <w:b/>
         <w:bCs/>
         <w:color w:themeColor="text1" w:val="000000"/>
@@ -10558,6 +10966,7 @@
     </w:tblStylePr>
     <w:tblStylePr w:type="lastCol">
       <w:rPr>
+        <w:rFonts w:eastAsia="黑体"/>
         <w:b w:val="0"/>
         <w:bCs w:val="0"/>
         <w:color w:themeColor="text1" w:val="000000"/>
@@ -10607,7 +11016,7 @@
       <w:spacing w:after="0" w:line="240" w:lineRule="auto"/>
     </w:pPr>
     <w:rPr>
-      <w:rFonts w:asciiTheme="majorHAnsi" w:cstheme="majorBidi" w:eastAsiaTheme="majorEastAsia" w:hAnsiTheme="majorHAnsi"/>
+      <w:rFonts w:asciiTheme="majorHAnsi" w:cstheme="majorBidi" w:hAnsiTheme="majorHAnsi" w:eastAsia="黑体"/>
       <w:color w:themeColor="text1" w:val="000000"/>
     </w:rPr>
     <w:tblPr>
@@ -10634,6 +11043,7 @@
     </w:tcPr>
     <w:tblStylePr w:type="firstRow">
       <w:rPr>
+        <w:rFonts w:eastAsia="黑体"/>
         <w:b/>
         <w:bCs/>
         <w:color w:themeColor="text1" w:val="000000"/>
@@ -10645,6 +11055,7 @@
     </w:tblStylePr>
     <w:tblStylePr w:type="lastRow">
       <w:rPr>
+        <w:rFonts w:eastAsia="黑体"/>
         <w:b/>
         <w:bCs/>
         <w:color w:themeColor="text1" w:val="000000"/>
@@ -10664,6 +11075,7 @@
     </w:tblStylePr>
     <w:tblStylePr w:type="firstCol">
       <w:rPr>
+        <w:rFonts w:eastAsia="黑体"/>
         <w:b/>
         <w:bCs/>
         <w:color w:themeColor="text1" w:val="000000"/>
@@ -10683,6 +11095,7 @@
     </w:tblStylePr>
     <w:tblStylePr w:type="lastCol">
       <w:rPr>
+        <w:rFonts w:eastAsia="黑体"/>
         <w:b w:val="0"/>
         <w:bCs w:val="0"/>
         <w:color w:themeColor="text1" w:val="000000"/>
@@ -10755,6 +11168,7 @@
     </w:tcPr>
     <w:tblStylePr w:type="firstRow">
       <w:rPr>
+        <w:rFonts w:eastAsia="黑体"/>
         <w:b/>
         <w:bCs/>
         <w:i w:val="0"/>
@@ -10776,6 +11190,7 @@
     </w:tblStylePr>
     <w:tblStylePr w:type="lastRow">
       <w:rPr>
+        <w:rFonts w:eastAsia="黑体"/>
         <w:b/>
         <w:bCs/>
         <w:i w:val="0"/>
@@ -10797,6 +11212,7 @@
     </w:tblStylePr>
     <w:tblStylePr w:type="firstCol">
       <w:rPr>
+        <w:rFonts w:eastAsia="黑体"/>
         <w:b/>
         <w:bCs/>
         <w:i w:val="0"/>
@@ -10816,6 +11232,7 @@
     </w:tblStylePr>
     <w:tblStylePr w:type="lastCol">
       <w:rPr>
+        <w:rFonts w:eastAsia="黑体"/>
         <w:b/>
         <w:bCs/>
         <w:i w:val="0"/>
@@ -10896,6 +11313,7 @@
     </w:tcPr>
     <w:tblStylePr w:type="firstRow">
       <w:rPr>
+        <w:rFonts w:eastAsia="黑体"/>
         <w:b/>
         <w:bCs/>
         <w:i w:val="0"/>
@@ -10917,6 +11335,7 @@
     </w:tblStylePr>
     <w:tblStylePr w:type="lastRow">
       <w:rPr>
+        <w:rFonts w:eastAsia="黑体"/>
         <w:b/>
         <w:bCs/>
         <w:i w:val="0"/>
@@ -10938,6 +11357,7 @@
     </w:tblStylePr>
     <w:tblStylePr w:type="firstCol">
       <w:rPr>
+        <w:rFonts w:eastAsia="黑体"/>
         <w:b/>
         <w:bCs/>
         <w:i w:val="0"/>
@@ -10957,6 +11377,7 @@
     </w:tblStylePr>
     <w:tblStylePr w:type="lastCol">
       <w:rPr>
+        <w:rFonts w:eastAsia="黑体"/>
         <w:b/>
         <w:bCs/>
         <w:i w:val="0"/>
@@ -11037,6 +11458,7 @@
     </w:tcPr>
     <w:tblStylePr w:type="firstRow">
       <w:rPr>
+        <w:rFonts w:eastAsia="黑体"/>
         <w:b/>
         <w:bCs/>
         <w:i w:val="0"/>
@@ -11058,6 +11480,7 @@
     </w:tblStylePr>
     <w:tblStylePr w:type="lastRow">
       <w:rPr>
+        <w:rFonts w:eastAsia="黑体"/>
         <w:b/>
         <w:bCs/>
         <w:i w:val="0"/>
@@ -11079,6 +11502,7 @@
     </w:tblStylePr>
     <w:tblStylePr w:type="firstCol">
       <w:rPr>
+        <w:rFonts w:eastAsia="黑体"/>
         <w:b/>
         <w:bCs/>
         <w:i w:val="0"/>
@@ -11098,6 +11522,7 @@
     </w:tblStylePr>
     <w:tblStylePr w:type="lastCol">
       <w:rPr>
+        <w:rFonts w:eastAsia="黑体"/>
         <w:b/>
         <w:bCs/>
         <w:i w:val="0"/>
@@ -11178,6 +11603,7 @@
     </w:tcPr>
     <w:tblStylePr w:type="firstRow">
       <w:rPr>
+        <w:rFonts w:eastAsia="黑体"/>
         <w:b/>
         <w:bCs/>
         <w:i w:val="0"/>
@@ -11199,6 +11625,7 @@
     </w:tblStylePr>
     <w:tblStylePr w:type="lastRow">
       <w:rPr>
+        <w:rFonts w:eastAsia="黑体"/>
         <w:b/>
         <w:bCs/>
         <w:i w:val="0"/>
@@ -11220,6 +11647,7 @@
     </w:tblStylePr>
     <w:tblStylePr w:type="firstCol">
       <w:rPr>
+        <w:rFonts w:eastAsia="黑体"/>
         <w:b/>
         <w:bCs/>
         <w:i w:val="0"/>
@@ -11239,6 +11667,7 @@
     </w:tblStylePr>
     <w:tblStylePr w:type="lastCol">
       <w:rPr>
+        <w:rFonts w:eastAsia="黑体"/>
         <w:b/>
         <w:bCs/>
         <w:i w:val="0"/>
@@ -11319,6 +11748,7 @@
     </w:tcPr>
     <w:tblStylePr w:type="firstRow">
       <w:rPr>
+        <w:rFonts w:eastAsia="黑体"/>
         <w:b/>
         <w:bCs/>
         <w:i w:val="0"/>
@@ -11340,6 +11770,7 @@
     </w:tblStylePr>
     <w:tblStylePr w:type="lastRow">
       <w:rPr>
+        <w:rFonts w:eastAsia="黑体"/>
         <w:b/>
         <w:bCs/>
         <w:i w:val="0"/>
@@ -11361,6 +11792,7 @@
     </w:tblStylePr>
     <w:tblStylePr w:type="firstCol">
       <w:rPr>
+        <w:rFonts w:eastAsia="黑体"/>
         <w:b/>
         <w:bCs/>
         <w:i w:val="0"/>
@@ -11380,6 +11812,7 @@
     </w:tblStylePr>
     <w:tblStylePr w:type="lastCol">
       <w:rPr>
+        <w:rFonts w:eastAsia="黑体"/>
         <w:b/>
         <w:bCs/>
         <w:i w:val="0"/>
@@ -11460,6 +11893,7 @@
     </w:tcPr>
     <w:tblStylePr w:type="firstRow">
       <w:rPr>
+        <w:rFonts w:eastAsia="黑体"/>
         <w:b/>
         <w:bCs/>
         <w:i w:val="0"/>
@@ -11481,6 +11915,7 @@
     </w:tblStylePr>
     <w:tblStylePr w:type="lastRow">
       <w:rPr>
+        <w:rFonts w:eastAsia="黑体"/>
         <w:b/>
         <w:bCs/>
         <w:i w:val="0"/>
@@ -11502,6 +11937,7 @@
     </w:tblStylePr>
     <w:tblStylePr w:type="firstCol">
       <w:rPr>
+        <w:rFonts w:eastAsia="黑体"/>
         <w:b/>
         <w:bCs/>
         <w:i w:val="0"/>
@@ -11521,6 +11957,7 @@
     </w:tblStylePr>
     <w:tblStylePr w:type="lastCol">
       <w:rPr>
+        <w:rFonts w:eastAsia="黑体"/>
         <w:b/>
         <w:bCs/>
         <w:i w:val="0"/>
@@ -11601,6 +12038,7 @@
     </w:tcPr>
     <w:tblStylePr w:type="firstRow">
       <w:rPr>
+        <w:rFonts w:eastAsia="黑体"/>
         <w:b/>
         <w:bCs/>
         <w:i w:val="0"/>
@@ -11622,6 +12060,7 @@
     </w:tblStylePr>
     <w:tblStylePr w:type="lastRow">
       <w:rPr>
+        <w:rFonts w:eastAsia="黑体"/>
         <w:b/>
         <w:bCs/>
         <w:i w:val="0"/>
@@ -11643,6 +12082,7 @@
     </w:tblStylePr>
     <w:tblStylePr w:type="firstCol">
       <w:rPr>
+        <w:rFonts w:eastAsia="黑体"/>
         <w:b/>
         <w:bCs/>
         <w:i w:val="0"/>
@@ -11662,6 +12102,7 @@
     </w:tblStylePr>
     <w:tblStylePr w:type="lastCol">
       <w:rPr>
+        <w:rFonts w:eastAsia="黑体"/>
         <w:b/>
         <w:bCs/>
         <w:i w:val="0"/>
@@ -11719,6 +12160,7 @@
       <w:spacing w:after="0" w:line="240" w:lineRule="auto"/>
     </w:pPr>
     <w:rPr>
+      <w:rFonts w:eastAsia="黑体"/>
       <w:color w:themeColor="background1" w:val="FFFFFF"/>
     </w:rPr>
     <w:tblPr>
@@ -11737,6 +12179,7 @@
     </w:tcPr>
     <w:tblStylePr w:type="firstRow">
       <w:rPr>
+        <w:rFonts w:eastAsia="黑体"/>
         <w:b/>
         <w:bCs/>
       </w:rPr>
@@ -11833,6 +12276,7 @@
       <w:spacing w:after="0" w:line="240" w:lineRule="auto"/>
     </w:pPr>
     <w:rPr>
+      <w:rFonts w:eastAsia="黑体"/>
       <w:color w:themeColor="background1" w:val="FFFFFF"/>
     </w:rPr>
     <w:tblPr>
@@ -11851,6 +12295,7 @@
     </w:tcPr>
     <w:tblStylePr w:type="firstRow">
       <w:rPr>
+        <w:rFonts w:eastAsia="黑体"/>
         <w:b/>
         <w:bCs/>
       </w:rPr>
@@ -11947,6 +12392,7 @@
       <w:spacing w:after="0" w:line="240" w:lineRule="auto"/>
     </w:pPr>
     <w:rPr>
+      <w:rFonts w:eastAsia="黑体"/>
       <w:color w:themeColor="background1" w:val="FFFFFF"/>
     </w:rPr>
     <w:tblPr>
@@ -11965,6 +12411,7 @@
     </w:tcPr>
     <w:tblStylePr w:type="firstRow">
       <w:rPr>
+        <w:rFonts w:eastAsia="黑体"/>
         <w:b/>
         <w:bCs/>
       </w:rPr>
@@ -12061,6 +12508,7 @@
       <w:spacing w:after="0" w:line="240" w:lineRule="auto"/>
     </w:pPr>
     <w:rPr>
+      <w:rFonts w:eastAsia="黑体"/>
       <w:color w:themeColor="background1" w:val="FFFFFF"/>
     </w:rPr>
     <w:tblPr>
@@ -12079,6 +12527,7 @@
     </w:tcPr>
     <w:tblStylePr w:type="firstRow">
       <w:rPr>
+        <w:rFonts w:eastAsia="黑体"/>
         <w:b/>
         <w:bCs/>
       </w:rPr>
@@ -12175,6 +12624,7 @@
       <w:spacing w:after="0" w:line="240" w:lineRule="auto"/>
     </w:pPr>
     <w:rPr>
+      <w:rFonts w:eastAsia="黑体"/>
       <w:color w:themeColor="background1" w:val="FFFFFF"/>
     </w:rPr>
     <w:tblPr>
@@ -12193,6 +12643,7 @@
     </w:tcPr>
     <w:tblStylePr w:type="firstRow">
       <w:rPr>
+        <w:rFonts w:eastAsia="黑体"/>
         <w:b/>
         <w:bCs/>
       </w:rPr>
@@ -12289,6 +12740,7 @@
       <w:spacing w:after="0" w:line="240" w:lineRule="auto"/>
     </w:pPr>
     <w:rPr>
+      <w:rFonts w:eastAsia="黑体"/>
       <w:color w:themeColor="background1" w:val="FFFFFF"/>
     </w:rPr>
     <w:tblPr>
@@ -12307,6 +12759,7 @@
     </w:tcPr>
     <w:tblStylePr w:type="firstRow">
       <w:rPr>
+        <w:rFonts w:eastAsia="黑体"/>
         <w:b/>
         <w:bCs/>
       </w:rPr>
@@ -12403,6 +12856,7 @@
       <w:spacing w:after="0" w:line="240" w:lineRule="auto"/>
     </w:pPr>
     <w:rPr>
+      <w:rFonts w:eastAsia="黑体"/>
       <w:color w:themeColor="background1" w:val="FFFFFF"/>
     </w:rPr>
     <w:tblPr>
@@ -12421,6 +12875,7 @@
     </w:tcPr>
     <w:tblStylePr w:type="firstRow">
       <w:rPr>
+        <w:rFonts w:eastAsia="黑体"/>
         <w:b/>
         <w:bCs/>
       </w:rPr>
@@ -12517,6 +12972,7 @@
       <w:spacing w:after="0" w:line="240" w:lineRule="auto"/>
     </w:pPr>
     <w:rPr>
+      <w:rFonts w:eastAsia="黑体"/>
       <w:color w:themeColor="text1" w:val="000000"/>
     </w:rPr>
     <w:tblPr>
@@ -12543,6 +12999,7 @@
     </w:tcPr>
     <w:tblStylePr w:type="firstRow">
       <w:rPr>
+        <w:rFonts w:eastAsia="黑体"/>
         <w:b/>
         <w:bCs/>
       </w:rPr>
@@ -12561,6 +13018,7 @@
     </w:tblStylePr>
     <w:tblStylePr w:type="lastRow">
       <w:rPr>
+        <w:rFonts w:eastAsia="黑体"/>
         <w:b/>
         <w:bCs/>
         <w:color w:themeColor="background1" w:val="FFFFFF"/>
@@ -12575,6 +13033,7 @@
     </w:tblStylePr>
     <w:tblStylePr w:type="firstCol">
       <w:rPr>
+        <w:rFonts w:eastAsia="黑体"/>
         <w:color w:themeColor="background1" w:val="FFFFFF"/>
       </w:rPr>
       <w:tblPr/>
@@ -12592,6 +13051,7 @@
     </w:tblStylePr>
     <w:tblStylePr w:type="lastCol">
       <w:rPr>
+        <w:rFonts w:eastAsia="黑体"/>
         <w:color w:themeColor="background1" w:val="FFFFFF"/>
       </w:rPr>
       <w:tblPr/>
@@ -12621,11 +13081,13 @@
     </w:tblStylePr>
     <w:tblStylePr w:type="neCell">
       <w:rPr>
+        <w:rFonts w:eastAsia="黑体"/>
         <w:color w:themeColor="text1" w:val="000000"/>
       </w:rPr>
     </w:tblStylePr>
     <w:tblStylePr w:type="nwCell">
       <w:rPr>
+        <w:rFonts w:eastAsia="黑体"/>
         <w:color w:themeColor="text1" w:val="000000"/>
       </w:rPr>
     </w:tblStylePr>
@@ -12639,6 +13101,7 @@
       <w:spacing w:after="0" w:line="240" w:lineRule="auto"/>
     </w:pPr>
     <w:rPr>
+      <w:rFonts w:eastAsia="黑体"/>
       <w:color w:themeColor="text1" w:val="000000"/>
     </w:rPr>
     <w:tblPr>
@@ -12665,6 +13128,7 @@
     </w:tcPr>
     <w:tblStylePr w:type="firstRow">
       <w:rPr>
+        <w:rFonts w:eastAsia="黑体"/>
         <w:b/>
         <w:bCs/>
       </w:rPr>
@@ -12683,6 +13147,7 @@
     </w:tblStylePr>
     <w:tblStylePr w:type="lastRow">
       <w:rPr>
+        <w:rFonts w:eastAsia="黑体"/>
         <w:b/>
         <w:bCs/>
         <w:color w:themeColor="background1" w:val="FFFFFF"/>
@@ -12697,6 +13162,7 @@
     </w:tblStylePr>
     <w:tblStylePr w:type="firstCol">
       <w:rPr>
+        <w:rFonts w:eastAsia="黑体"/>
         <w:color w:themeColor="background1" w:val="FFFFFF"/>
       </w:rPr>
       <w:tblPr/>
@@ -12714,6 +13180,7 @@
     </w:tblStylePr>
     <w:tblStylePr w:type="lastCol">
       <w:rPr>
+        <w:rFonts w:eastAsia="黑体"/>
         <w:color w:themeColor="background1" w:val="FFFFFF"/>
       </w:rPr>
       <w:tblPr/>
@@ -12743,11 +13210,13 @@
     </w:tblStylePr>
     <w:tblStylePr w:type="neCell">
       <w:rPr>
+        <w:rFonts w:eastAsia="黑体"/>
         <w:color w:themeColor="text1" w:val="000000"/>
       </w:rPr>
     </w:tblStylePr>
     <w:tblStylePr w:type="nwCell">
       <w:rPr>
+        <w:rFonts w:eastAsia="黑体"/>
         <w:color w:themeColor="text1" w:val="000000"/>
       </w:rPr>
     </w:tblStylePr>
@@ -12761,6 +13230,7 @@
       <w:spacing w:after="0" w:line="240" w:lineRule="auto"/>
     </w:pPr>
     <w:rPr>
+      <w:rFonts w:eastAsia="黑体"/>
       <w:color w:themeColor="text1" w:val="000000"/>
     </w:rPr>
     <w:tblPr>
@@ -12787,6 +13257,7 @@
     </w:tcPr>
     <w:tblStylePr w:type="firstRow">
       <w:rPr>
+        <w:rFonts w:eastAsia="黑体"/>
         <w:b/>
         <w:bCs/>
       </w:rPr>
@@ -12805,6 +13276,7 @@
     </w:tblStylePr>
     <w:tblStylePr w:type="lastRow">
       <w:rPr>
+        <w:rFonts w:eastAsia="黑体"/>
         <w:b/>
         <w:bCs/>
         <w:color w:themeColor="background1" w:val="FFFFFF"/>
@@ -12819,6 +13291,7 @@
     </w:tblStylePr>
     <w:tblStylePr w:type="firstCol">
       <w:rPr>
+        <w:rFonts w:eastAsia="黑体"/>
         <w:color w:themeColor="background1" w:val="FFFFFF"/>
       </w:rPr>
       <w:tblPr/>
@@ -12836,6 +13309,7 @@
     </w:tblStylePr>
     <w:tblStylePr w:type="lastCol">
       <w:rPr>
+        <w:rFonts w:eastAsia="黑体"/>
         <w:color w:themeColor="background1" w:val="FFFFFF"/>
       </w:rPr>
       <w:tblPr/>
@@ -12865,11 +13339,13 @@
     </w:tblStylePr>
     <w:tblStylePr w:type="neCell">
       <w:rPr>
+        <w:rFonts w:eastAsia="黑体"/>
         <w:color w:themeColor="text1" w:val="000000"/>
       </w:rPr>
     </w:tblStylePr>
     <w:tblStylePr w:type="nwCell">
       <w:rPr>
+        <w:rFonts w:eastAsia="黑体"/>
         <w:color w:themeColor="text1" w:val="000000"/>
       </w:rPr>
     </w:tblStylePr>
@@ -12883,6 +13359,7 @@
       <w:spacing w:after="0" w:line="240" w:lineRule="auto"/>
     </w:pPr>
     <w:rPr>
+      <w:rFonts w:eastAsia="黑体"/>
       <w:color w:themeColor="text1" w:val="000000"/>
     </w:rPr>
     <w:tblPr>
@@ -12909,6 +13386,7 @@
     </w:tcPr>
     <w:tblStylePr w:type="firstRow">
       <w:rPr>
+        <w:rFonts w:eastAsia="黑体"/>
         <w:b/>
         <w:bCs/>
       </w:rPr>
@@ -12927,6 +13405,7 @@
     </w:tblStylePr>
     <w:tblStylePr w:type="lastRow">
       <w:rPr>
+        <w:rFonts w:eastAsia="黑体"/>
         <w:b/>
         <w:bCs/>
         <w:color w:themeColor="background1" w:val="FFFFFF"/>
@@ -12941,6 +13420,7 @@
     </w:tblStylePr>
     <w:tblStylePr w:type="firstCol">
       <w:rPr>
+        <w:rFonts w:eastAsia="黑体"/>
         <w:color w:themeColor="background1" w:val="FFFFFF"/>
       </w:rPr>
       <w:tblPr/>
@@ -12958,6 +13438,7 @@
     </w:tblStylePr>
     <w:tblStylePr w:type="lastCol">
       <w:rPr>
+        <w:rFonts w:eastAsia="黑体"/>
         <w:color w:themeColor="background1" w:val="FFFFFF"/>
       </w:rPr>
       <w:tblPr/>
@@ -12995,6 +13476,7 @@
       <w:spacing w:after="0" w:line="240" w:lineRule="auto"/>
     </w:pPr>
     <w:rPr>
+      <w:rFonts w:eastAsia="黑体"/>
       <w:color w:themeColor="text1" w:val="000000"/>
     </w:rPr>
     <w:tblPr>
@@ -13021,6 +13503,7 @@
     </w:tcPr>
     <w:tblStylePr w:type="firstRow">
       <w:rPr>
+        <w:rFonts w:eastAsia="黑体"/>
         <w:b/>
         <w:bCs/>
       </w:rPr>
@@ -13039,6 +13522,7 @@
     </w:tblStylePr>
     <w:tblStylePr w:type="lastRow">
       <w:rPr>
+        <w:rFonts w:eastAsia="黑体"/>
         <w:b/>
         <w:bCs/>
         <w:color w:themeColor="background1" w:val="FFFFFF"/>
@@ -13053,6 +13537,7 @@
     </w:tblStylePr>
     <w:tblStylePr w:type="firstCol">
       <w:rPr>
+        <w:rFonts w:eastAsia="黑体"/>
         <w:color w:themeColor="background1" w:val="FFFFFF"/>
       </w:rPr>
       <w:tblPr/>
@@ -13070,6 +13555,7 @@
     </w:tblStylePr>
     <w:tblStylePr w:type="lastCol">
       <w:rPr>
+        <w:rFonts w:eastAsia="黑体"/>
         <w:color w:themeColor="background1" w:val="FFFFFF"/>
       </w:rPr>
       <w:tblPr/>
@@ -13099,11 +13585,13 @@
     </w:tblStylePr>
     <w:tblStylePr w:type="neCell">
       <w:rPr>
+        <w:rFonts w:eastAsia="黑体"/>
         <w:color w:themeColor="text1" w:val="000000"/>
       </w:rPr>
     </w:tblStylePr>
     <w:tblStylePr w:type="nwCell">
       <w:rPr>
+        <w:rFonts w:eastAsia="黑体"/>
         <w:color w:themeColor="text1" w:val="000000"/>
       </w:rPr>
     </w:tblStylePr>
@@ -13117,6 +13605,7 @@
       <w:spacing w:after="0" w:line="240" w:lineRule="auto"/>
     </w:pPr>
     <w:rPr>
+      <w:rFonts w:eastAsia="黑体"/>
       <w:color w:themeColor="text1" w:val="000000"/>
     </w:rPr>
     <w:tblPr>
@@ -13143,6 +13632,7 @@
     </w:tcPr>
     <w:tblStylePr w:type="firstRow">
       <w:rPr>
+        <w:rFonts w:eastAsia="黑体"/>
         <w:b/>
         <w:bCs/>
       </w:rPr>
@@ -13161,6 +13651,7 @@
     </w:tblStylePr>
     <w:tblStylePr w:type="lastRow">
       <w:rPr>
+        <w:rFonts w:eastAsia="黑体"/>
         <w:b/>
         <w:bCs/>
         <w:color w:themeColor="background1" w:val="FFFFFF"/>
@@ -13175,6 +13666,7 @@
     </w:tblStylePr>
     <w:tblStylePr w:type="firstCol">
       <w:rPr>
+        <w:rFonts w:eastAsia="黑体"/>
         <w:color w:themeColor="background1" w:val="FFFFFF"/>
       </w:rPr>
       <w:tblPr/>
@@ -13192,6 +13684,7 @@
     </w:tblStylePr>
     <w:tblStylePr w:type="lastCol">
       <w:rPr>
+        <w:rFonts w:eastAsia="黑体"/>
         <w:color w:themeColor="background1" w:val="FFFFFF"/>
       </w:rPr>
       <w:tblPr/>
@@ -13221,11 +13714,13 @@
     </w:tblStylePr>
     <w:tblStylePr w:type="neCell">
       <w:rPr>
+        <w:rFonts w:eastAsia="黑体"/>
         <w:color w:themeColor="text1" w:val="000000"/>
       </w:rPr>
     </w:tblStylePr>
     <w:tblStylePr w:type="nwCell">
       <w:rPr>
+        <w:rFonts w:eastAsia="黑体"/>
         <w:color w:themeColor="text1" w:val="000000"/>
       </w:rPr>
     </w:tblStylePr>
@@ -13239,6 +13734,7 @@
       <w:spacing w:after="0" w:line="240" w:lineRule="auto"/>
     </w:pPr>
     <w:rPr>
+      <w:rFonts w:eastAsia="黑体"/>
       <w:color w:themeColor="text1" w:val="000000"/>
     </w:rPr>
     <w:tblPr>
@@ -13265,6 +13761,7 @@
     </w:tcPr>
     <w:tblStylePr w:type="firstRow">
       <w:rPr>
+        <w:rFonts w:eastAsia="黑体"/>
         <w:b/>
         <w:bCs/>
       </w:rPr>
@@ -13283,6 +13780,7 @@
     </w:tblStylePr>
     <w:tblStylePr w:type="lastRow">
       <w:rPr>
+        <w:rFonts w:eastAsia="黑体"/>
         <w:b/>
         <w:bCs/>
         <w:color w:themeColor="background1" w:val="FFFFFF"/>
@@ -13297,6 +13795,7 @@
     </w:tblStylePr>
     <w:tblStylePr w:type="firstCol">
       <w:rPr>
+        <w:rFonts w:eastAsia="黑体"/>
         <w:color w:themeColor="background1" w:val="FFFFFF"/>
       </w:rPr>
       <w:tblPr/>
@@ -13314,6 +13813,7 @@
     </w:tblStylePr>
     <w:tblStylePr w:type="lastCol">
       <w:rPr>
+        <w:rFonts w:eastAsia="黑体"/>
         <w:color w:themeColor="background1" w:val="FFFFFF"/>
       </w:rPr>
       <w:tblPr/>
@@ -13343,11 +13843,13 @@
     </w:tblStylePr>
     <w:tblStylePr w:type="neCell">
       <w:rPr>
+        <w:rFonts w:eastAsia="黑体"/>
         <w:color w:themeColor="text1" w:val="000000"/>
       </w:rPr>
     </w:tblStylePr>
     <w:tblStylePr w:type="nwCell">
       <w:rPr>
+        <w:rFonts w:eastAsia="黑体"/>
         <w:color w:themeColor="text1" w:val="000000"/>
       </w:rPr>
     </w:tblStylePr>
@@ -13361,6 +13863,7 @@
       <w:spacing w:after="0" w:line="240" w:lineRule="auto"/>
     </w:pPr>
     <w:rPr>
+      <w:rFonts w:eastAsia="黑体"/>
       <w:color w:themeColor="text1" w:val="000000"/>
     </w:rPr>
     <w:tblPr>
@@ -13379,6 +13882,7 @@
     </w:tcPr>
     <w:tblStylePr w:type="firstRow">
       <w:rPr>
+        <w:rFonts w:eastAsia="黑体"/>
         <w:b/>
         <w:bCs/>
         <w:color w:themeColor="background1" w:val="FFFFFF"/>
@@ -13393,6 +13897,7 @@
     </w:tblStylePr>
     <w:tblStylePr w:type="lastRow">
       <w:rPr>
+        <w:rFonts w:eastAsia="黑体"/>
         <w:b/>
         <w:bCs/>
         <w:color w:themeColor="accent2" w:themeShade="CC" w:val="9E3A38"/>
@@ -13407,12 +13912,14 @@
     </w:tblStylePr>
     <w:tblStylePr w:type="firstCol">
       <w:rPr>
+        <w:rFonts w:eastAsia="黑体"/>
         <w:b/>
         <w:bCs/>
       </w:rPr>
     </w:tblStylePr>
     <w:tblStylePr w:type="lastCol">
       <w:rPr>
+        <w:rFonts w:eastAsia="黑体"/>
         <w:b/>
         <w:bCs/>
       </w:rPr>
@@ -13447,6 +13954,7 @@
       <w:spacing w:after="0" w:line="240" w:lineRule="auto"/>
     </w:pPr>
     <w:rPr>
+      <w:rFonts w:eastAsia="黑体"/>
       <w:color w:themeColor="text1" w:val="000000"/>
     </w:rPr>
     <w:tblPr>
@@ -13465,6 +13973,7 @@
     </w:tcPr>
     <w:tblStylePr w:type="firstRow">
       <w:rPr>
+        <w:rFonts w:eastAsia="黑体"/>
         <w:b/>
         <w:bCs/>
         <w:color w:themeColor="background1" w:val="FFFFFF"/>
@@ -13479,6 +13988,7 @@
     </w:tblStylePr>
     <w:tblStylePr w:type="lastRow">
       <w:rPr>
+        <w:rFonts w:eastAsia="黑体"/>
         <w:b/>
         <w:bCs/>
         <w:color w:themeColor="accent2" w:themeShade="CC" w:val="9E3A38"/>
@@ -13493,12 +14003,14 @@
     </w:tblStylePr>
     <w:tblStylePr w:type="firstCol">
       <w:rPr>
+        <w:rFonts w:eastAsia="黑体"/>
         <w:b/>
         <w:bCs/>
       </w:rPr>
     </w:tblStylePr>
     <w:tblStylePr w:type="lastCol">
       <w:rPr>
+        <w:rFonts w:eastAsia="黑体"/>
         <w:b/>
         <w:bCs/>
       </w:rPr>
@@ -13533,6 +14045,7 @@
       <w:spacing w:after="0" w:line="240" w:lineRule="auto"/>
     </w:pPr>
     <w:rPr>
+      <w:rFonts w:eastAsia="黑体"/>
       <w:color w:themeColor="text1" w:val="000000"/>
     </w:rPr>
     <w:tblPr>
@@ -13551,6 +14064,7 @@
     </w:tcPr>
     <w:tblStylePr w:type="firstRow">
       <w:rPr>
+        <w:rFonts w:eastAsia="黑体"/>
         <w:b/>
         <w:bCs/>
         <w:color w:themeColor="background1" w:val="FFFFFF"/>
@@ -13565,6 +14079,7 @@
     </w:tblStylePr>
     <w:tblStylePr w:type="lastRow">
       <w:rPr>
+        <w:rFonts w:eastAsia="黑体"/>
         <w:b/>
         <w:bCs/>
         <w:color w:themeColor="accent2" w:themeShade="CC" w:val="9E3A38"/>
@@ -13579,12 +14094,14 @@
     </w:tblStylePr>
     <w:tblStylePr w:type="firstCol">
       <w:rPr>
+        <w:rFonts w:eastAsia="黑体"/>
         <w:b/>
         <w:bCs/>
       </w:rPr>
     </w:tblStylePr>
     <w:tblStylePr w:type="lastCol">
       <w:rPr>
+        <w:rFonts w:eastAsia="黑体"/>
         <w:b/>
         <w:bCs/>
       </w:rPr>
@@ -13619,6 +14136,7 @@
       <w:spacing w:after="0" w:line="240" w:lineRule="auto"/>
     </w:pPr>
     <w:rPr>
+      <w:rFonts w:eastAsia="黑体"/>
       <w:color w:themeColor="text1" w:val="000000"/>
     </w:rPr>
     <w:tblPr>
@@ -13637,6 +14155,7 @@
     </w:tcPr>
     <w:tblStylePr w:type="firstRow">
       <w:rPr>
+        <w:rFonts w:eastAsia="黑体"/>
         <w:b/>
         <w:bCs/>
         <w:color w:themeColor="background1" w:val="FFFFFF"/>
@@ -13651,6 +14170,7 @@
     </w:tblStylePr>
     <w:tblStylePr w:type="lastRow">
       <w:rPr>
+        <w:rFonts w:eastAsia="黑体"/>
         <w:b/>
         <w:bCs/>
         <w:color w:themeColor="accent4" w:themeShade="CC" w:val="664E82"/>
@@ -13665,12 +14185,14 @@
     </w:tblStylePr>
     <w:tblStylePr w:type="firstCol">
       <w:rPr>
+        <w:rFonts w:eastAsia="黑体"/>
         <w:b/>
         <w:bCs/>
       </w:rPr>
     </w:tblStylePr>
     <w:tblStylePr w:type="lastCol">
       <w:rPr>
+        <w:rFonts w:eastAsia="黑体"/>
         <w:b/>
         <w:bCs/>
       </w:rPr>
@@ -13705,6 +14227,7 @@
       <w:spacing w:after="0" w:line="240" w:lineRule="auto"/>
     </w:pPr>
     <w:rPr>
+      <w:rFonts w:eastAsia="黑体"/>
       <w:color w:themeColor="text1" w:val="000000"/>
     </w:rPr>
     <w:tblPr>
@@ -13723,6 +14246,7 @@
     </w:tcPr>
     <w:tblStylePr w:type="firstRow">
       <w:rPr>
+        <w:rFonts w:eastAsia="黑体"/>
         <w:b/>
         <w:bCs/>
         <w:color w:themeColor="background1" w:val="FFFFFF"/>
@@ -13737,6 +14261,7 @@
     </w:tblStylePr>
     <w:tblStylePr w:type="lastRow">
       <w:rPr>
+        <w:rFonts w:eastAsia="黑体"/>
         <w:b/>
         <w:bCs/>
         <w:color w:themeColor="accent3" w:themeShade="CC" w:val="7E9C40"/>
@@ -13751,12 +14276,14 @@
     </w:tblStylePr>
     <w:tblStylePr w:type="firstCol">
       <w:rPr>
+        <w:rFonts w:eastAsia="黑体"/>
         <w:b/>
         <w:bCs/>
       </w:rPr>
     </w:tblStylePr>
     <w:tblStylePr w:type="lastCol">
       <w:rPr>
+        <w:rFonts w:eastAsia="黑体"/>
         <w:b/>
         <w:bCs/>
       </w:rPr>
@@ -13791,6 +14318,7 @@
       <w:spacing w:after="0" w:line="240" w:lineRule="auto"/>
     </w:pPr>
     <w:rPr>
+      <w:rFonts w:eastAsia="黑体"/>
       <w:color w:themeColor="text1" w:val="000000"/>
     </w:rPr>
     <w:tblPr>
@@ -13809,6 +14337,7 @@
     </w:tcPr>
     <w:tblStylePr w:type="firstRow">
       <w:rPr>
+        <w:rFonts w:eastAsia="黑体"/>
         <w:b/>
         <w:bCs/>
         <w:color w:themeColor="background1" w:val="FFFFFF"/>
@@ -13823,6 +14352,7 @@
     </w:tblStylePr>
     <w:tblStylePr w:type="lastRow">
       <w:rPr>
+        <w:rFonts w:eastAsia="黑体"/>
         <w:b/>
         <w:bCs/>
         <w:color w:themeColor="accent6" w:themeShade="CC" w:val="F2730A"/>
@@ -13837,12 +14367,14 @@
     </w:tblStylePr>
     <w:tblStylePr w:type="firstCol">
       <w:rPr>
+        <w:rFonts w:eastAsia="黑体"/>
         <w:b/>
         <w:bCs/>
       </w:rPr>
     </w:tblStylePr>
     <w:tblStylePr w:type="lastCol">
       <w:rPr>
+        <w:rFonts w:eastAsia="黑体"/>
         <w:b/>
         <w:bCs/>
       </w:rPr>
@@ -13877,6 +14409,7 @@
       <w:spacing w:after="0" w:line="240" w:lineRule="auto"/>
     </w:pPr>
     <w:rPr>
+      <w:rFonts w:eastAsia="黑体"/>
       <w:color w:themeColor="text1" w:val="000000"/>
     </w:rPr>
     <w:tblPr>
@@ -13895,6 +14428,7 @@
     </w:tcPr>
     <w:tblStylePr w:type="firstRow">
       <w:rPr>
+        <w:rFonts w:eastAsia="黑体"/>
         <w:b/>
         <w:bCs/>
         <w:color w:themeColor="background1" w:val="FFFFFF"/>
@@ -13909,6 +14443,7 @@
     </w:tblStylePr>
     <w:tblStylePr w:type="lastRow">
       <w:rPr>
+        <w:rFonts w:eastAsia="黑体"/>
         <w:b/>
         <w:bCs/>
         <w:color w:themeColor="accent5" w:themeShade="CC" w:val="348DA5"/>
@@ -13923,12 +14458,14 @@
     </w:tblStylePr>
     <w:tblStylePr w:type="firstCol">
       <w:rPr>
+        <w:rFonts w:eastAsia="黑体"/>
         <w:b/>
         <w:bCs/>
       </w:rPr>
     </w:tblStylePr>
     <w:tblStylePr w:type="lastCol">
       <w:rPr>
+        <w:rFonts w:eastAsia="黑体"/>
         <w:b/>
         <w:bCs/>
       </w:rPr>
@@ -13963,6 +14500,7 @@
       <w:spacing w:after="0" w:line="240" w:lineRule="auto"/>
     </w:pPr>
     <w:rPr>
+      <w:rFonts w:eastAsia="黑体"/>
       <w:color w:themeColor="text1" w:val="000000"/>
     </w:rPr>
     <w:tblPr>
@@ -13984,6 +14522,7 @@
     </w:tcPr>
     <w:tblStylePr w:type="firstRow">
       <w:rPr>
+        <w:rFonts w:eastAsia="黑体"/>
         <w:b/>
         <w:bCs/>
       </w:rPr>
@@ -13994,6 +14533,7 @@
     </w:tblStylePr>
     <w:tblStylePr w:type="lastRow">
       <w:rPr>
+        <w:rFonts w:eastAsia="黑体"/>
         <w:b/>
         <w:bCs/>
         <w:color w:themeColor="text1" w:val="000000"/>
@@ -14005,6 +14545,7 @@
     </w:tblStylePr>
     <w:tblStylePr w:type="firstCol">
       <w:rPr>
+        <w:rFonts w:eastAsia="黑体"/>
         <w:color w:themeColor="background1" w:val="FFFFFF"/>
       </w:rPr>
       <w:tblPr/>
@@ -14014,6 +14555,7 @@
     </w:tblStylePr>
     <w:tblStylePr w:type="lastCol">
       <w:rPr>
+        <w:rFonts w:eastAsia="黑体"/>
         <w:color w:themeColor="background1" w:val="FFFFFF"/>
       </w:rPr>
       <w:tblPr/>
@@ -14043,6 +14585,7 @@
       <w:spacing w:after="0" w:line="240" w:lineRule="auto"/>
     </w:pPr>
     <w:rPr>
+      <w:rFonts w:eastAsia="黑体"/>
       <w:color w:themeColor="text1" w:val="000000"/>
     </w:rPr>
     <w:tblPr>
@@ -14064,6 +14607,7 @@
     </w:tcPr>
     <w:tblStylePr w:type="firstRow">
       <w:rPr>
+        <w:rFonts w:eastAsia="黑体"/>
         <w:b/>
         <w:bCs/>
       </w:rPr>
@@ -14074,6 +14618,7 @@
     </w:tblStylePr>
     <w:tblStylePr w:type="lastRow">
       <w:rPr>
+        <w:rFonts w:eastAsia="黑体"/>
         <w:b/>
         <w:bCs/>
         <w:color w:themeColor="text1" w:val="000000"/>
@@ -14085,6 +14630,7 @@
     </w:tblStylePr>
     <w:tblStylePr w:type="firstCol">
       <w:rPr>
+        <w:rFonts w:eastAsia="黑体"/>
         <w:color w:themeColor="background1" w:val="FFFFFF"/>
       </w:rPr>
       <w:tblPr/>
@@ -14094,6 +14640,7 @@
     </w:tblStylePr>
     <w:tblStylePr w:type="lastCol">
       <w:rPr>
+        <w:rFonts w:eastAsia="黑体"/>
         <w:color w:themeColor="background1" w:val="FFFFFF"/>
       </w:rPr>
       <w:tblPr/>
@@ -14123,6 +14670,7 @@
       <w:spacing w:after="0" w:line="240" w:lineRule="auto"/>
     </w:pPr>
     <w:rPr>
+      <w:rFonts w:eastAsia="黑体"/>
       <w:color w:themeColor="text1" w:val="000000"/>
     </w:rPr>
     <w:tblPr>
@@ -14144,6 +14692,7 @@
     </w:tcPr>
     <w:tblStylePr w:type="firstRow">
       <w:rPr>
+        <w:rFonts w:eastAsia="黑体"/>
         <w:b/>
         <w:bCs/>
       </w:rPr>
@@ -14154,6 +14703,7 @@
     </w:tblStylePr>
     <w:tblStylePr w:type="lastRow">
       <w:rPr>
+        <w:rFonts w:eastAsia="黑体"/>
         <w:b/>
         <w:bCs/>
         <w:color w:themeColor="text1" w:val="000000"/>
@@ -14165,6 +14715,7 @@
     </w:tblStylePr>
     <w:tblStylePr w:type="firstCol">
       <w:rPr>
+        <w:rFonts w:eastAsia="黑体"/>
         <w:color w:themeColor="background1" w:val="FFFFFF"/>
       </w:rPr>
       <w:tblPr/>
@@ -14174,6 +14725,7 @@
     </w:tblStylePr>
     <w:tblStylePr w:type="lastCol">
       <w:rPr>
+        <w:rFonts w:eastAsia="黑体"/>
         <w:color w:themeColor="background1" w:val="FFFFFF"/>
       </w:rPr>
       <w:tblPr/>
@@ -14203,6 +14755,7 @@
       <w:spacing w:after="0" w:line="240" w:lineRule="auto"/>
     </w:pPr>
     <w:rPr>
+      <w:rFonts w:eastAsia="黑体"/>
       <w:color w:themeColor="text1" w:val="000000"/>
     </w:rPr>
     <w:tblPr>
@@ -14224,6 +14777,7 @@
     </w:tcPr>
     <w:tblStylePr w:type="firstRow">
       <w:rPr>
+        <w:rFonts w:eastAsia="黑体"/>
         <w:b/>
         <w:bCs/>
       </w:rPr>
@@ -14234,6 +14788,7 @@
     </w:tblStylePr>
     <w:tblStylePr w:type="lastRow">
       <w:rPr>
+        <w:rFonts w:eastAsia="黑体"/>
         <w:b/>
         <w:bCs/>
         <w:color w:themeColor="text1" w:val="000000"/>
@@ -14245,6 +14800,7 @@
     </w:tblStylePr>
     <w:tblStylePr w:type="firstCol">
       <w:rPr>
+        <w:rFonts w:eastAsia="黑体"/>
         <w:color w:themeColor="background1" w:val="FFFFFF"/>
       </w:rPr>
       <w:tblPr/>
@@ -14254,6 +14810,7 @@
     </w:tblStylePr>
     <w:tblStylePr w:type="lastCol">
       <w:rPr>
+        <w:rFonts w:eastAsia="黑体"/>
         <w:color w:themeColor="background1" w:val="FFFFFF"/>
       </w:rPr>
       <w:tblPr/>
@@ -14283,6 +14840,7 @@
       <w:spacing w:after="0" w:line="240" w:lineRule="auto"/>
     </w:pPr>
     <w:rPr>
+      <w:rFonts w:eastAsia="黑体"/>
       <w:color w:themeColor="text1" w:val="000000"/>
     </w:rPr>
     <w:tblPr>
@@ -14304,6 +14862,7 @@
     </w:tcPr>
     <w:tblStylePr w:type="firstRow">
       <w:rPr>
+        <w:rFonts w:eastAsia="黑体"/>
         <w:b/>
         <w:bCs/>
       </w:rPr>
@@ -14314,6 +14873,7 @@
     </w:tblStylePr>
     <w:tblStylePr w:type="lastRow">
       <w:rPr>
+        <w:rFonts w:eastAsia="黑体"/>
         <w:b/>
         <w:bCs/>
         <w:color w:themeColor="text1" w:val="000000"/>
@@ -14325,6 +14885,7 @@
     </w:tblStylePr>
     <w:tblStylePr w:type="firstCol">
       <w:rPr>
+        <w:rFonts w:eastAsia="黑体"/>
         <w:color w:themeColor="background1" w:val="FFFFFF"/>
       </w:rPr>
       <w:tblPr/>
@@ -14334,6 +14895,7 @@
     </w:tblStylePr>
     <w:tblStylePr w:type="lastCol">
       <w:rPr>
+        <w:rFonts w:eastAsia="黑体"/>
         <w:color w:themeColor="background1" w:val="FFFFFF"/>
       </w:rPr>
       <w:tblPr/>
@@ -14363,6 +14925,7 @@
       <w:spacing w:after="0" w:line="240" w:lineRule="auto"/>
     </w:pPr>
     <w:rPr>
+      <w:rFonts w:eastAsia="黑体"/>
       <w:color w:themeColor="text1" w:val="000000"/>
     </w:rPr>
     <w:tblPr>
@@ -14384,6 +14947,7 @@
     </w:tcPr>
     <w:tblStylePr w:type="firstRow">
       <w:rPr>
+        <w:rFonts w:eastAsia="黑体"/>
         <w:b/>
         <w:bCs/>
       </w:rPr>
@@ -14394,6 +14958,7 @@
     </w:tblStylePr>
     <w:tblStylePr w:type="lastRow">
       <w:rPr>
+        <w:rFonts w:eastAsia="黑体"/>
         <w:b/>
         <w:bCs/>
         <w:color w:themeColor="text1" w:val="000000"/>
@@ -14405,6 +14970,7 @@
     </w:tblStylePr>
     <w:tblStylePr w:type="firstCol">
       <w:rPr>
+        <w:rFonts w:eastAsia="黑体"/>
         <w:color w:themeColor="background1" w:val="FFFFFF"/>
       </w:rPr>
       <w:tblPr/>
@@ -14414,6 +14980,7 @@
     </w:tblStylePr>
     <w:tblStylePr w:type="lastCol">
       <w:rPr>
+        <w:rFonts w:eastAsia="黑体"/>
         <w:color w:themeColor="background1" w:val="FFFFFF"/>
       </w:rPr>
       <w:tblPr/>
@@ -14443,6 +15010,7 @@
       <w:spacing w:after="0" w:line="240" w:lineRule="auto"/>
     </w:pPr>
     <w:rPr>
+      <w:rFonts w:eastAsia="黑体"/>
       <w:color w:themeColor="text1" w:val="000000"/>
     </w:rPr>
     <w:tblPr>
@@ -14464,6 +15032,7 @@
     </w:tcPr>
     <w:tblStylePr w:type="firstRow">
       <w:rPr>
+        <w:rFonts w:eastAsia="黑体"/>
         <w:b/>
         <w:bCs/>
       </w:rPr>
@@ -14474,6 +15043,7 @@
     </w:tblStylePr>
     <w:tblStylePr w:type="lastRow">
       <w:rPr>
+        <w:rFonts w:eastAsia="黑体"/>
         <w:b/>
         <w:bCs/>
         <w:color w:themeColor="text1" w:val="000000"/>
@@ -14485,6 +15055,7 @@
     </w:tblStylePr>
     <w:tblStylePr w:type="firstCol">
       <w:rPr>
+        <w:rFonts w:eastAsia="黑体"/>
         <w:color w:themeColor="background1" w:val="FFFFFF"/>
       </w:rPr>
       <w:tblPr/>
@@ -14494,6 +15065,7 @@
     </w:tblStylePr>
     <w:tblStylePr w:type="lastCol">
       <w:rPr>
+        <w:rFonts w:eastAsia="黑体"/>
         <w:color w:themeColor="background1" w:val="FFFFFF"/>
       </w:rPr>
       <w:tblPr/>
@@ -14526,6 +15098,7 @@
     <w:name w:val="KeywordTok"/>
     <w:basedOn w:val="VerbatimChar"/>
     <w:rPr>
+      <w:rFonts w:eastAsia="黑体"/>
       <w:b/>
       <w:color w:val="007020"/>
     </w:rPr>
@@ -14534,6 +15107,7 @@
     <w:name w:val="DataTypeTok"/>
     <w:basedOn w:val="VerbatimChar"/>
     <w:rPr>
+      <w:rFonts w:eastAsia="黑体"/>
       <w:color w:val="902000"/>
     </w:rPr>
   </w:style>
@@ -14541,6 +15115,7 @@
     <w:name w:val="DecValTok"/>
     <w:basedOn w:val="VerbatimChar"/>
     <w:rPr>
+      <w:rFonts w:eastAsia="黑体"/>
       <w:color w:val="40a070"/>
     </w:rPr>
   </w:style>
@@ -14548,6 +15123,7 @@
     <w:name w:val="BaseNTok"/>
     <w:basedOn w:val="VerbatimChar"/>
     <w:rPr>
+      <w:rFonts w:eastAsia="黑体"/>
       <w:color w:val="40a070"/>
     </w:rPr>
   </w:style>
@@ -14555,6 +15131,7 @@
     <w:name w:val="FloatTok"/>
     <w:basedOn w:val="VerbatimChar"/>
     <w:rPr>
+      <w:rFonts w:eastAsia="黑体"/>
       <w:color w:val="40a070"/>
     </w:rPr>
   </w:style>
@@ -14562,6 +15139,7 @@
     <w:name w:val="ConstantTok"/>
     <w:basedOn w:val="VerbatimChar"/>
     <w:rPr>
+      <w:rFonts w:eastAsia="黑体"/>
       <w:color w:val="880000"/>
     </w:rPr>
   </w:style>
@@ -14569,6 +15147,7 @@
     <w:name w:val="CharTok"/>
     <w:basedOn w:val="VerbatimChar"/>
     <w:rPr>
+      <w:rFonts w:eastAsia="黑体"/>
       <w:color w:val="4070a0"/>
     </w:rPr>
   </w:style>
@@ -14576,6 +15155,7 @@
     <w:name w:val="SpecialCharTok"/>
     <w:basedOn w:val="VerbatimChar"/>
     <w:rPr>
+      <w:rFonts w:eastAsia="黑体"/>
       <w:color w:val="4070a0"/>
     </w:rPr>
   </w:style>
@@ -14583,6 +15163,7 @@
     <w:name w:val="StringTok"/>
     <w:basedOn w:val="VerbatimChar"/>
     <w:rPr>
+      <w:rFonts w:eastAsia="黑体"/>
       <w:color w:val="4070a0"/>
     </w:rPr>
   </w:style>
@@ -14590,6 +15171,7 @@
     <w:name w:val="VerbatimStringTok"/>
     <w:basedOn w:val="VerbatimChar"/>
     <w:rPr>
+      <w:rFonts w:eastAsia="黑体"/>
       <w:color w:val="4070a0"/>
     </w:rPr>
   </w:style>
@@ -14597,6 +15179,7 @@
     <w:name w:val="SpecialStringTok"/>
     <w:basedOn w:val="VerbatimChar"/>
     <w:rPr>
+      <w:rFonts w:eastAsia="黑体"/>
       <w:color w:val="bb6688"/>
     </w:rPr>
   </w:style>
@@ -14604,6 +15187,7 @@
     <w:name w:val="ImportTok"/>
     <w:basedOn w:val="VerbatimChar"/>
     <w:rPr>
+      <w:rFonts w:eastAsia="黑体"/>
       <w:b/>
       <w:color w:val="008000"/>
     </w:rPr>
@@ -14612,6 +15196,7 @@
     <w:name w:val="CommentTok"/>
     <w:basedOn w:val="VerbatimChar"/>
     <w:rPr>
+      <w:rFonts w:eastAsia="黑体"/>
       <w:i/>
       <w:color w:val="60a0b0"/>
     </w:rPr>
@@ -14620,6 +15205,7 @@
     <w:name w:val="DocumentationTok"/>
     <w:basedOn w:val="VerbatimChar"/>
     <w:rPr>
+      <w:rFonts w:eastAsia="黑体"/>
       <w:i/>
       <w:color w:val="ba2121"/>
     </w:rPr>
@@ -14628,6 +15214,7 @@
     <w:name w:val="AnnotationTok"/>
     <w:basedOn w:val="VerbatimChar"/>
     <w:rPr>
+      <w:rFonts w:eastAsia="黑体"/>
       <w:b/>
       <w:i/>
       <w:color w:val="60a0b0"/>
@@ -14637,6 +15224,7 @@
     <w:name w:val="CommentVarTok"/>
     <w:basedOn w:val="VerbatimChar"/>
     <w:rPr>
+      <w:rFonts w:eastAsia="黑体"/>
       <w:b/>
       <w:i/>
       <w:color w:val="60a0b0"/>
@@ -14646,6 +15234,7 @@
     <w:name w:val="OtherTok"/>
     <w:basedOn w:val="VerbatimChar"/>
     <w:rPr>
+      <w:rFonts w:eastAsia="黑体"/>
       <w:color w:val="007020"/>
     </w:rPr>
   </w:style>
@@ -14653,6 +15242,7 @@
     <w:name w:val="FunctionTok"/>
     <w:basedOn w:val="VerbatimChar"/>
     <w:rPr>
+      <w:rFonts w:eastAsia="黑体"/>
       <w:color w:val="06287e"/>
     </w:rPr>
   </w:style>
@@ -14660,6 +15250,7 @@
     <w:name w:val="VariableTok"/>
     <w:basedOn w:val="VerbatimChar"/>
     <w:rPr>
+      <w:rFonts w:eastAsia="黑体"/>
       <w:color w:val="19177c"/>
     </w:rPr>
   </w:style>
@@ -14667,6 +15258,7 @@
     <w:name w:val="ControlFlowTok"/>
     <w:basedOn w:val="VerbatimChar"/>
     <w:rPr>
+      <w:rFonts w:eastAsia="黑体"/>
       <w:b/>
       <w:color w:val="007020"/>
     </w:rPr>
@@ -14675,6 +15267,7 @@
     <w:name w:val="OperatorTok"/>
     <w:basedOn w:val="VerbatimChar"/>
     <w:rPr>
+      <w:rFonts w:eastAsia="黑体"/>
       <w:color w:val="666666"/>
     </w:rPr>
   </w:style>
@@ -14682,18 +15275,22 @@
     <w:name w:val="BuiltInTok"/>
     <w:basedOn w:val="VerbatimChar"/>
     <w:rPr>
+      <w:rFonts w:eastAsia="黑体"/>
       <w:color w:val="008000"/>
     </w:rPr>
   </w:style>
   <w:style w:type="character" w:customStyle="1" w:styleId="ExtensionTok">
     <w:name w:val="ExtensionTok"/>
     <w:basedOn w:val="VerbatimChar"/>
-    <w:rPr/>
+    <w:rPr>
+      <w:rFonts w:eastAsia="黑体"/>
+    </w:rPr>
   </w:style>
   <w:style w:type="character" w:customStyle="1" w:styleId="PreprocessorTok">
     <w:name w:val="PreprocessorTok"/>
     <w:basedOn w:val="VerbatimChar"/>
     <w:rPr>
+      <w:rFonts w:eastAsia="黑体"/>
       <w:color w:val="bc7a00"/>
     </w:rPr>
   </w:style>
@@ -14701,18 +15298,22 @@
     <w:name w:val="AttributeTok"/>
     <w:basedOn w:val="VerbatimChar"/>
     <w:rPr>
+      <w:rFonts w:eastAsia="黑体"/>
       <w:color w:val="7d9029"/>
     </w:rPr>
   </w:style>
   <w:style w:type="character" w:customStyle="1" w:styleId="RegionMarkerTok">
     <w:name w:val="RegionMarkerTok"/>
     <w:basedOn w:val="VerbatimChar"/>
-    <w:rPr/>
+    <w:rPr>
+      <w:rFonts w:eastAsia="黑体"/>
+    </w:rPr>
   </w:style>
   <w:style w:type="character" w:customStyle="1" w:styleId="InformationTok">
     <w:name w:val="InformationTok"/>
     <w:basedOn w:val="VerbatimChar"/>
     <w:rPr>
+      <w:rFonts w:eastAsia="黑体"/>
       <w:b/>
       <w:i/>
       <w:color w:val="60a0b0"/>
@@ -14722,6 +15323,7 @@
     <w:name w:val="WarningTok"/>
     <w:basedOn w:val="VerbatimChar"/>
     <w:rPr>
+      <w:rFonts w:eastAsia="黑体"/>
       <w:b/>
       <w:i/>
       <w:color w:val="60a0b0"/>
@@ -14731,6 +15333,7 @@
     <w:name w:val="AlertTok"/>
     <w:basedOn w:val="VerbatimChar"/>
     <w:rPr>
+      <w:rFonts w:eastAsia="黑体"/>
       <w:b/>
       <w:color w:val="ff0000"/>
     </w:rPr>
@@ -14739,6 +15342,7 @@
     <w:name w:val="ErrorTok"/>
     <w:basedOn w:val="VerbatimChar"/>
     <w:rPr>
+      <w:rFonts w:eastAsia="黑体"/>
       <w:b/>
       <w:color w:val="ff0000"/>
     </w:rPr>
@@ -14746,7 +15350,9 @@
   <w:style w:type="character" w:customStyle="1" w:styleId="NormalTok">
     <w:name w:val="NormalTok"/>
     <w:basedOn w:val="VerbatimChar"/>
-    <w:rPr/>
+    <w:rPr>
+      <w:rFonts w:eastAsia="黑体"/>
+    </w:rPr>
   </w:style>
 </w:styles>
 </file>
@@ -14795,12 +15401,12 @@
     <a:fontScheme name="Office">
       <a:majorFont>
         <a:latin typeface="Calibri"/>
-        <a:ea typeface=""/>
+        <a:ea typeface="黑体"/>
         <a:cs typeface=""/>
         <a:font script="Jpan" typeface="ＭＳ ゴシック"/>
         <a:font script="Hang" typeface="맑은 고딕"/>
-        <a:font script="Hans" typeface="宋体"/>
-        <a:font script="Hant" typeface="新細明體"/>
+        <a:font script="Hans" typeface="黑体"/>
+        <a:font script="Hant" typeface="黑体"/>
         <a:font script="Arab" typeface="Times New Roman"/>
         <a:font script="Hebr" typeface="Times New Roman"/>
         <a:font script="Thai" typeface="Angsana New"/>
@@ -14830,12 +15436,12 @@
       </a:majorFont>
       <a:minorFont>
         <a:latin typeface="Cambria"/>
-        <a:ea typeface=""/>
+        <a:ea typeface="黑体"/>
         <a:cs typeface=""/>
         <a:font script="Jpan" typeface="ＭＳ 明朝"/>
         <a:font script="Hang" typeface="맑은 고딕"/>
-        <a:font script="Hans" typeface="宋体"/>
-        <a:font script="Hant" typeface="新細明體"/>
+        <a:font script="Hans" typeface="黑体"/>
+        <a:font script="Hant" typeface="黑体"/>
         <a:font script="Arab" typeface="Arial"/>
         <a:font script="Hebr" typeface="Arial"/>
         <a:font script="Thai" typeface="Cordia New"/>

--- a/01-电源电路/04-电池充放电管理/电池均衡电路/电池均衡电路.docx
+++ b/01-电源电路/04-电池充放电管理/电池均衡电路/电池均衡电路.docx
@@ -2330,7 +2330,7 @@
           <w:color w:val="555555"/>
           <w:sz w:val="21"/>
         </w:rPr>
-        <w:t>材料收集者：杜文杰，WX手机：19519196569，QQ:3478827729</w:t>
+        <w:t>材料收集者：杜文杰，微信/手机：19519196569，QQ:3478827729</w:t>
       </w:r>
     </w:p>
     <w:sectPr>
